--- a/docs/Documento-de-Visao-e-Requisitos.docx
+++ b/docs/Documento-de-Visao-e-Requisitos.docx
@@ -410,7 +410,7 @@
           <w:sz w:val="20"/>
         </w:rPr>
         <w:tab/>
-        <w:t>23</w:t>
+        <w:t>24</w:t>
       </w:r>
     </w:p>
     <w:p>
@@ -436,7 +436,7 @@
           <w:sz w:val="20"/>
         </w:rPr>
         <w:tab/>
-        <w:t>26</w:t>
+        <w:t>27</w:t>
       </w:r>
     </w:p>
     <w:p>
@@ -462,7 +462,7 @@
           <w:sz w:val="20"/>
         </w:rPr>
         <w:tab/>
-        <w:t>33</w:t>
+        <w:t>34</w:t>
       </w:r>
     </w:p>
     <w:p>
@@ -488,7 +488,7 @@
           <w:sz w:val="20"/>
         </w:rPr>
         <w:tab/>
-        <w:t>37</w:t>
+        <w:t>38</w:t>
       </w:r>
     </w:p>
     <w:p>
@@ -514,7 +514,7 @@
           <w:sz w:val="20"/>
         </w:rPr>
         <w:tab/>
-        <w:t>40</w:t>
+        <w:t>41</w:t>
       </w:r>
     </w:p>
     <w:p>
@@ -540,7 +540,7 @@
           <w:sz w:val="20"/>
         </w:rPr>
         <w:tab/>
-        <w:t>42</w:t>
+        <w:t>43</w:t>
       </w:r>
     </w:p>
     <w:p>
@@ -566,7 +566,7 @@
           <w:sz w:val="20"/>
         </w:rPr>
         <w:tab/>
-        <w:t>45</w:t>
+        <w:t>46</w:t>
       </w:r>
     </w:p>
     <w:p>
@@ -592,7 +592,7 @@
           <w:sz w:val="20"/>
         </w:rPr>
         <w:tab/>
-        <w:t>50</w:t>
+        <w:t>51</w:t>
       </w:r>
     </w:p>
     <w:p>
@@ -618,7 +618,7 @@
           <w:sz w:val="20"/>
         </w:rPr>
         <w:tab/>
-        <w:t>59</w:t>
+        <w:t>60</w:t>
       </w:r>
     </w:p>
     <w:p>
@@ -644,7 +644,7 @@
           <w:sz w:val="20"/>
         </w:rPr>
         <w:tab/>
-        <w:t>64</w:t>
+        <w:t>65</w:t>
       </w:r>
     </w:p>
     <w:p>
@@ -670,7 +670,7 @@
           <w:sz w:val="20"/>
         </w:rPr>
         <w:tab/>
-        <w:t>67</w:t>
+        <w:t>68</w:t>
       </w:r>
     </w:p>
     <w:p>
@@ -696,7 +696,7 @@
           <w:sz w:val="20"/>
         </w:rPr>
         <w:tab/>
-        <w:t>70</w:t>
+        <w:t>71</w:t>
       </w:r>
     </w:p>
     <w:p>
@@ -722,7 +722,7 @@
           <w:sz w:val="20"/>
         </w:rPr>
         <w:tab/>
-        <w:t>74</w:t>
+        <w:t>75</w:t>
       </w:r>
     </w:p>
     <w:p>
@@ -748,7 +748,7 @@
           <w:sz w:val="20"/>
         </w:rPr>
         <w:tab/>
-        <w:t>83</w:t>
+        <w:t>84</w:t>
       </w:r>
     </w:p>
     <w:p>
@@ -774,7 +774,7 @@
           <w:sz w:val="20"/>
         </w:rPr>
         <w:tab/>
-        <w:t>86</w:t>
+        <w:t>87</w:t>
       </w:r>
     </w:p>
     <w:p>
@@ -6263,7 +6263,7 @@
     </w:p>
     <w:bookmarkEnd w:id="43"/>
     <w:bookmarkEnd w:id="44"/>
-    <w:bookmarkStart w:id="55" w:name="histórico-de-alterações"/>
+    <w:bookmarkStart w:id="56" w:name="histórico-de-alterações"/>
     <w:p>
       <w:pPr>
         <w:pStyle w:val="Heading1"/>
@@ -9815,7 +9815,7 @@
       </w:tr>
     </w:tbl>
     <w:bookmarkEnd w:id="53"/>
-    <w:bookmarkStart w:id="54" w:name="pendência-registrada"/>
+    <w:bookmarkStart w:id="54" w:name="construção-do-mvp-21092026"/>
     <w:p>
       <w:pPr>
         <w:pStyle w:val="Heading2"/>
@@ -9825,6 +9825,375 @@
           <w:rStyle w:val="SectionNumber"/>
         </w:rPr>
         <w:t xml:space="preserve">9.10</w:t>
+      </w:r>
+      <w:r>
+        <w:tab/>
+      </w:r>
+      <w:r>
+        <w:t xml:space="preserve">Construção do MVP — 21/⁠09/⁠2026</w:t>
+      </w:r>
+    </w:p>
+    <w:p>
+      <w:pPr>
+        <w:pStyle w:val="FirstParagraph"/>
+      </w:pPr>
+      <w:r>
+        <w:t xml:space="preserve">Rodada de implementação que levou o sistema do estado da Entrega 3 ao MVP construído. Nenhum requisito, regra ou caso de uso foi alterado: o que mudou foi o código passar a fazer o que os documentos já descreviam.</w:t>
+      </w:r>
+    </w:p>
+    <w:tbl>
+      <w:tblPr>
+        <w:tblStyle w:val="Table"/>
+        <w:tblW w:type="pct" w:w="5000"/>
+        <w:tblLook w:firstRow="1" w:lastRow="0" w:firstColumn="0" w:lastColumn="0" w:noHBand="0" w:noVBand="0" w:val="0020"/>
+        <w:jc w:val="start"/>
+      </w:tblPr>
+      <w:tblGrid>
+        <w:gridCol w:w="1452"/>
+        <w:gridCol w:w="3234"/>
+        <w:gridCol w:w="3234"/>
+      </w:tblGrid>
+      <w:tr>
+        <w:trPr>
+          <w:tblHeader w:val="true"/>
+        </w:trPr>
+        <w:tc>
+          <w:tcPr>
+            <w:shd w:val="clear" w:color="auto" w:fill="E0F7FC"/>
+            <w:tcBorders>
+              <w:bottom w:val="single" w:sz="10" w:space="0" w:color="0891B2"/>
+            </w:tcBorders>
+          </w:tcPr>
+          <w:p>
+            <w:pPr>
+              <w:pStyle w:val="Compact"/>
+              <w:jc w:val="left"/>
+            </w:pPr>
+            <w:r>
+              <w:t xml:space="preserve">Item</w:t>
+            </w:r>
+          </w:p>
+        </w:tc>
+        <w:tc>
+          <w:tcPr>
+            <w:shd w:val="clear" w:color="auto" w:fill="E0F7FC"/>
+            <w:tcBorders>
+              <w:bottom w:val="single" w:sz="10" w:space="0" w:color="0891B2"/>
+            </w:tcBorders>
+          </w:tcPr>
+          <w:p>
+            <w:pPr>
+              <w:pStyle w:val="Compact"/>
+              <w:jc w:val="left"/>
+            </w:pPr>
+            <w:r>
+              <w:t xml:space="preserve">Alteração</w:t>
+            </w:r>
+          </w:p>
+        </w:tc>
+        <w:tc>
+          <w:tcPr>
+            <w:shd w:val="clear" w:color="auto" w:fill="E0F7FC"/>
+            <w:tcBorders>
+              <w:bottom w:val="single" w:sz="10" w:space="0" w:color="0891B2"/>
+            </w:tcBorders>
+          </w:tcPr>
+          <w:p>
+            <w:pPr>
+              <w:pStyle w:val="Compact"/>
+              <w:jc w:val="left"/>
+            </w:pPr>
+            <w:r>
+              <w:t xml:space="preserve">Motivo</w:t>
+            </w:r>
+          </w:p>
+        </w:tc>
+      </w:tr>
+      <w:tr>
+        <w:tc>
+          <w:tcPr/>
+          <w:p>
+            <w:pPr>
+              <w:pStyle w:val="Compact"/>
+              <w:jc w:val="left"/>
+            </w:pPr>
+            <w:r>
+              <w:t xml:space="preserve">Doc. 12 — Backlog</w:t>
+            </w:r>
+          </w:p>
+        </w:tc>
+        <w:tc>
+          <w:tcPr/>
+          <w:p>
+            <w:pPr>
+              <w:pStyle w:val="Compact"/>
+              <w:jc w:val="left"/>
+            </w:pPr>
+            <w:r>
+              <w:t xml:space="preserve">13 tarefas passaram de</w:t>
+            </w:r>
+            <w:r>
+              <w:t xml:space="preserve"> </w:t>
+            </w:r>
+            <w:r>
+              <w:rPr>
+                <w:iCs/>
+                <w:i/>
+              </w:rPr>
+              <w:t xml:space="preserve">A fazer</w:t>
+            </w:r>
+            <w:r>
+              <w:t xml:space="preserve"> </w:t>
+            </w:r>
+            <w:r>
+              <w:t xml:space="preserve">e</w:t>
+            </w:r>
+            <w:r>
+              <w:t xml:space="preserve"> </w:t>
+            </w:r>
+            <w:r>
+              <w:rPr>
+                <w:iCs/>
+                <w:i/>
+              </w:rPr>
+              <w:t xml:space="preserve">Em andamento</w:t>
+            </w:r>
+            <w:r>
+              <w:t xml:space="preserve"> </w:t>
+            </w:r>
+            <w:r>
+              <w:t xml:space="preserve">para</w:t>
+            </w:r>
+            <w:r>
+              <w:t xml:space="preserve"> </w:t>
+            </w:r>
+            <w:r>
+              <w:rPr>
+                <w:iCs/>
+                <w:i/>
+              </w:rPr>
+              <w:t xml:space="preserve">Concluída</w:t>
+            </w:r>
+            <w:r>
+              <w:t xml:space="preserve">, restando a T24 em andamento</w:t>
+            </w:r>
+          </w:p>
+        </w:tc>
+        <w:tc>
+          <w:tcPr/>
+          <w:p>
+            <w:pPr>
+              <w:pStyle w:val="Compact"/>
+              <w:jc w:val="left"/>
+            </w:pPr>
+            <w:r>
+              <w:t xml:space="preserve">Execução do caminho crítico T06 → T07 → T13 → T12 → T18 → T21 e das tarefas paralelas</w:t>
+            </w:r>
+          </w:p>
+        </w:tc>
+      </w:tr>
+      <w:tr>
+        <w:tc>
+          <w:tcPr/>
+          <w:p>
+            <w:pPr>
+              <w:pStyle w:val="Compact"/>
+              <w:jc w:val="left"/>
+            </w:pPr>
+            <w:r>
+              <w:t xml:space="preserve">Doc. 12 — Situação geral</w:t>
+            </w:r>
+          </w:p>
+        </w:tc>
+        <w:tc>
+          <w:tcPr/>
+          <w:p>
+            <w:pPr>
+              <w:pStyle w:val="Compact"/>
+              <w:jc w:val="left"/>
+            </w:pPr>
+            <w:r>
+              <w:t xml:space="preserve">Tabela corrigida de 9/3/12 para a contagem real das linhas, e depois atualizada para 23/1/—</w:t>
+            </w:r>
+          </w:p>
+        </w:tc>
+        <w:tc>
+          <w:tcPr/>
+          <w:p>
+            <w:pPr>
+              <w:pStyle w:val="Compact"/>
+              <w:jc w:val="left"/>
+            </w:pPr>
+            <w:r>
+              <w:t xml:space="preserve">A tabela resumo divergia das linhas da tabela de tarefas desde a Entrega 3</w:t>
+            </w:r>
+          </w:p>
+        </w:tc>
+      </w:tr>
+      <w:tr>
+        <w:tc>
+          <w:tcPr/>
+          <w:p>
+            <w:pPr>
+              <w:pStyle w:val="Compact"/>
+              <w:jc w:val="left"/>
+            </w:pPr>
+            <w:r>
+              <w:t xml:space="preserve">Doc. 14 — MVP</w:t>
+            </w:r>
+          </w:p>
+        </w:tc>
+        <w:tc>
+          <w:tcPr/>
+          <w:p>
+            <w:pPr>
+              <w:pStyle w:val="Compact"/>
+              <w:jc w:val="left"/>
+            </w:pPr>
+            <w:r>
+              <w:t xml:space="preserve">A seção</w:t>
+            </w:r>
+            <w:r>
+              <w:t xml:space="preserve"> </w:t>
+            </w:r>
+            <w:r>
+              <w:t xml:space="preserve">“</w:t>
+            </w:r>
+            <w:r>
+              <w:t xml:space="preserve">O que falta construir</w:t>
+            </w:r>
+            <w:r>
+              <w:t xml:space="preserve">”</w:t>
+            </w:r>
+            <w:r>
+              <w:t xml:space="preserve"> </w:t>
+            </w:r>
+            <w:r>
+              <w:t xml:space="preserve">passou a</w:t>
+            </w:r>
+            <w:r>
+              <w:t xml:space="preserve"> </w:t>
+            </w:r>
+            <w:r>
+              <w:t xml:space="preserve">“</w:t>
+            </w:r>
+            <w:r>
+              <w:t xml:space="preserve">Situação da construção</w:t>
+            </w:r>
+            <w:r>
+              <w:t xml:space="preserve">”</w:t>
+            </w:r>
+            <w:r>
+              <w:t xml:space="preserve">, com o que entrou em cada tarefa do caminho crítico e o registro da migração de dados</w:t>
+            </w:r>
+          </w:p>
+        </w:tc>
+        <w:tc>
+          <w:tcPr/>
+          <w:p>
+            <w:pPr>
+              <w:pStyle w:val="Compact"/>
+              <w:jc w:val="left"/>
+            </w:pPr>
+            <w:r>
+              <w:t xml:space="preserve">O documento descrevia um estado que deixou de valer</w:t>
+            </w:r>
+          </w:p>
+        </w:tc>
+      </w:tr>
+      <w:tr>
+        <w:tc>
+          <w:tcPr/>
+          <w:p>
+            <w:pPr>
+              <w:pStyle w:val="Compact"/>
+              <w:jc w:val="left"/>
+            </w:pPr>
+            <w:r>
+              <w:t xml:space="preserve">Pasta</w:t>
+            </w:r>
+            <w:r>
+              <w:t xml:space="preserve"> </w:t>
+            </w:r>
+            <w:r>
+              <w:rPr>
+                <w:rStyle w:val="VerbatimChar"/>
+              </w:rPr>
+              <w:t xml:space="preserve">src/</w:t>
+            </w:r>
+          </w:p>
+        </w:tc>
+        <w:tc>
+          <w:tcPr/>
+          <w:p>
+            <w:pPr>
+              <w:pStyle w:val="Compact"/>
+              <w:jc w:val="left"/>
+            </w:pPr>
+            <w:r>
+              <w:t xml:space="preserve">Deixou de estar vazia: recebeu o código-fonte da aplicação</w:t>
+            </w:r>
+          </w:p>
+        </w:tc>
+        <w:tc>
+          <w:tcPr/>
+          <w:p>
+            <w:pPr>
+              <w:pStyle w:val="Compact"/>
+              <w:jc w:val="left"/>
+            </w:pPr>
+            <w:r>
+              <w:t xml:space="preserve">A pasta existia como reserva desde a Entrega 2</w:t>
+            </w:r>
+          </w:p>
+        </w:tc>
+      </w:tr>
+    </w:tbl>
+    <w:p>
+      <w:pPr>
+        <w:pStyle w:val="BodyText"/>
+      </w:pPr>
+      <w:r>
+        <w:t xml:space="preserve">Quinze das dezessete regras de negócio ficaram implementadas. As duas de fora, RN11 (ofensiva) e RN12 (conquistas), pertencem a requisitos classificados como desejáveis e não entraram no MVP — sem bloquear caminho, já que a data de conclusão da atividade passou a ser gravada.</w:t>
+      </w:r>
+    </w:p>
+    <w:p>
+      <w:pPr>
+        <w:pStyle w:val="BodyText"/>
+      </w:pPr>
+      <w:r>
+        <w:t xml:space="preserve">Os dados gravados no navegador por quem já usava o sistema foram convertidos ao formato novo, e não descartados: a disciplina que era texto livre dentro da atividade virou cadastro próprio, com um conteúdo</w:t>
+      </w:r>
+      <w:r>
+        <w:t xml:space="preserve"> </w:t>
+      </w:r>
+      <w:r>
+        <w:t xml:space="preserve">“</w:t>
+      </w:r>
+      <w:r>
+        <w:t xml:space="preserve">Geral</w:t>
+      </w:r>
+      <w:r>
+        <w:t xml:space="preserve">”</w:t>
+      </w:r>
+      <w:r>
+        <w:t xml:space="preserve"> </w:t>
+      </w:r>
+      <w:r>
+        <w:t xml:space="preserve">recebendo as atividades existentes.</w:t>
+      </w:r>
+    </w:p>
+    <w:bookmarkEnd w:id="54"/>
+    <w:bookmarkStart w:id="55" w:name="pendência-registrada"/>
+    <w:p>
+      <w:pPr>
+        <w:pStyle w:val="Heading2"/>
+      </w:pPr>
+      <w:r>
+        <w:rPr>
+          <w:rStyle w:val="SectionNumber"/>
+        </w:rPr>
+        <w:t xml:space="preserve">9.11</w:t>
       </w:r>
       <w:r>
         <w:tab/>
@@ -9915,9 +10284,9 @@
         <w:br w:type="page"/>
       </w:r>
     </w:p>
-    <w:bookmarkEnd w:id="54"/>
     <w:bookmarkEnd w:id="55"/>
-    <w:bookmarkStart w:id="60" w:name="diagrama-de-casos-de-uso"/>
+    <w:bookmarkEnd w:id="56"/>
+    <w:bookmarkStart w:id="61" w:name="diagrama-de-casos-de-uso"/>
     <w:p>
       <w:pPr>
         <w:pStyle w:val="Heading1"/>
@@ -10069,18 +10438,18 @@
           <wp:inline>
             <wp:extent cx="5579999" cy="6191999"/>
             <wp:effectExtent b="0" l="0" r="0" t="0"/>
-            <wp:docPr descr="" title="" id="57" name="Picture"/>
+            <wp:docPr descr="" title="" id="58" name="Picture"/>
             <a:graphic>
               <a:graphicData uri="http://schemas.openxmlformats.org/drawingml/2006/picture">
                 <pic:pic>
                   <pic:nvPicPr>
-                    <pic:cNvPr descr="/home/claude/build-doc/img/diagramas_01-casos-de-uso_0.png" id="58" name="Picture"/>
+                    <pic:cNvPr descr="/home/claude/build-doc/img/diagramas_01-casos-de-uso_0.png" id="59" name="Picture"/>
                     <pic:cNvPicPr>
                       <a:picLocks noChangeArrowheads="1" noChangeAspect="1"/>
                     </pic:cNvPicPr>
                   </pic:nvPicPr>
                   <pic:blipFill>
-                    <a:blip r:embed="rId56"/>
+                    <a:blip r:embed="rId57"/>
                     <a:stretch>
                       <a:fillRect/>
                     </a:stretch>
@@ -10127,7 +10496,7 @@
         <w:t xml:space="preserve">Este é o único diagrama do repositório desenhado em SVG e não em Mermaid. O Mermaid não possui a forma de ator da UML — o boneco palito —, e usar a mesma forma para a pessoa e para o serviço externo apagaria justamente a distinção que o diagrama precisa mostrar. O SVG é texto, fica versionado como os demais e usa a mesma paleta e a mesma tipografia dos outros diagramas, descritas na identidade visual.</w:t>
       </w:r>
     </w:p>
-    <w:bookmarkStart w:id="59" w:name="X5d9edabf6f9e0f37692a172b942c2c94619736d"/>
+    <w:bookmarkStart w:id="60" w:name="X5d9edabf6f9e0f37692a172b942c2c94619736d"/>
     <w:p>
       <w:pPr>
         <w:pStyle w:val="Heading2"/>
@@ -10866,9 +11235,9 @@
         <w:br w:type="page"/>
       </w:r>
     </w:p>
-    <w:bookmarkEnd w:id="59"/>
     <w:bookmarkEnd w:id="60"/>
-    <w:bookmarkStart w:id="69" w:name="especificação-dos-casos-de-uso"/>
+    <w:bookmarkEnd w:id="61"/>
+    <w:bookmarkStart w:id="70" w:name="especificação-dos-casos-de-uso"/>
     <w:p>
       <w:pPr>
         <w:pStyle w:val="Heading1"/>
@@ -10894,7 +11263,7 @@
         <w:t xml:space="preserve">Estão especificados a seguir os oito casos de uso prioritários. O diagrama de casos de uso apresenta os doze casos identificados e sua correspondência com os requisitos.</w:t>
       </w:r>
     </w:p>
-    <w:bookmarkStart w:id="61" w:name="uc01-gerenciar-grupo-de-estudo"/>
+    <w:bookmarkStart w:id="62" w:name="uc01-gerenciar-grupo-de-estudo"/>
     <w:p>
       <w:pPr>
         <w:pStyle w:val="Heading2"/>
@@ -11294,8 +11663,8 @@
         <w:t xml:space="preserve">Existe um grupo ativo na sessão e o estudante tem acesso às telas privadas do sistema.</w:t>
       </w:r>
     </w:p>
-    <w:bookmarkEnd w:id="61"/>
-    <w:bookmarkStart w:id="62" w:name="uc02-gerenciar-membros"/>
+    <w:bookmarkEnd w:id="62"/>
+    <w:bookmarkStart w:id="63" w:name="uc02-gerenciar-membros"/>
     <w:p>
       <w:pPr>
         <w:pStyle w:val="Heading2"/>
@@ -11715,8 +12084,8 @@
         <w:t xml:space="preserve">O membro passa a estar disponível para ser responsável por atividades (RN03).</w:t>
       </w:r>
     </w:p>
-    <w:bookmarkEnd w:id="62"/>
-    <w:bookmarkStart w:id="63" w:name="uc03-gerenciar-disciplinas"/>
+    <w:bookmarkEnd w:id="63"/>
+    <w:bookmarkStart w:id="64" w:name="uc03-gerenciar-disciplinas"/>
     <w:p>
       <w:pPr>
         <w:pStyle w:val="Heading2"/>
@@ -12126,8 +12495,8 @@
         <w:t xml:space="preserve">A disciplina está disponível para receber conteúdos e, por meio deles, atividades.</w:t>
       </w:r>
     </w:p>
-    <w:bookmarkEnd w:id="63"/>
-    <w:bookmarkStart w:id="64" w:name="uc05-cadastrar-atividade"/>
+    <w:bookmarkEnd w:id="64"/>
+    <w:bookmarkStart w:id="65" w:name="uc05-cadastrar-atividade"/>
     <w:p>
       <w:pPr>
         <w:pStyle w:val="Heading2"/>
@@ -12579,8 +12948,8 @@
         <w:t xml:space="preserve">A atividade existe, aparece nas listagens e no painel, e passa a compor o peso total do seu conteúdo para efeito de cálculo de progresso (RN08).</w:t>
       </w:r>
     </w:p>
-    <w:bookmarkEnd w:id="64"/>
-    <w:bookmarkStart w:id="65" w:name="uc07-concluir-atividade"/>
+    <w:bookmarkEnd w:id="65"/>
+    <w:bookmarkStart w:id="66" w:name="uc07-concluir-atividade"/>
     <w:p>
       <w:pPr>
         <w:pStyle w:val="Heading2"/>
@@ -13107,8 +13476,8 @@
         <w:t xml:space="preserve">As conquistas atingidas estão registradas e visíveis no perfil do estudante.</w:t>
       </w:r>
     </w:p>
-    <w:bookmarkEnd w:id="65"/>
-    <w:bookmarkStart w:id="66" w:name="uc08-acompanhar-progresso"/>
+    <w:bookmarkEnd w:id="66"/>
+    <w:bookmarkStart w:id="67" w:name="uc08-acompanhar-progresso"/>
     <w:p>
       <w:pPr>
         <w:pStyle w:val="Heading2"/>
@@ -13560,8 +13929,8 @@
         <w:t xml:space="preserve">Nenhuma alteração nos dados. O caso de uso é apenas de consulta.</w:t>
       </w:r>
     </w:p>
-    <w:bookmarkEnd w:id="66"/>
-    <w:bookmarkStart w:id="67" w:name="uc09-consultar-painel-de-desempenho"/>
+    <w:bookmarkEnd w:id="67"/>
+    <w:bookmarkStart w:id="68" w:name="uc09-consultar-painel-de-desempenho"/>
     <w:p>
       <w:pPr>
         <w:pStyle w:val="Heading2"/>
@@ -13905,8 +14274,8 @@
         <w:t xml:space="preserve">Nenhuma alteração nos dados. O caso de uso é apenas de consulta.</w:t>
       </w:r>
     </w:p>
-    <w:bookmarkEnd w:id="67"/>
-    <w:bookmarkStart w:id="68" w:name="uc12-carregar-dados-de-exemplo"/>
+    <w:bookmarkEnd w:id="68"/>
+    <w:bookmarkStart w:id="69" w:name="uc12-carregar-dados-de-exemplo"/>
     <w:p>
       <w:pPr>
         <w:pStyle w:val="Heading2"/>
@@ -14197,9 +14566,9 @@
         <w:br w:type="page"/>
       </w:r>
     </w:p>
-    <w:bookmarkEnd w:id="68"/>
     <w:bookmarkEnd w:id="69"/>
-    <w:bookmarkStart w:id="78" w:name="X48f884a284438b94ba0ff77fc232f8ba32daf6f"/>
+    <w:bookmarkEnd w:id="70"/>
+    <w:bookmarkStart w:id="79" w:name="X48f884a284438b94ba0ff77fc232f8ba32daf6f"/>
     <w:p>
       <w:pPr>
         <w:pStyle w:val="Heading1"/>
@@ -14234,18 +14603,18 @@
           <wp:inline>
             <wp:extent cx="4114799" cy="7919999"/>
             <wp:effectExtent b="0" l="0" r="0" t="0"/>
-            <wp:docPr descr="" title="" id="71" name="Picture"/>
+            <wp:docPr descr="" title="" id="72" name="Picture"/>
             <a:graphic>
               <a:graphicData uri="http://schemas.openxmlformats.org/drawingml/2006/picture">
                 <pic:pic>
                   <pic:nvPicPr>
-                    <pic:cNvPr descr="/home/claude/build-doc/img/diagramas_03-atividade-concluir_0.png" id="72" name="Picture"/>
+                    <pic:cNvPr descr="/home/claude/build-doc/img/diagramas_03-atividade-concluir_0.png" id="73" name="Picture"/>
                     <pic:cNvPicPr>
                       <a:picLocks noChangeArrowheads="1" noChangeAspect="1"/>
                     </pic:cNvPicPr>
                   </pic:nvPicPr>
                   <pic:blipFill>
-                    <a:blip r:embed="rId70"/>
+                    <a:blip r:embed="rId71"/>
                     <a:stretch>
                       <a:fillRect/>
                     </a:stretch>
@@ -14284,7 +14653,7 @@
         <w:t xml:space="preserve">Figura 2 — Fluxo de conclusão de atividade</w:t>
       </w:r>
     </w:p>
-    <w:bookmarkStart w:id="76" w:name="fluxo-de-reversão"/>
+    <w:bookmarkStart w:id="77" w:name="fluxo-de-reversão"/>
     <w:p>
       <w:pPr>
         <w:pStyle w:val="Heading2"/>
@@ -14335,18 +14704,18 @@
           <wp:inline>
             <wp:extent cx="2372399" cy="7919999"/>
             <wp:effectExtent b="0" l="0" r="0" t="0"/>
-            <wp:docPr descr="" title="" id="74" name="Picture"/>
+            <wp:docPr descr="" title="" id="75" name="Picture"/>
             <a:graphic>
               <a:graphicData uri="http://schemas.openxmlformats.org/drawingml/2006/picture">
                 <pic:pic>
                   <pic:nvPicPr>
-                    <pic:cNvPr descr="/home/claude/build-doc/img/diagramas_03-atividade-concluir_1.png" id="75" name="Picture"/>
+                    <pic:cNvPr descr="/home/claude/build-doc/img/diagramas_03-atividade-concluir_1.png" id="76" name="Picture"/>
                     <pic:cNvPicPr>
                       <a:picLocks noChangeArrowheads="1" noChangeAspect="1"/>
                     </pic:cNvPicPr>
                   </pic:nvPicPr>
                   <pic:blipFill>
-                    <a:blip r:embed="rId73"/>
+                    <a:blip r:embed="rId74"/>
                     <a:stretch>
                       <a:fillRect/>
                     </a:stretch>
@@ -14385,8 +14754,8 @@
         <w:t xml:space="preserve">Figura 3 — Fluxo de reversão da conclusão</w:t>
       </w:r>
     </w:p>
-    <w:bookmarkEnd w:id="76"/>
-    <w:bookmarkStart w:id="77" w:name="decisões-representadas"/>
+    <w:bookmarkEnd w:id="77"/>
+    <w:bookmarkStart w:id="78" w:name="decisões-representadas"/>
     <w:p>
       <w:pPr>
         <w:pStyle w:val="Heading2"/>
@@ -14592,9 +14961,9 @@
         <w:br w:type="page"/>
       </w:r>
     </w:p>
-    <w:bookmarkEnd w:id="77"/>
     <w:bookmarkEnd w:id="78"/>
-    <w:bookmarkStart w:id="84" w:name="X48a0dba307ad2f9fa964caa52c0ff4f414f832c"/>
+    <w:bookmarkEnd w:id="79"/>
+    <w:bookmarkStart w:id="85" w:name="X48a0dba307ad2f9fa964caa52c0ff4f414f832c"/>
     <w:p>
       <w:pPr>
         <w:pStyle w:val="Heading1"/>
@@ -14629,18 +14998,18 @@
           <wp:inline>
             <wp:extent cx="4845599" cy="7919999"/>
             <wp:effectExtent b="0" l="0" r="0" t="0"/>
-            <wp:docPr descr="" title="" id="80" name="Picture"/>
+            <wp:docPr descr="" title="" id="81" name="Picture"/>
             <a:graphic>
               <a:graphicData uri="http://schemas.openxmlformats.org/drawingml/2006/picture">
                 <pic:pic>
                   <pic:nvPicPr>
-                    <pic:cNvPr descr="/home/claude/build-doc/img/diagramas_04-atividade-cadastrar_0.png" id="81" name="Picture"/>
+                    <pic:cNvPr descr="/home/claude/build-doc/img/diagramas_04-atividade-cadastrar_0.png" id="82" name="Picture"/>
                     <pic:cNvPicPr>
                       <a:picLocks noChangeArrowheads="1" noChangeAspect="1"/>
                     </pic:cNvPicPr>
                   </pic:nvPicPr>
                   <pic:blipFill>
-                    <a:blip r:embed="rId79"/>
+                    <a:blip r:embed="rId80"/>
                     <a:stretch>
                       <a:fillRect/>
                     </a:stretch>
@@ -14679,7 +15048,7 @@
         <w:t xml:space="preserve">Figura 4 — Fluxo de cadastro de atividade</w:t>
       </w:r>
     </w:p>
-    <w:bookmarkStart w:id="82" w:name="decisões-representadas-1"/>
+    <w:bookmarkStart w:id="83" w:name="decisões-representadas-1"/>
     <w:p>
       <w:pPr>
         <w:pStyle w:val="Heading2"/>
@@ -14880,8 +15249,8 @@
         </w:tc>
       </w:tr>
     </w:tbl>
-    <w:bookmarkEnd w:id="82"/>
-    <w:bookmarkStart w:id="83" w:name="observação-sobre-o-peso"/>
+    <w:bookmarkEnd w:id="83"/>
+    <w:bookmarkStart w:id="84" w:name="observação-sobre-o-peso"/>
     <w:p>
       <w:pPr>
         <w:pStyle w:val="Heading2"/>
@@ -14930,9 +15299,9 @@
         <w:br w:type="page"/>
       </w:r>
     </w:p>
-    <w:bookmarkEnd w:id="83"/>
     <w:bookmarkEnd w:id="84"/>
-    <w:bookmarkStart w:id="90" w:name="diagrama-de-classes"/>
+    <w:bookmarkEnd w:id="85"/>
+    <w:bookmarkStart w:id="91" w:name="diagrama-de-classes"/>
     <w:p>
       <w:pPr>
         <w:pStyle w:val="Heading1"/>
@@ -14980,18 +15349,18 @@
           <wp:inline>
             <wp:extent cx="5579999" cy="4532399"/>
             <wp:effectExtent b="0" l="0" r="0" t="0"/>
-            <wp:docPr descr="" title="" id="86" name="Picture"/>
+            <wp:docPr descr="" title="" id="87" name="Picture"/>
             <a:graphic>
               <a:graphicData uri="http://schemas.openxmlformats.org/drawingml/2006/picture">
                 <pic:pic>
                   <pic:nvPicPr>
-                    <pic:cNvPr descr="/home/claude/build-doc/img/diagramas_02-classes_0.png" id="87" name="Picture"/>
+                    <pic:cNvPr descr="/home/claude/build-doc/img/diagramas_02-classes_0.png" id="88" name="Picture"/>
                     <pic:cNvPicPr>
                       <a:picLocks noChangeArrowheads="1" noChangeAspect="1"/>
                     </pic:cNvPicPr>
                   </pic:nvPicPr>
                   <pic:blipFill>
-                    <a:blip r:embed="rId85"/>
+                    <a:blip r:embed="rId86"/>
                     <a:stretch>
                       <a:fillRect/>
                     </a:stretch>
@@ -15030,7 +15399,7 @@
         <w:t xml:space="preserve">Figura 5 — Diagrama de classes do domínio</w:t>
       </w:r>
     </w:p>
-    <w:bookmarkStart w:id="88" w:name="leitura-dos-relacionamentos"/>
+    <w:bookmarkStart w:id="89" w:name="leitura-dos-relacionamentos"/>
     <w:p>
       <w:pPr>
         <w:pStyle w:val="Heading2"/>
@@ -15396,8 +15765,8 @@
         </w:tc>
       </w:tr>
     </w:tbl>
-    <w:bookmarkEnd w:id="88"/>
-    <w:bookmarkStart w:id="89" w:name="observações-de-projeto"/>
+    <w:bookmarkEnd w:id="89"/>
+    <w:bookmarkStart w:id="90" w:name="observações-de-projeto"/>
     <w:p>
       <w:pPr>
         <w:pStyle w:val="Heading2"/>
@@ -15565,9 +15934,9 @@
         <w:br w:type="page"/>
       </w:r>
     </w:p>
-    <w:bookmarkEnd w:id="89"/>
     <w:bookmarkEnd w:id="90"/>
-    <w:bookmarkStart w:id="98" w:name="modelo-conceitual-do-banco-de-dados"/>
+    <w:bookmarkEnd w:id="91"/>
+    <w:bookmarkStart w:id="99" w:name="modelo-conceitual-do-banco-de-dados"/>
     <w:p>
       <w:pPr>
         <w:pStyle w:val="Heading1"/>
@@ -15609,7 +15978,7 @@
         <w:t xml:space="preserve">o sistema precisa guardar, sem decidir ainda como isso será implementado. As entidades foram extraídas dos substantivos que aparecem nos requisitos: grupo (RF01), membro (RF02), disciplina (RF13), conteúdo (RF14), atividade (RF03), histórico de progresso (RF12) e conquista (RF17).</w:t>
       </w:r>
     </w:p>
-    <w:bookmarkStart w:id="94" w:name="diagrama-entidade-relacionamento"/>
+    <w:bookmarkStart w:id="95" w:name="diagrama-entidade-relacionamento"/>
     <w:p>
       <w:pPr>
         <w:pStyle w:val="Heading2"/>
@@ -15636,18 +16005,18 @@
           <wp:inline>
             <wp:extent cx="5579999" cy="3538799"/>
             <wp:effectExtent b="0" l="0" r="0" t="0"/>
-            <wp:docPr descr="" title="" id="92" name="Picture"/>
+            <wp:docPr descr="" title="" id="93" name="Picture"/>
             <a:graphic>
               <a:graphicData uri="http://schemas.openxmlformats.org/drawingml/2006/picture">
                 <pic:pic>
                   <pic:nvPicPr>
-                    <pic:cNvPr descr="/home/claude/build-doc/img/banco-de-dados_01-modelo-conceitual_0.png" id="93" name="Picture"/>
+                    <pic:cNvPr descr="/home/claude/build-doc/img/banco-de-dados_01-modelo-conceitual_0.png" id="94" name="Picture"/>
                     <pic:cNvPicPr>
                       <a:picLocks noChangeArrowheads="1" noChangeAspect="1"/>
                     </pic:cNvPicPr>
                   </pic:nvPicPr>
                   <pic:blipFill>
-                    <a:blip r:embed="rId91"/>
+                    <a:blip r:embed="rId92"/>
                     <a:stretch>
                       <a:fillRect/>
                     </a:stretch>
@@ -15686,8 +16055,8 @@
         <w:t xml:space="preserve">Figura 6 — Modelo conceitual do banco de dados</w:t>
       </w:r>
     </w:p>
-    <w:bookmarkEnd w:id="94"/>
-    <w:bookmarkStart w:id="95" w:name="entidades-e-atributos"/>
+    <w:bookmarkEnd w:id="95"/>
+    <w:bookmarkStart w:id="96" w:name="entidades-e-atributos"/>
     <w:p>
       <w:pPr>
         <w:pStyle w:val="Heading2"/>
@@ -16110,8 +16479,8 @@
         </w:tc>
       </w:tr>
     </w:tbl>
-    <w:bookmarkEnd w:id="95"/>
-    <w:bookmarkStart w:id="96" w:name="relacionamentos-e-cardinalidades"/>
+    <w:bookmarkEnd w:id="96"/>
+    <w:bookmarkStart w:id="97" w:name="relacionamentos-e-cardinalidades"/>
     <w:p>
       <w:pPr>
         <w:pStyle w:val="Heading2"/>
@@ -16576,8 +16945,8 @@
         </w:tc>
       </w:tr>
     </w:tbl>
-    <w:bookmarkEnd w:id="96"/>
-    <w:bookmarkStart w:id="97" w:name="decisões-do-modelo"/>
+    <w:bookmarkEnd w:id="97"/>
+    <w:bookmarkStart w:id="98" w:name="decisões-do-modelo"/>
     <w:p>
       <w:pPr>
         <w:pStyle w:val="Heading2"/>
@@ -16744,9 +17113,9 @@
         <w:br w:type="page"/>
       </w:r>
     </w:p>
-    <w:bookmarkEnd w:id="97"/>
     <w:bookmarkEnd w:id="98"/>
-    <w:bookmarkStart w:id="115" w:name="modelo-lógico-do-banco-de-dados"/>
+    <w:bookmarkEnd w:id="99"/>
+    <w:bookmarkStart w:id="116" w:name="modelo-lógico-do-banco-de-dados"/>
     <w:p>
       <w:pPr>
         <w:pStyle w:val="Heading1"/>
@@ -16784,7 +17153,7 @@
         <w:t xml:space="preserve">.</w:t>
       </w:r>
     </w:p>
-    <w:bookmarkStart w:id="102" w:name="diagrama-do-modelo-lógico"/>
+    <w:bookmarkStart w:id="103" w:name="diagrama-do-modelo-lógico"/>
     <w:p>
       <w:pPr>
         <w:pStyle w:val="Heading2"/>
@@ -16811,18 +17180,18 @@
           <wp:inline>
             <wp:extent cx="5579999" cy="5821199"/>
             <wp:effectExtent b="0" l="0" r="0" t="0"/>
-            <wp:docPr descr="" title="" id="100" name="Picture"/>
+            <wp:docPr descr="" title="" id="101" name="Picture"/>
             <a:graphic>
               <a:graphicData uri="http://schemas.openxmlformats.org/drawingml/2006/picture">
                 <pic:pic>
                   <pic:nvPicPr>
-                    <pic:cNvPr descr="/home/claude/build-doc/img/banco-de-dados_02-modelo-logico_0.png" id="101" name="Picture"/>
+                    <pic:cNvPr descr="/home/claude/build-doc/img/banco-de-dados_02-modelo-logico_0.png" id="102" name="Picture"/>
                     <pic:cNvPicPr>
                       <a:picLocks noChangeArrowheads="1" noChangeAspect="1"/>
                     </pic:cNvPicPr>
                   </pic:nvPicPr>
                   <pic:blipFill>
-                    <a:blip r:embed="rId99"/>
+                    <a:blip r:embed="rId100"/>
                     <a:stretch>
                       <a:fillRect/>
                     </a:stretch>
@@ -16861,8 +17230,8 @@
         <w:t xml:space="preserve">Figura 7 — Modelo lógico do banco de dados</w:t>
       </w:r>
     </w:p>
-    <w:bookmarkEnd w:id="102"/>
-    <w:bookmarkStart w:id="111" w:name="tabelas"/>
+    <w:bookmarkEnd w:id="103"/>
+    <w:bookmarkStart w:id="112" w:name="tabelas"/>
     <w:p>
       <w:pPr>
         <w:pStyle w:val="Heading2"/>
@@ -16880,7 +17249,7 @@
         <w:t xml:space="preserve">Tabelas</w:t>
       </w:r>
     </w:p>
-    <w:bookmarkStart w:id="103" w:name="grupo"/>
+    <w:bookmarkStart w:id="104" w:name="grupo"/>
     <w:p>
       <w:pPr>
         <w:pStyle w:val="Heading3"/>
@@ -17251,8 +17620,8 @@
         </w:tc>
       </w:tr>
     </w:tbl>
-    <w:bookmarkEnd w:id="103"/>
-    <w:bookmarkStart w:id="104" w:name="membro"/>
+    <w:bookmarkEnd w:id="104"/>
+    <w:bookmarkStart w:id="105" w:name="membro"/>
     <w:p>
       <w:pPr>
         <w:pStyle w:val="Heading3"/>
@@ -17827,8 +18196,8 @@
         </w:tc>
       </w:tr>
     </w:tbl>
-    <w:bookmarkEnd w:id="104"/>
-    <w:bookmarkStart w:id="105" w:name="disciplina"/>
+    <w:bookmarkEnd w:id="105"/>
+    <w:bookmarkStart w:id="106" w:name="disciplina"/>
     <w:p>
       <w:pPr>
         <w:pStyle w:val="Heading3"/>
@@ -18282,8 +18651,8 @@
         </w:tc>
       </w:tr>
     </w:tbl>
-    <w:bookmarkEnd w:id="105"/>
-    <w:bookmarkStart w:id="106" w:name="conteudo"/>
+    <w:bookmarkEnd w:id="106"/>
+    <w:bookmarkStart w:id="107" w:name="conteudo"/>
     <w:p>
       <w:pPr>
         <w:pStyle w:val="Heading3"/>
@@ -18728,8 +19097,8 @@
         </w:tc>
       </w:tr>
     </w:tbl>
-    <w:bookmarkEnd w:id="106"/>
-    <w:bookmarkStart w:id="107" w:name="atividade"/>
+    <w:bookmarkEnd w:id="107"/>
+    <w:bookmarkStart w:id="108" w:name="atividade"/>
     <w:p>
       <w:pPr>
         <w:pStyle w:val="Heading3"/>
@@ -19621,8 +19990,8 @@
         </w:tc>
       </w:tr>
     </w:tbl>
-    <w:bookmarkEnd w:id="107"/>
-    <w:bookmarkStart w:id="108" w:name="progresso_historico"/>
+    <w:bookmarkEnd w:id="108"/>
+    <w:bookmarkStart w:id="109" w:name="progresso_historico"/>
     <w:p>
       <w:pPr>
         <w:pStyle w:val="Heading3"/>
@@ -20002,8 +20371,8 @@
         </w:tc>
       </w:tr>
     </w:tbl>
-    <w:bookmarkEnd w:id="108"/>
-    <w:bookmarkStart w:id="109" w:name="conquista"/>
+    <w:bookmarkEnd w:id="109"/>
+    <w:bookmarkStart w:id="110" w:name="conquista"/>
     <w:p>
       <w:pPr>
         <w:pStyle w:val="Heading3"/>
@@ -20566,8 +20935,8 @@
         </w:tc>
       </w:tr>
     </w:tbl>
-    <w:bookmarkEnd w:id="109"/>
-    <w:bookmarkStart w:id="110" w:name="membro_conquista-tabela-associativa"/>
+    <w:bookmarkEnd w:id="110"/>
+    <w:bookmarkStart w:id="111" w:name="membro_conquista-tabela-associativa"/>
     <w:p>
       <w:pPr>
         <w:pStyle w:val="Heading3"/>
@@ -20930,9 +21299,9 @@
         <w:t xml:space="preserve">é o que garante a RN12: o banco recusa uma segunda concessão da mesma conquista ao mesmo estudante.</w:t>
       </w:r>
     </w:p>
-    <w:bookmarkEnd w:id="110"/>
     <w:bookmarkEnd w:id="111"/>
-    <w:bookmarkStart w:id="113" w:name="X76b8e70125c713151833f2adcdf3579bfdbc8b5"/>
+    <w:bookmarkEnd w:id="112"/>
+    <w:bookmarkStart w:id="114" w:name="X76b8e70125c713151833f2adcdf3579bfdbc8b5"/>
     <w:p>
       <w:pPr>
         <w:pStyle w:val="Heading2"/>
@@ -21405,7 +21774,7 @@
         </w:tc>
       </w:tr>
     </w:tbl>
-    <w:bookmarkStart w:id="112" w:name="X68a45de6518910b61320bce68f474cf24926895"/>
+    <w:bookmarkStart w:id="113" w:name="X68a45de6518910b61320bce68f474cf24926895"/>
     <w:p>
       <w:pPr>
         <w:pStyle w:val="Heading3"/>
@@ -21667,9 +22036,9 @@
         </w:tc>
       </w:tr>
     </w:tbl>
-    <w:bookmarkEnd w:id="112"/>
     <w:bookmarkEnd w:id="113"/>
-    <w:bookmarkStart w:id="114" w:name="X7909695c57bd4a1c07135e14b14cc32a02dfb48"/>
+    <w:bookmarkEnd w:id="114"/>
+    <w:bookmarkStart w:id="115" w:name="X7909695c57bd4a1c07135e14b14cc32a02dfb48"/>
     <w:p>
       <w:pPr>
         <w:pStyle w:val="Heading2"/>
@@ -21727,9 +22096,9 @@
         <w:br w:type="page"/>
       </w:r>
     </w:p>
-    <w:bookmarkEnd w:id="114"/>
     <w:bookmarkEnd w:id="115"/>
-    <w:bookmarkStart w:id="125" w:name="dicionário-de-dados"/>
+    <w:bookmarkEnd w:id="116"/>
+    <w:bookmarkStart w:id="126" w:name="dicionário-de-dados"/>
     <w:p>
       <w:pPr>
         <w:pStyle w:val="Heading1"/>
@@ -21773,7 +22142,7 @@
         <w:t xml:space="preserve">indica se o preenchimento é obrigatório.</w:t>
       </w:r>
     </w:p>
-    <w:bookmarkStart w:id="116" w:name="grupo-1"/>
+    <w:bookmarkStart w:id="117" w:name="grupo-1"/>
     <w:p>
       <w:pPr>
         <w:pStyle w:val="Heading2"/>
@@ -22218,8 +22587,8 @@
         </w:tc>
       </w:tr>
     </w:tbl>
-    <w:bookmarkEnd w:id="116"/>
-    <w:bookmarkStart w:id="117" w:name="membro-1"/>
+    <w:bookmarkEnd w:id="117"/>
+    <w:bookmarkStart w:id="118" w:name="membro-1"/>
     <w:p>
       <w:pPr>
         <w:pStyle w:val="Heading2"/>
@@ -22931,8 +23300,8 @@
         </w:tc>
       </w:tr>
     </w:tbl>
-    <w:bookmarkEnd w:id="117"/>
-    <w:bookmarkStart w:id="118" w:name="disciplina-1"/>
+    <w:bookmarkEnd w:id="118"/>
+    <w:bookmarkStart w:id="119" w:name="disciplina-1"/>
     <w:p>
       <w:pPr>
         <w:pStyle w:val="Heading2"/>
@@ -23469,8 +23838,8 @@
         </w:tc>
       </w:tr>
     </w:tbl>
-    <w:bookmarkEnd w:id="118"/>
-    <w:bookmarkStart w:id="119" w:name="conteudo-1"/>
+    <w:bookmarkEnd w:id="119"/>
+    <w:bookmarkStart w:id="120" w:name="conteudo-1"/>
     <w:p>
       <w:pPr>
         <w:pStyle w:val="Heading2"/>
@@ -24013,8 +24382,8 @@
         </w:tc>
       </w:tr>
     </w:tbl>
-    <w:bookmarkEnd w:id="119"/>
-    <w:bookmarkStart w:id="120" w:name="atividade-1"/>
+    <w:bookmarkEnd w:id="120"/>
+    <w:bookmarkStart w:id="121" w:name="atividade-1"/>
     <w:p>
       <w:pPr>
         <w:pStyle w:val="Heading2"/>
@@ -25094,8 +25463,8 @@
         </w:tc>
       </w:tr>
     </w:tbl>
-    <w:bookmarkEnd w:id="120"/>
-    <w:bookmarkStart w:id="121" w:name="progresso_historico-1"/>
+    <w:bookmarkEnd w:id="121"/>
+    <w:bookmarkStart w:id="122" w:name="progresso_historico-1"/>
     <w:p>
       <w:pPr>
         <w:pStyle w:val="Heading2"/>
@@ -25549,8 +25918,8 @@
         </w:tc>
       </w:tr>
     </w:tbl>
-    <w:bookmarkEnd w:id="121"/>
-    <w:bookmarkStart w:id="122" w:name="conquista-1"/>
+    <w:bookmarkEnd w:id="122"/>
+    <w:bookmarkStart w:id="123" w:name="conquista-1"/>
     <w:p>
       <w:pPr>
         <w:pStyle w:val="Heading2"/>
@@ -26301,8 +26670,8 @@
         </w:tc>
       </w:tr>
     </w:tbl>
-    <w:bookmarkEnd w:id="122"/>
-    <w:bookmarkStart w:id="123" w:name="membro_conquista"/>
+    <w:bookmarkEnd w:id="123"/>
+    <w:bookmarkStart w:id="124" w:name="membro_conquista"/>
     <w:p>
       <w:pPr>
         <w:pStyle w:val="Heading2"/>
@@ -26691,8 +27060,8 @@
         </w:tc>
       </w:tr>
     </w:tbl>
-    <w:bookmarkEnd w:id="123"/>
-    <w:bookmarkStart w:id="124" w:name="carga-inicial-da-tabela-conquista"/>
+    <w:bookmarkEnd w:id="124"/>
+    <w:bookmarkStart w:id="125" w:name="carga-inicial-da-tabela-conquista"/>
     <w:p>
       <w:pPr>
         <w:pStyle w:val="Heading2"/>
@@ -27300,9 +27669,9 @@
         <w:br w:type="page"/>
       </w:r>
     </w:p>
-    <w:bookmarkEnd w:id="124"/>
     <w:bookmarkEnd w:id="125"/>
-    <w:bookmarkStart w:id="130" w:name="matriz-de-rastreabilidade"/>
+    <w:bookmarkEnd w:id="126"/>
+    <w:bookmarkStart w:id="131" w:name="matriz-de-rastreabilidade"/>
     <w:p>
       <w:pPr>
         <w:pStyle w:val="Heading1"/>
@@ -27328,7 +27697,7 @@
         <w:t xml:space="preserve">A matriz demonstra que os artefatos não foram produzidos separadamente. Cada linha conecta um requisito ao caso de uso que o realiza, às entidades de dados que o sustentam, à tela em que ele aparece e à sua situação no MVP.</w:t>
       </w:r>
     </w:p>
-    <w:bookmarkStart w:id="126" w:name="requisitos-funcionais-2"/>
+    <w:bookmarkStart w:id="127" w:name="requisitos-funcionais-2"/>
     <w:p>
       <w:pPr>
         <w:pStyle w:val="Heading2"/>
@@ -29071,8 +29440,8 @@
         <w:t xml:space="preserve">Os vinte e dois requisitos funcionais possuem caso de uso e tela. Dois não possuem entidade de dados, e em ambos o motivo é o mesmo: o dado não pertence ao domínio. No RF08 a escolha do tema é preferência do dispositivo; no RF21 os feriados vêm de serviço externo e não são armazenados como dado do sistema, apenas reaproveitados enquanto o serviço estiver fora do ar (RN17).</w:t>
       </w:r>
     </w:p>
-    <w:bookmarkEnd w:id="126"/>
-    <w:bookmarkStart w:id="127" w:name="regras-de-negócio-2"/>
+    <w:bookmarkEnd w:id="127"/>
+    <w:bookmarkStart w:id="128" w:name="regras-de-negócio-2"/>
     <w:p>
       <w:pPr>
         <w:pStyle w:val="Heading2"/>
@@ -30209,8 +30578,8 @@
         </w:tc>
       </w:tr>
     </w:tbl>
-    <w:bookmarkEnd w:id="127"/>
-    <w:bookmarkStart w:id="128" w:name="requisitos-não-funcionais-2"/>
+    <w:bookmarkEnd w:id="128"/>
+    <w:bookmarkStart w:id="129" w:name="requisitos-não-funcionais-2"/>
     <w:p>
       <w:pPr>
         <w:pStyle w:val="Heading2"/>
@@ -30639,8 +31008,8 @@
         </w:tc>
       </w:tr>
     </w:tbl>
-    <w:bookmarkEnd w:id="128"/>
-    <w:bookmarkStart w:id="129" w:name="verificação-cruzada"/>
+    <w:bookmarkEnd w:id="129"/>
+    <w:bookmarkStart w:id="130" w:name="verificação-cruzada"/>
     <w:p>
       <w:pPr>
         <w:pStyle w:val="Heading2"/>
@@ -30923,9 +31292,9 @@
         <w:br w:type="page"/>
       </w:r>
     </w:p>
-    <w:bookmarkEnd w:id="129"/>
     <w:bookmarkEnd w:id="130"/>
-    <w:bookmarkStart w:id="138" w:name="backlog-do-projeto"/>
+    <w:bookmarkEnd w:id="131"/>
+    <w:bookmarkStart w:id="139" w:name="backlog-do-projeto"/>
     <w:p>
       <w:pPr>
         <w:pStyle w:val="Heading1"/>
@@ -31001,7 +31370,7 @@
         <w:t xml:space="preserve">.</w:t>
       </w:r>
     </w:p>
-    <w:bookmarkStart w:id="131" w:name="situação-geral"/>
+    <w:bookmarkStart w:id="132" w:name="situação-geral"/>
     <w:p>
       <w:pPr>
         <w:pStyle w:val="Heading2"/>
@@ -31090,7 +31459,7 @@
               <w:jc w:val="left"/>
             </w:pPr>
             <w:r>
-              <w:t xml:space="preserve">10</w:t>
+              <w:t xml:space="preserve">23</w:t>
             </w:r>
           </w:p>
         </w:tc>
@@ -31116,7 +31485,7 @@
               <w:jc w:val="left"/>
             </w:pPr>
             <w:r>
-              <w:t xml:space="preserve">3</w:t>
+              <w:t xml:space="preserve">1</w:t>
             </w:r>
           </w:p>
         </w:tc>
@@ -31142,7 +31511,7 @@
               <w:jc w:val="left"/>
             </w:pPr>
             <w:r>
-              <w:t xml:space="preserve">11</w:t>
+              <w:t xml:space="preserve">—</w:t>
             </w:r>
           </w:p>
         </w:tc>
@@ -31187,11 +31556,71 @@
         <w:pStyle w:val="BodyText"/>
       </w:pPr>
       <w:r>
-        <w:t xml:space="preserve">As dez tarefas concluídas correspondem ao que a aplicação já executa hoje: grupos e carga de exemplo, membros com avatar, atividades sem peso, listagem com filtros, detalhe da atividade, painel de totais, tema e encerramento de sessão.</w:t>
-      </w:r>
-    </w:p>
-    <w:bookmarkEnd w:id="131"/>
-    <w:bookmarkStart w:id="132" w:name="estrutura-do-grupo"/>
+        <w:rPr>
+          <w:bCs/>
+          <w:b/>
+        </w:rPr>
+        <w:t xml:space="preserve">O MVP está construído.</w:t>
+      </w:r>
+      <w:r>
+        <w:t xml:space="preserve"> </w:t>
+      </w:r>
+      <w:r>
+        <w:t xml:space="preserve">As quinze funcionalidades classificadas como indispensáveis no Produto Mínimo Viável estão implementadas, e o fluxo completo — entrar no grupo, cadastrar disciplina e conteúdo, cadastrar atividade com peso, concluir, ver o progresso subir e a experiência ser creditada — roda do início ao fim.</w:t>
+      </w:r>
+    </w:p>
+    <w:p>
+      <w:pPr>
+        <w:pStyle w:val="BodyText"/>
+      </w:pPr>
+      <w:r>
+        <w:t xml:space="preserve">Sobra a</w:t>
+      </w:r>
+      <w:r>
+        <w:t xml:space="preserve"> </w:t>
+      </w:r>
+      <w:r>
+        <w:rPr>
+          <w:bCs/>
+          <w:b/>
+        </w:rPr>
+        <w:t xml:space="preserve">T24</w:t>
+      </w:r>
+      <w:r>
+        <w:t xml:space="preserve">, parcial. Já estão aplicados ao código a tipografia em família única, o cartão de atividade com o anel de peso, as situações como filtro, a casca de três colunas, o calendário e as telas de disciplinas e membros. Faltam as telas de</w:t>
+      </w:r>
+      <w:r>
+        <w:t xml:space="preserve"> </w:t>
+      </w:r>
+      <w:r>
+        <w:rPr>
+          <w:bCs/>
+          <w:b/>
+        </w:rPr>
+        <w:t xml:space="preserve">detalhe</w:t>
+      </w:r>
+      <w:r>
+        <w:t xml:space="preserve"> </w:t>
+      </w:r>
+      <w:r>
+        <w:t xml:space="preserve">e</w:t>
+      </w:r>
+      <w:r>
+        <w:t xml:space="preserve"> </w:t>
+      </w:r>
+      <w:r>
+        <w:rPr>
+          <w:bCs/>
+          <w:b/>
+        </w:rPr>
+        <w:t xml:space="preserve">acesso</w:t>
+      </w:r>
+      <w:r>
+        <w:t xml:space="preserve">, que continuam no desenho anterior.</w:t>
+      </w:r>
+    </w:p>
+    <w:bookmarkEnd w:id="132"/>
+    <w:bookmarkStart w:id="133" w:name="estrutura-do-grupo"/>
     <w:p>
       <w:pPr>
         <w:pStyle w:val="Heading2"/>
@@ -31207,6 +31636,2060 @@
       </w:r>
       <w:r>
         <w:t xml:space="preserve">Estrutura do grupo</w:t>
+      </w:r>
+    </w:p>
+    <w:tbl>
+      <w:tblPr>
+        <w:tblStyle w:val="Table"/>
+        <w:tblW w:type="pct" w:w="5000"/>
+        <w:tblLook w:firstRow="1" w:lastRow="0" w:firstColumn="0" w:lastColumn="0" w:noHBand="0" w:noVBand="0" w:val="0020"/>
+        <w:jc w:val="start"/>
+      </w:tblPr>
+      <w:tblGrid>
+        <w:gridCol w:w="528"/>
+        <w:gridCol w:w="2772"/>
+        <w:gridCol w:w="1056"/>
+        <w:gridCol w:w="1122"/>
+        <w:gridCol w:w="1386"/>
+        <w:gridCol w:w="1056"/>
+      </w:tblGrid>
+      <w:tr>
+        <w:trPr>
+          <w:tblHeader w:val="true"/>
+        </w:trPr>
+        <w:tc>
+          <w:tcPr>
+            <w:shd w:val="clear" w:color="auto" w:fill="E0F7FC"/>
+            <w:tcBorders>
+              <w:bottom w:val="single" w:sz="10" w:space="0" w:color="0891B2"/>
+            </w:tcBorders>
+          </w:tcPr>
+          <w:p>
+            <w:pPr>
+              <w:pStyle w:val="Compact"/>
+              <w:jc w:val="left"/>
+            </w:pPr>
+            <w:r>
+              <w:t xml:space="preserve">ID</w:t>
+            </w:r>
+          </w:p>
+        </w:tc>
+        <w:tc>
+          <w:tcPr>
+            <w:shd w:val="clear" w:color="auto" w:fill="E0F7FC"/>
+            <w:tcBorders>
+              <w:bottom w:val="single" w:sz="10" w:space="0" w:color="0891B2"/>
+            </w:tcBorders>
+          </w:tcPr>
+          <w:p>
+            <w:pPr>
+              <w:pStyle w:val="Compact"/>
+              <w:jc w:val="left"/>
+            </w:pPr>
+            <w:r>
+              <w:t xml:space="preserve">Tarefa</w:t>
+            </w:r>
+          </w:p>
+        </w:tc>
+        <w:tc>
+          <w:tcPr>
+            <w:shd w:val="clear" w:color="auto" w:fill="E0F7FC"/>
+            <w:tcBorders>
+              <w:bottom w:val="single" w:sz="10" w:space="0" w:color="0891B2"/>
+            </w:tcBorders>
+          </w:tcPr>
+          <w:p>
+            <w:pPr>
+              <w:pStyle w:val="Compact"/>
+              <w:jc w:val="left"/>
+            </w:pPr>
+            <w:r>
+              <w:t xml:space="preserve">Requisito</w:t>
+            </w:r>
+          </w:p>
+        </w:tc>
+        <w:tc>
+          <w:tcPr>
+            <w:shd w:val="clear" w:color="auto" w:fill="E0F7FC"/>
+            <w:tcBorders>
+              <w:bottom w:val="single" w:sz="10" w:space="0" w:color="0891B2"/>
+            </w:tcBorders>
+          </w:tcPr>
+          <w:p>
+            <w:pPr>
+              <w:pStyle w:val="Compact"/>
+              <w:jc w:val="left"/>
+            </w:pPr>
+            <w:r>
+              <w:t xml:space="preserve">Prioridade</w:t>
+            </w:r>
+          </w:p>
+        </w:tc>
+        <w:tc>
+          <w:tcPr>
+            <w:shd w:val="clear" w:color="auto" w:fill="E0F7FC"/>
+            <w:tcBorders>
+              <w:bottom w:val="single" w:sz="10" w:space="0" w:color="0891B2"/>
+            </w:tcBorders>
+          </w:tcPr>
+          <w:p>
+            <w:pPr>
+              <w:pStyle w:val="Compact"/>
+              <w:jc w:val="left"/>
+            </w:pPr>
+            <w:r>
+              <w:t xml:space="preserve">Responsável</w:t>
+            </w:r>
+          </w:p>
+        </w:tc>
+        <w:tc>
+          <w:tcPr>
+            <w:shd w:val="clear" w:color="auto" w:fill="E0F7FC"/>
+            <w:tcBorders>
+              <w:bottom w:val="single" w:sz="10" w:space="0" w:color="0891B2"/>
+            </w:tcBorders>
+          </w:tcPr>
+          <w:p>
+            <w:pPr>
+              <w:pStyle w:val="Compact"/>
+              <w:jc w:val="left"/>
+            </w:pPr>
+            <w:r>
+              <w:t xml:space="preserve">Status</w:t>
+            </w:r>
+          </w:p>
+        </w:tc>
+      </w:tr>
+      <w:tr>
+        <w:tc>
+          <w:tcPr/>
+          <w:p>
+            <w:pPr>
+              <w:pStyle w:val="Compact"/>
+              <w:jc w:val="left"/>
+            </w:pPr>
+            <w:r>
+              <w:t xml:space="preserve">T01</w:t>
+            </w:r>
+          </w:p>
+        </w:tc>
+        <w:tc>
+          <w:tcPr/>
+          <w:p>
+            <w:pPr>
+              <w:pStyle w:val="Compact"/>
+              <w:jc w:val="left"/>
+            </w:pPr>
+            <w:r>
+              <w:t xml:space="preserve">Tela de acesso com seleção e criação de grupo</w:t>
+            </w:r>
+          </w:p>
+        </w:tc>
+        <w:tc>
+          <w:tcPr/>
+          <w:p>
+            <w:pPr>
+              <w:pStyle w:val="Compact"/>
+              <w:jc w:val="left"/>
+            </w:pPr>
+            <w:r>
+              <w:t xml:space="preserve">RF01</w:t>
+            </w:r>
+          </w:p>
+        </w:tc>
+        <w:tc>
+          <w:tcPr/>
+          <w:p>
+            <w:pPr>
+              <w:pStyle w:val="Compact"/>
+              <w:jc w:val="left"/>
+            </w:pPr>
+            <w:r>
+              <w:t xml:space="preserve">Alta</w:t>
+            </w:r>
+          </w:p>
+        </w:tc>
+        <w:tc>
+          <w:tcPr/>
+          <w:p>
+            <w:pPr>
+              <w:pStyle w:val="Compact"/>
+              <w:jc w:val="left"/>
+            </w:pPr>
+            <w:r>
+              <w:t xml:space="preserve">Andrey</w:t>
+            </w:r>
+          </w:p>
+        </w:tc>
+        <w:tc>
+          <w:tcPr/>
+          <w:p>
+            <w:pPr>
+              <w:pStyle w:val="Compact"/>
+              <w:jc w:val="left"/>
+            </w:pPr>
+            <w:r>
+              <w:t xml:space="preserve">Concluída</w:t>
+            </w:r>
+          </w:p>
+        </w:tc>
+      </w:tr>
+      <w:tr>
+        <w:tc>
+          <w:tcPr/>
+          <w:p>
+            <w:pPr>
+              <w:pStyle w:val="Compact"/>
+              <w:jc w:val="left"/>
+            </w:pPr>
+            <w:r>
+              <w:t xml:space="preserve">T02</w:t>
+            </w:r>
+          </w:p>
+        </w:tc>
+        <w:tc>
+          <w:tcPr/>
+          <w:p>
+            <w:pPr>
+              <w:pStyle w:val="Compact"/>
+              <w:jc w:val="left"/>
+            </w:pPr>
+            <w:r>
+              <w:t xml:space="preserve">Carga de dados de exemplo na tela de acesso</w:t>
+            </w:r>
+          </w:p>
+        </w:tc>
+        <w:tc>
+          <w:tcPr/>
+          <w:p>
+            <w:pPr>
+              <w:pStyle w:val="Compact"/>
+              <w:jc w:val="left"/>
+            </w:pPr>
+            <w:r>
+              <w:t xml:space="preserve">RF20</w:t>
+            </w:r>
+          </w:p>
+        </w:tc>
+        <w:tc>
+          <w:tcPr/>
+          <w:p>
+            <w:pPr>
+              <w:pStyle w:val="Compact"/>
+              <w:jc w:val="left"/>
+            </w:pPr>
+            <w:r>
+              <w:t xml:space="preserve">Baixa</w:t>
+            </w:r>
+          </w:p>
+        </w:tc>
+        <w:tc>
+          <w:tcPr/>
+          <w:p>
+            <w:pPr>
+              <w:pStyle w:val="Compact"/>
+              <w:jc w:val="left"/>
+            </w:pPr>
+            <w:r>
+              <w:t xml:space="preserve">Andrey</w:t>
+            </w:r>
+          </w:p>
+        </w:tc>
+        <w:tc>
+          <w:tcPr/>
+          <w:p>
+            <w:pPr>
+              <w:pStyle w:val="Compact"/>
+              <w:jc w:val="left"/>
+            </w:pPr>
+            <w:r>
+              <w:t xml:space="preserve">Concluída</w:t>
+            </w:r>
+          </w:p>
+        </w:tc>
+      </w:tr>
+      <w:tr>
+        <w:tc>
+          <w:tcPr/>
+          <w:p>
+            <w:pPr>
+              <w:pStyle w:val="Compact"/>
+              <w:jc w:val="left"/>
+            </w:pPr>
+            <w:r>
+              <w:t xml:space="preserve">T03</w:t>
+            </w:r>
+          </w:p>
+        </w:tc>
+        <w:tc>
+          <w:tcPr/>
+          <w:p>
+            <w:pPr>
+              <w:pStyle w:val="Compact"/>
+              <w:jc w:val="left"/>
+            </w:pPr>
+            <w:r>
+              <w:t xml:space="preserve">Cadastro, edição e exclusão de membros</w:t>
+            </w:r>
+          </w:p>
+        </w:tc>
+        <w:tc>
+          <w:tcPr/>
+          <w:p>
+            <w:pPr>
+              <w:pStyle w:val="Compact"/>
+              <w:jc w:val="left"/>
+            </w:pPr>
+            <w:r>
+              <w:t xml:space="preserve">RF02</w:t>
+            </w:r>
+          </w:p>
+        </w:tc>
+        <w:tc>
+          <w:tcPr/>
+          <w:p>
+            <w:pPr>
+              <w:pStyle w:val="Compact"/>
+              <w:jc w:val="left"/>
+            </w:pPr>
+            <w:r>
+              <w:t xml:space="preserve">Alta</w:t>
+            </w:r>
+          </w:p>
+        </w:tc>
+        <w:tc>
+          <w:tcPr/>
+          <w:p>
+            <w:pPr>
+              <w:pStyle w:val="Compact"/>
+              <w:jc w:val="left"/>
+            </w:pPr>
+            <w:r>
+              <w:t xml:space="preserve">Andrey</w:t>
+            </w:r>
+          </w:p>
+        </w:tc>
+        <w:tc>
+          <w:tcPr/>
+          <w:p>
+            <w:pPr>
+              <w:pStyle w:val="Compact"/>
+              <w:jc w:val="left"/>
+            </w:pPr>
+            <w:r>
+              <w:t xml:space="preserve">Concluída</w:t>
+            </w:r>
+          </w:p>
+        </w:tc>
+      </w:tr>
+      <w:tr>
+        <w:tc>
+          <w:tcPr/>
+          <w:p>
+            <w:pPr>
+              <w:pStyle w:val="Compact"/>
+              <w:jc w:val="left"/>
+            </w:pPr>
+            <w:r>
+              <w:t xml:space="preserve">T04</w:t>
+            </w:r>
+          </w:p>
+        </w:tc>
+        <w:tc>
+          <w:tcPr/>
+          <w:p>
+            <w:pPr>
+              <w:pStyle w:val="Compact"/>
+              <w:jc w:val="left"/>
+            </w:pPr>
+            <w:r>
+              <w:t xml:space="preserve">Avatar do membro com sorteio de semente</w:t>
+            </w:r>
+          </w:p>
+        </w:tc>
+        <w:tc>
+          <w:tcPr/>
+          <w:p>
+            <w:pPr>
+              <w:pStyle w:val="Compact"/>
+              <w:jc w:val="left"/>
+            </w:pPr>
+            <w:r>
+              <w:t xml:space="preserve">RF19</w:t>
+            </w:r>
+          </w:p>
+        </w:tc>
+        <w:tc>
+          <w:tcPr/>
+          <w:p>
+            <w:pPr>
+              <w:pStyle w:val="Compact"/>
+              <w:jc w:val="left"/>
+            </w:pPr>
+            <w:r>
+              <w:t xml:space="preserve">Baixa</w:t>
+            </w:r>
+          </w:p>
+        </w:tc>
+        <w:tc>
+          <w:tcPr/>
+          <w:p>
+            <w:pPr>
+              <w:pStyle w:val="Compact"/>
+              <w:jc w:val="left"/>
+            </w:pPr>
+            <w:r>
+              <w:t xml:space="preserve">Andrey</w:t>
+            </w:r>
+          </w:p>
+        </w:tc>
+        <w:tc>
+          <w:tcPr/>
+          <w:p>
+            <w:pPr>
+              <w:pStyle w:val="Compact"/>
+              <w:jc w:val="left"/>
+            </w:pPr>
+            <w:r>
+              <w:t xml:space="preserve">Concluída</w:t>
+            </w:r>
+          </w:p>
+        </w:tc>
+      </w:tr>
+      <w:tr>
+        <w:tc>
+          <w:tcPr/>
+          <w:p>
+            <w:pPr>
+              <w:pStyle w:val="Compact"/>
+              <w:jc w:val="left"/>
+            </w:pPr>
+            <w:r>
+              <w:t xml:space="preserve">T05</w:t>
+            </w:r>
+          </w:p>
+        </w:tc>
+        <w:tc>
+          <w:tcPr/>
+          <w:p>
+            <w:pPr>
+              <w:pStyle w:val="Compact"/>
+              <w:jc w:val="left"/>
+            </w:pPr>
+            <w:r>
+              <w:t xml:space="preserve">Encerramento da sessão do grupo</w:t>
+            </w:r>
+          </w:p>
+        </w:tc>
+        <w:tc>
+          <w:tcPr/>
+          <w:p>
+            <w:pPr>
+              <w:pStyle w:val="Compact"/>
+              <w:jc w:val="left"/>
+            </w:pPr>
+            <w:r>
+              <w:t xml:space="preserve">RF09</w:t>
+            </w:r>
+          </w:p>
+        </w:tc>
+        <w:tc>
+          <w:tcPr/>
+          <w:p>
+            <w:pPr>
+              <w:pStyle w:val="Compact"/>
+              <w:jc w:val="left"/>
+            </w:pPr>
+            <w:r>
+              <w:t xml:space="preserve">Média</w:t>
+            </w:r>
+          </w:p>
+        </w:tc>
+        <w:tc>
+          <w:tcPr/>
+          <w:p>
+            <w:pPr>
+              <w:pStyle w:val="Compact"/>
+              <w:jc w:val="left"/>
+            </w:pPr>
+            <w:r>
+              <w:t xml:space="preserve">Andrey</w:t>
+            </w:r>
+          </w:p>
+        </w:tc>
+        <w:tc>
+          <w:tcPr/>
+          <w:p>
+            <w:pPr>
+              <w:pStyle w:val="Compact"/>
+              <w:jc w:val="left"/>
+            </w:pPr>
+            <w:r>
+              <w:t xml:space="preserve">Concluída</w:t>
+            </w:r>
+          </w:p>
+        </w:tc>
+      </w:tr>
+      <w:tr>
+        <w:tc>
+          <w:tcPr/>
+          <w:p>
+            <w:pPr>
+              <w:pStyle w:val="Compact"/>
+              <w:jc w:val="left"/>
+            </w:pPr>
+            <w:r>
+              <w:t xml:space="preserve">T06</w:t>
+            </w:r>
+          </w:p>
+        </w:tc>
+        <w:tc>
+          <w:tcPr/>
+          <w:p>
+            <w:pPr>
+              <w:pStyle w:val="Compact"/>
+              <w:jc w:val="left"/>
+            </w:pPr>
+            <w:r>
+              <w:t xml:space="preserve">Entidade disciplina: modelo, tela e formulário</w:t>
+            </w:r>
+          </w:p>
+        </w:tc>
+        <w:tc>
+          <w:tcPr/>
+          <w:p>
+            <w:pPr>
+              <w:pStyle w:val="Compact"/>
+              <w:jc w:val="left"/>
+            </w:pPr>
+            <w:r>
+              <w:t xml:space="preserve">RF13</w:t>
+            </w:r>
+          </w:p>
+        </w:tc>
+        <w:tc>
+          <w:tcPr/>
+          <w:p>
+            <w:pPr>
+              <w:pStyle w:val="Compact"/>
+              <w:jc w:val="left"/>
+            </w:pPr>
+            <w:r>
+              <w:t xml:space="preserve">Alta</w:t>
+            </w:r>
+          </w:p>
+        </w:tc>
+        <w:tc>
+          <w:tcPr/>
+          <w:p>
+            <w:pPr>
+              <w:pStyle w:val="Compact"/>
+              <w:jc w:val="left"/>
+            </w:pPr>
+            <w:r>
+              <w:t xml:space="preserve">Matheus</w:t>
+            </w:r>
+          </w:p>
+        </w:tc>
+        <w:tc>
+          <w:tcPr/>
+          <w:p>
+            <w:pPr>
+              <w:pStyle w:val="Compact"/>
+              <w:jc w:val="left"/>
+            </w:pPr>
+            <w:r>
+              <w:t xml:space="preserve">Concluída</w:t>
+            </w:r>
+          </w:p>
+        </w:tc>
+      </w:tr>
+      <w:tr>
+        <w:tc>
+          <w:tcPr/>
+          <w:p>
+            <w:pPr>
+              <w:pStyle w:val="Compact"/>
+              <w:jc w:val="left"/>
+            </w:pPr>
+            <w:r>
+              <w:t xml:space="preserve">T07</w:t>
+            </w:r>
+          </w:p>
+        </w:tc>
+        <w:tc>
+          <w:tcPr/>
+          <w:p>
+            <w:pPr>
+              <w:pStyle w:val="Compact"/>
+              <w:jc w:val="left"/>
+            </w:pPr>
+            <w:r>
+              <w:t xml:space="preserve">Entidade conteúdo vinculada à disciplina</w:t>
+            </w:r>
+          </w:p>
+        </w:tc>
+        <w:tc>
+          <w:tcPr/>
+          <w:p>
+            <w:pPr>
+              <w:pStyle w:val="Compact"/>
+              <w:jc w:val="left"/>
+            </w:pPr>
+            <w:r>
+              <w:t xml:space="preserve">RF14</w:t>
+            </w:r>
+          </w:p>
+        </w:tc>
+        <w:tc>
+          <w:tcPr/>
+          <w:p>
+            <w:pPr>
+              <w:pStyle w:val="Compact"/>
+              <w:jc w:val="left"/>
+            </w:pPr>
+            <w:r>
+              <w:t xml:space="preserve">Alta</w:t>
+            </w:r>
+          </w:p>
+        </w:tc>
+        <w:tc>
+          <w:tcPr/>
+          <w:p>
+            <w:pPr>
+              <w:pStyle w:val="Compact"/>
+              <w:jc w:val="left"/>
+            </w:pPr>
+            <w:r>
+              <w:t xml:space="preserve">Matheus</w:t>
+            </w:r>
+          </w:p>
+        </w:tc>
+        <w:tc>
+          <w:tcPr/>
+          <w:p>
+            <w:pPr>
+              <w:pStyle w:val="Compact"/>
+              <w:jc w:val="left"/>
+            </w:pPr>
+            <w:r>
+              <w:t xml:space="preserve">Concluída</w:t>
+            </w:r>
+          </w:p>
+        </w:tc>
+      </w:tr>
+      <w:tr>
+        <w:tc>
+          <w:tcPr/>
+          <w:p>
+            <w:pPr>
+              <w:pStyle w:val="Compact"/>
+              <w:jc w:val="left"/>
+            </w:pPr>
+            <w:r>
+              <w:t xml:space="preserve">T08</w:t>
+            </w:r>
+          </w:p>
+        </w:tc>
+        <w:tc>
+          <w:tcPr/>
+          <w:p>
+            <w:pPr>
+              <w:pStyle w:val="Compact"/>
+              <w:jc w:val="left"/>
+            </w:pPr>
+            <w:r>
+              <w:t xml:space="preserve">Estado vazio orientando disciplina → conteúdo → atividade</w:t>
+            </w:r>
+          </w:p>
+        </w:tc>
+        <w:tc>
+          <w:tcPr/>
+          <w:p>
+            <w:pPr>
+              <w:pStyle w:val="Compact"/>
+              <w:jc w:val="left"/>
+            </w:pPr>
+            <w:r>
+              <w:t xml:space="preserve">RNF07</w:t>
+            </w:r>
+          </w:p>
+        </w:tc>
+        <w:tc>
+          <w:tcPr/>
+          <w:p>
+            <w:pPr>
+              <w:pStyle w:val="Compact"/>
+              <w:jc w:val="left"/>
+            </w:pPr>
+            <w:r>
+              <w:t xml:space="preserve">Média</w:t>
+            </w:r>
+          </w:p>
+        </w:tc>
+        <w:tc>
+          <w:tcPr/>
+          <w:p>
+            <w:pPr>
+              <w:pStyle w:val="Compact"/>
+              <w:jc w:val="left"/>
+            </w:pPr>
+            <w:r>
+              <w:t xml:space="preserve">Andrey</w:t>
+            </w:r>
+          </w:p>
+        </w:tc>
+        <w:tc>
+          <w:tcPr/>
+          <w:p>
+            <w:pPr>
+              <w:pStyle w:val="Compact"/>
+              <w:jc w:val="left"/>
+            </w:pPr>
+            <w:r>
+              <w:t xml:space="preserve">Concluída</w:t>
+            </w:r>
+          </w:p>
+        </w:tc>
+      </w:tr>
+    </w:tbl>
+    <w:bookmarkEnd w:id="133"/>
+    <w:bookmarkStart w:id="134" w:name="atividades"/>
+    <w:p>
+      <w:pPr>
+        <w:pStyle w:val="Heading2"/>
+      </w:pPr>
+      <w:r>
+        <w:rPr>
+          <w:rStyle w:val="SectionNumber"/>
+        </w:rPr>
+        <w:t xml:space="preserve">19.3</w:t>
+      </w:r>
+      <w:r>
+        <w:tab/>
+      </w:r>
+      <w:r>
+        <w:t xml:space="preserve">Atividades</w:t>
+      </w:r>
+    </w:p>
+    <w:tbl>
+      <w:tblPr>
+        <w:tblStyle w:val="Table"/>
+        <w:tblW w:type="pct" w:w="5000"/>
+        <w:tblLook w:firstRow="1" w:lastRow="0" w:firstColumn="0" w:lastColumn="0" w:noHBand="0" w:noVBand="0" w:val="0020"/>
+        <w:jc w:val="start"/>
+      </w:tblPr>
+      <w:tblGrid>
+        <w:gridCol w:w="523"/>
+        <w:gridCol w:w="2814"/>
+        <w:gridCol w:w="1047"/>
+        <w:gridCol w:w="1112"/>
+        <w:gridCol w:w="1374"/>
+        <w:gridCol w:w="1047"/>
+      </w:tblGrid>
+      <w:tr>
+        <w:trPr>
+          <w:tblHeader w:val="true"/>
+        </w:trPr>
+        <w:tc>
+          <w:tcPr>
+            <w:shd w:val="clear" w:color="auto" w:fill="E0F7FC"/>
+            <w:tcBorders>
+              <w:bottom w:val="single" w:sz="10" w:space="0" w:color="0891B2"/>
+            </w:tcBorders>
+          </w:tcPr>
+          <w:p>
+            <w:pPr>
+              <w:pStyle w:val="Compact"/>
+              <w:jc w:val="left"/>
+            </w:pPr>
+            <w:r>
+              <w:t xml:space="preserve">ID</w:t>
+            </w:r>
+          </w:p>
+        </w:tc>
+        <w:tc>
+          <w:tcPr>
+            <w:shd w:val="clear" w:color="auto" w:fill="E0F7FC"/>
+            <w:tcBorders>
+              <w:bottom w:val="single" w:sz="10" w:space="0" w:color="0891B2"/>
+            </w:tcBorders>
+          </w:tcPr>
+          <w:p>
+            <w:pPr>
+              <w:pStyle w:val="Compact"/>
+              <w:jc w:val="left"/>
+            </w:pPr>
+            <w:r>
+              <w:t xml:space="preserve">Tarefa</w:t>
+            </w:r>
+          </w:p>
+        </w:tc>
+        <w:tc>
+          <w:tcPr>
+            <w:shd w:val="clear" w:color="auto" w:fill="E0F7FC"/>
+            <w:tcBorders>
+              <w:bottom w:val="single" w:sz="10" w:space="0" w:color="0891B2"/>
+            </w:tcBorders>
+          </w:tcPr>
+          <w:p>
+            <w:pPr>
+              <w:pStyle w:val="Compact"/>
+              <w:jc w:val="left"/>
+            </w:pPr>
+            <w:r>
+              <w:t xml:space="preserve">Requisito</w:t>
+            </w:r>
+          </w:p>
+        </w:tc>
+        <w:tc>
+          <w:tcPr>
+            <w:shd w:val="clear" w:color="auto" w:fill="E0F7FC"/>
+            <w:tcBorders>
+              <w:bottom w:val="single" w:sz="10" w:space="0" w:color="0891B2"/>
+            </w:tcBorders>
+          </w:tcPr>
+          <w:p>
+            <w:pPr>
+              <w:pStyle w:val="Compact"/>
+              <w:jc w:val="left"/>
+            </w:pPr>
+            <w:r>
+              <w:t xml:space="preserve">Prioridade</w:t>
+            </w:r>
+          </w:p>
+        </w:tc>
+        <w:tc>
+          <w:tcPr>
+            <w:shd w:val="clear" w:color="auto" w:fill="E0F7FC"/>
+            <w:tcBorders>
+              <w:bottom w:val="single" w:sz="10" w:space="0" w:color="0891B2"/>
+            </w:tcBorders>
+          </w:tcPr>
+          <w:p>
+            <w:pPr>
+              <w:pStyle w:val="Compact"/>
+              <w:jc w:val="left"/>
+            </w:pPr>
+            <w:r>
+              <w:t xml:space="preserve">Responsável</w:t>
+            </w:r>
+          </w:p>
+        </w:tc>
+        <w:tc>
+          <w:tcPr>
+            <w:shd w:val="clear" w:color="auto" w:fill="E0F7FC"/>
+            <w:tcBorders>
+              <w:bottom w:val="single" w:sz="10" w:space="0" w:color="0891B2"/>
+            </w:tcBorders>
+          </w:tcPr>
+          <w:p>
+            <w:pPr>
+              <w:pStyle w:val="Compact"/>
+              <w:jc w:val="left"/>
+            </w:pPr>
+            <w:r>
+              <w:t xml:space="preserve">Status</w:t>
+            </w:r>
+          </w:p>
+        </w:tc>
+      </w:tr>
+      <w:tr>
+        <w:tc>
+          <w:tcPr/>
+          <w:p>
+            <w:pPr>
+              <w:pStyle w:val="Compact"/>
+              <w:jc w:val="left"/>
+            </w:pPr>
+            <w:r>
+              <w:t xml:space="preserve">T09</w:t>
+            </w:r>
+          </w:p>
+        </w:tc>
+        <w:tc>
+          <w:tcPr/>
+          <w:p>
+            <w:pPr>
+              <w:pStyle w:val="Compact"/>
+              <w:jc w:val="left"/>
+            </w:pPr>
+            <w:r>
+              <w:t xml:space="preserve">Cadastro e edição de atividade</w:t>
+            </w:r>
+          </w:p>
+        </w:tc>
+        <w:tc>
+          <w:tcPr/>
+          <w:p>
+            <w:pPr>
+              <w:pStyle w:val="Compact"/>
+              <w:jc w:val="left"/>
+            </w:pPr>
+            <w:r>
+              <w:t xml:space="preserve">RF03</w:t>
+            </w:r>
+          </w:p>
+        </w:tc>
+        <w:tc>
+          <w:tcPr/>
+          <w:p>
+            <w:pPr>
+              <w:pStyle w:val="Compact"/>
+              <w:jc w:val="left"/>
+            </w:pPr>
+            <w:r>
+              <w:t xml:space="preserve">Alta</w:t>
+            </w:r>
+          </w:p>
+        </w:tc>
+        <w:tc>
+          <w:tcPr/>
+          <w:p>
+            <w:pPr>
+              <w:pStyle w:val="Compact"/>
+              <w:jc w:val="left"/>
+            </w:pPr>
+            <w:r>
+              <w:t xml:space="preserve">Andrey</w:t>
+            </w:r>
+          </w:p>
+        </w:tc>
+        <w:tc>
+          <w:tcPr/>
+          <w:p>
+            <w:pPr>
+              <w:pStyle w:val="Compact"/>
+              <w:jc w:val="left"/>
+            </w:pPr>
+            <w:r>
+              <w:t xml:space="preserve">Concluída</w:t>
+            </w:r>
+          </w:p>
+        </w:tc>
+      </w:tr>
+      <w:tr>
+        <w:tc>
+          <w:tcPr/>
+          <w:p>
+            <w:pPr>
+              <w:pStyle w:val="Compact"/>
+              <w:jc w:val="left"/>
+            </w:pPr>
+            <w:r>
+              <w:t xml:space="preserve">T10</w:t>
+            </w:r>
+          </w:p>
+        </w:tc>
+        <w:tc>
+          <w:tcPr/>
+          <w:p>
+            <w:pPr>
+              <w:pStyle w:val="Compact"/>
+              <w:jc w:val="left"/>
+            </w:pPr>
+            <w:r>
+              <w:t xml:space="preserve">Listagem com busca, filtros e ordenação</w:t>
+            </w:r>
+          </w:p>
+        </w:tc>
+        <w:tc>
+          <w:tcPr/>
+          <w:p>
+            <w:pPr>
+              <w:pStyle w:val="Compact"/>
+              <w:jc w:val="left"/>
+            </w:pPr>
+            <w:r>
+              <w:t xml:space="preserve">RF04</w:t>
+            </w:r>
+          </w:p>
+        </w:tc>
+        <w:tc>
+          <w:tcPr/>
+          <w:p>
+            <w:pPr>
+              <w:pStyle w:val="Compact"/>
+              <w:jc w:val="left"/>
+            </w:pPr>
+            <w:r>
+              <w:t xml:space="preserve">Alta</w:t>
+            </w:r>
+          </w:p>
+        </w:tc>
+        <w:tc>
+          <w:tcPr/>
+          <w:p>
+            <w:pPr>
+              <w:pStyle w:val="Compact"/>
+              <w:jc w:val="left"/>
+            </w:pPr>
+            <w:r>
+              <w:t xml:space="preserve">Andrey</w:t>
+            </w:r>
+          </w:p>
+        </w:tc>
+        <w:tc>
+          <w:tcPr/>
+          <w:p>
+            <w:pPr>
+              <w:pStyle w:val="Compact"/>
+              <w:jc w:val="left"/>
+            </w:pPr>
+            <w:r>
+              <w:t xml:space="preserve">Concluída</w:t>
+            </w:r>
+          </w:p>
+        </w:tc>
+      </w:tr>
+      <w:tr>
+        <w:tc>
+          <w:tcPr/>
+          <w:p>
+            <w:pPr>
+              <w:pStyle w:val="Compact"/>
+              <w:jc w:val="left"/>
+            </w:pPr>
+            <w:r>
+              <w:t xml:space="preserve">T11</w:t>
+            </w:r>
+          </w:p>
+        </w:tc>
+        <w:tc>
+          <w:tcPr/>
+          <w:p>
+            <w:pPr>
+              <w:pStyle w:val="Compact"/>
+              <w:jc w:val="left"/>
+            </w:pPr>
+            <w:r>
+              <w:t xml:space="preserve">Detalhe da atividade com alteração de status</w:t>
+            </w:r>
+          </w:p>
+        </w:tc>
+        <w:tc>
+          <w:tcPr/>
+          <w:p>
+            <w:pPr>
+              <w:pStyle w:val="Compact"/>
+              <w:jc w:val="left"/>
+            </w:pPr>
+            <w:r>
+              <w:t xml:space="preserve">RF05</w:t>
+            </w:r>
+          </w:p>
+        </w:tc>
+        <w:tc>
+          <w:tcPr/>
+          <w:p>
+            <w:pPr>
+              <w:pStyle w:val="Compact"/>
+              <w:jc w:val="left"/>
+            </w:pPr>
+            <w:r>
+              <w:t xml:space="preserve">Alta</w:t>
+            </w:r>
+          </w:p>
+        </w:tc>
+        <w:tc>
+          <w:tcPr/>
+          <w:p>
+            <w:pPr>
+              <w:pStyle w:val="Compact"/>
+              <w:jc w:val="left"/>
+            </w:pPr>
+            <w:r>
+              <w:t xml:space="preserve">Andrey</w:t>
+            </w:r>
+          </w:p>
+        </w:tc>
+        <w:tc>
+          <w:tcPr/>
+          <w:p>
+            <w:pPr>
+              <w:pStyle w:val="Compact"/>
+              <w:jc w:val="left"/>
+            </w:pPr>
+            <w:r>
+              <w:t xml:space="preserve">Concluída</w:t>
+            </w:r>
+          </w:p>
+        </w:tc>
+      </w:tr>
+      <w:tr>
+        <w:tc>
+          <w:tcPr/>
+          <w:p>
+            <w:pPr>
+              <w:pStyle w:val="Compact"/>
+              <w:jc w:val="left"/>
+            </w:pPr>
+            <w:r>
+              <w:t xml:space="preserve">T12</w:t>
+            </w:r>
+          </w:p>
+        </w:tc>
+        <w:tc>
+          <w:tcPr/>
+          <w:p>
+            <w:pPr>
+              <w:pStyle w:val="Compact"/>
+              <w:jc w:val="left"/>
+            </w:pPr>
+            <w:r>
+              <w:t xml:space="preserve">Campo peso no formulário, com escala de 1 a 5</w:t>
+            </w:r>
+          </w:p>
+        </w:tc>
+        <w:tc>
+          <w:tcPr/>
+          <w:p>
+            <w:pPr>
+              <w:pStyle w:val="Compact"/>
+              <w:jc w:val="left"/>
+            </w:pPr>
+            <w:r>
+              <w:t xml:space="preserve">RF03, RN09</w:t>
+            </w:r>
+          </w:p>
+        </w:tc>
+        <w:tc>
+          <w:tcPr/>
+          <w:p>
+            <w:pPr>
+              <w:pStyle w:val="Compact"/>
+              <w:jc w:val="left"/>
+            </w:pPr>
+            <w:r>
+              <w:t xml:space="preserve">Alta</w:t>
+            </w:r>
+          </w:p>
+        </w:tc>
+        <w:tc>
+          <w:tcPr/>
+          <w:p>
+            <w:pPr>
+              <w:pStyle w:val="Compact"/>
+              <w:jc w:val="left"/>
+            </w:pPr>
+            <w:r>
+              <w:t xml:space="preserve">Matheus</w:t>
+            </w:r>
+          </w:p>
+        </w:tc>
+        <w:tc>
+          <w:tcPr/>
+          <w:p>
+            <w:pPr>
+              <w:pStyle w:val="Compact"/>
+              <w:jc w:val="left"/>
+            </w:pPr>
+            <w:r>
+              <w:t xml:space="preserve">Concluída</w:t>
+            </w:r>
+          </w:p>
+        </w:tc>
+      </w:tr>
+      <w:tr>
+        <w:tc>
+          <w:tcPr/>
+          <w:p>
+            <w:pPr>
+              <w:pStyle w:val="Compact"/>
+              <w:jc w:val="left"/>
+            </w:pPr>
+            <w:r>
+              <w:t xml:space="preserve">T13</w:t>
+            </w:r>
+          </w:p>
+        </w:tc>
+        <w:tc>
+          <w:tcPr/>
+          <w:p>
+            <w:pPr>
+              <w:pStyle w:val="Compact"/>
+              <w:jc w:val="left"/>
+            </w:pPr>
+            <w:r>
+              <w:t xml:space="preserve">Vínculo obrigatório atividade → conteúdo no formulário</w:t>
+            </w:r>
+          </w:p>
+        </w:tc>
+        <w:tc>
+          <w:tcPr/>
+          <w:p>
+            <w:pPr>
+              <w:pStyle w:val="Compact"/>
+              <w:jc w:val="left"/>
+            </w:pPr>
+            <w:r>
+              <w:t xml:space="preserve">RF03, RN13</w:t>
+            </w:r>
+          </w:p>
+        </w:tc>
+        <w:tc>
+          <w:tcPr/>
+          <w:p>
+            <w:pPr>
+              <w:pStyle w:val="Compact"/>
+              <w:jc w:val="left"/>
+            </w:pPr>
+            <w:r>
+              <w:t xml:space="preserve">Alta</w:t>
+            </w:r>
+          </w:p>
+        </w:tc>
+        <w:tc>
+          <w:tcPr/>
+          <w:p>
+            <w:pPr>
+              <w:pStyle w:val="Compact"/>
+              <w:jc w:val="left"/>
+            </w:pPr>
+            <w:r>
+              <w:t xml:space="preserve">Matheus</w:t>
+            </w:r>
+          </w:p>
+        </w:tc>
+        <w:tc>
+          <w:tcPr/>
+          <w:p>
+            <w:pPr>
+              <w:pStyle w:val="Compact"/>
+              <w:jc w:val="left"/>
+            </w:pPr>
+            <w:r>
+              <w:t xml:space="preserve">Concluída</w:t>
+            </w:r>
+          </w:p>
+        </w:tc>
+      </w:tr>
+      <w:tr>
+        <w:tc>
+          <w:tcPr/>
+          <w:p>
+            <w:pPr>
+              <w:pStyle w:val="Compact"/>
+              <w:jc w:val="left"/>
+            </w:pPr>
+            <w:r>
+              <w:t xml:space="preserve">T14</w:t>
+            </w:r>
+          </w:p>
+        </w:tc>
+        <w:tc>
+          <w:tcPr/>
+          <w:p>
+            <w:pPr>
+              <w:pStyle w:val="Compact"/>
+              <w:jc w:val="left"/>
+            </w:pPr>
+            <w:r>
+              <w:t xml:space="preserve">Tornar o responsável opcional na validação</w:t>
+            </w:r>
+          </w:p>
+        </w:tc>
+        <w:tc>
+          <w:tcPr/>
+          <w:p>
+            <w:pPr>
+              <w:pStyle w:val="Compact"/>
+              <w:jc w:val="left"/>
+            </w:pPr>
+            <w:r>
+              <w:t xml:space="preserve">RN06, RN10</w:t>
+            </w:r>
+          </w:p>
+        </w:tc>
+        <w:tc>
+          <w:tcPr/>
+          <w:p>
+            <w:pPr>
+              <w:pStyle w:val="Compact"/>
+              <w:jc w:val="left"/>
+            </w:pPr>
+            <w:r>
+              <w:t xml:space="preserve">Média</w:t>
+            </w:r>
+          </w:p>
+        </w:tc>
+        <w:tc>
+          <w:tcPr/>
+          <w:p>
+            <w:pPr>
+              <w:pStyle w:val="Compact"/>
+              <w:jc w:val="left"/>
+            </w:pPr>
+            <w:r>
+              <w:t xml:space="preserve">Andrey</w:t>
+            </w:r>
+          </w:p>
+        </w:tc>
+        <w:tc>
+          <w:tcPr/>
+          <w:p>
+            <w:pPr>
+              <w:pStyle w:val="Compact"/>
+              <w:jc w:val="left"/>
+            </w:pPr>
+            <w:r>
+              <w:t xml:space="preserve">Concluída</w:t>
+            </w:r>
+          </w:p>
+        </w:tc>
+      </w:tr>
+      <w:tr>
+        <w:tc>
+          <w:tcPr/>
+          <w:p>
+            <w:pPr>
+              <w:pStyle w:val="Compact"/>
+              <w:jc w:val="left"/>
+            </w:pPr>
+            <w:r>
+              <w:t xml:space="preserve">T15</w:t>
+            </w:r>
+          </w:p>
+        </w:tc>
+        <w:tc>
+          <w:tcPr/>
+          <w:p>
+            <w:pPr>
+              <w:pStyle w:val="Compact"/>
+              <w:jc w:val="left"/>
+            </w:pPr>
+            <w:r>
+              <w:t xml:space="preserve">Filtros como painel lateral fixo</w:t>
+            </w:r>
+          </w:p>
+        </w:tc>
+        <w:tc>
+          <w:tcPr/>
+          <w:p>
+            <w:pPr>
+              <w:pStyle w:val="Compact"/>
+              <w:jc w:val="left"/>
+            </w:pPr>
+            <w:r>
+              <w:t xml:space="preserve">RF04, RNF01</w:t>
+            </w:r>
+          </w:p>
+        </w:tc>
+        <w:tc>
+          <w:tcPr/>
+          <w:p>
+            <w:pPr>
+              <w:pStyle w:val="Compact"/>
+              <w:jc w:val="left"/>
+            </w:pPr>
+            <w:r>
+              <w:t xml:space="preserve">Média</w:t>
+            </w:r>
+          </w:p>
+        </w:tc>
+        <w:tc>
+          <w:tcPr/>
+          <w:p>
+            <w:pPr>
+              <w:pStyle w:val="Compact"/>
+              <w:jc w:val="left"/>
+            </w:pPr>
+            <w:r>
+              <w:t xml:space="preserve">Andrey</w:t>
+            </w:r>
+          </w:p>
+        </w:tc>
+        <w:tc>
+          <w:tcPr/>
+          <w:p>
+            <w:pPr>
+              <w:pStyle w:val="Compact"/>
+              <w:jc w:val="left"/>
+            </w:pPr>
+            <w:r>
+              <w:t xml:space="preserve">Concluída</w:t>
+            </w:r>
+          </w:p>
+        </w:tc>
+      </w:tr>
+      <w:tr>
+        <w:tc>
+          <w:tcPr/>
+          <w:p>
+            <w:pPr>
+              <w:pStyle w:val="Compact"/>
+              <w:jc w:val="left"/>
+            </w:pPr>
+            <w:r>
+              <w:t xml:space="preserve">T16</w:t>
+            </w:r>
+          </w:p>
+        </w:tc>
+        <w:tc>
+          <w:tcPr/>
+          <w:p>
+            <w:pPr>
+              <w:pStyle w:val="Compact"/>
+              <w:jc w:val="left"/>
+            </w:pPr>
+            <w:r>
+              <w:t xml:space="preserve">Cartões de situação clicáveis, funcionando como filtro</w:t>
+            </w:r>
+          </w:p>
+        </w:tc>
+        <w:tc>
+          <w:tcPr/>
+          <w:p>
+            <w:pPr>
+              <w:pStyle w:val="Compact"/>
+              <w:jc w:val="left"/>
+            </w:pPr>
+            <w:r>
+              <w:t xml:space="preserve">RF06</w:t>
+            </w:r>
+          </w:p>
+        </w:tc>
+        <w:tc>
+          <w:tcPr/>
+          <w:p>
+            <w:pPr>
+              <w:pStyle w:val="Compact"/>
+              <w:jc w:val="left"/>
+            </w:pPr>
+            <w:r>
+              <w:t xml:space="preserve">Média</w:t>
+            </w:r>
+          </w:p>
+        </w:tc>
+        <w:tc>
+          <w:tcPr/>
+          <w:p>
+            <w:pPr>
+              <w:pStyle w:val="Compact"/>
+              <w:jc w:val="left"/>
+            </w:pPr>
+            <w:r>
+              <w:t xml:space="preserve">Andrey</w:t>
+            </w:r>
+          </w:p>
+        </w:tc>
+        <w:tc>
+          <w:tcPr/>
+          <w:p>
+            <w:pPr>
+              <w:pStyle w:val="Compact"/>
+              <w:jc w:val="left"/>
+            </w:pPr>
+            <w:r>
+              <w:t xml:space="preserve">Concluída</w:t>
+            </w:r>
+          </w:p>
+        </w:tc>
+      </w:tr>
+    </w:tbl>
+    <w:bookmarkEnd w:id="134"/>
+    <w:bookmarkStart w:id="135" w:name="progresso-e-desempenho"/>
+    <w:p>
+      <w:pPr>
+        <w:pStyle w:val="Heading2"/>
+      </w:pPr>
+      <w:r>
+        <w:rPr>
+          <w:rStyle w:val="SectionNumber"/>
+        </w:rPr>
+        <w:t xml:space="preserve">19.4</w:t>
+      </w:r>
+      <w:r>
+        <w:tab/>
+      </w:r>
+      <w:r>
+        <w:t xml:space="preserve">Progresso e desempenho</w:t>
+      </w:r>
+    </w:p>
+    <w:tbl>
+      <w:tblPr>
+        <w:tblStyle w:val="Table"/>
+        <w:tblW w:type="pct" w:w="5000"/>
+        <w:tblLook w:firstRow="1" w:lastRow="0" w:firstColumn="0" w:lastColumn="0" w:noHBand="0" w:noVBand="0" w:val="0020"/>
+        <w:jc w:val="start"/>
+      </w:tblPr>
+      <w:tblGrid>
+        <w:gridCol w:w="523"/>
+        <w:gridCol w:w="2814"/>
+        <w:gridCol w:w="1047"/>
+        <w:gridCol w:w="1112"/>
+        <w:gridCol w:w="1374"/>
+        <w:gridCol w:w="1047"/>
+      </w:tblGrid>
+      <w:tr>
+        <w:trPr>
+          <w:tblHeader w:val="true"/>
+        </w:trPr>
+        <w:tc>
+          <w:tcPr>
+            <w:shd w:val="clear" w:color="auto" w:fill="E0F7FC"/>
+            <w:tcBorders>
+              <w:bottom w:val="single" w:sz="10" w:space="0" w:color="0891B2"/>
+            </w:tcBorders>
+          </w:tcPr>
+          <w:p>
+            <w:pPr>
+              <w:pStyle w:val="Compact"/>
+              <w:jc w:val="left"/>
+            </w:pPr>
+            <w:r>
+              <w:t xml:space="preserve">ID</w:t>
+            </w:r>
+          </w:p>
+        </w:tc>
+        <w:tc>
+          <w:tcPr>
+            <w:shd w:val="clear" w:color="auto" w:fill="E0F7FC"/>
+            <w:tcBorders>
+              <w:bottom w:val="single" w:sz="10" w:space="0" w:color="0891B2"/>
+            </w:tcBorders>
+          </w:tcPr>
+          <w:p>
+            <w:pPr>
+              <w:pStyle w:val="Compact"/>
+              <w:jc w:val="left"/>
+            </w:pPr>
+            <w:r>
+              <w:t xml:space="preserve">Tarefa</w:t>
+            </w:r>
+          </w:p>
+        </w:tc>
+        <w:tc>
+          <w:tcPr>
+            <w:shd w:val="clear" w:color="auto" w:fill="E0F7FC"/>
+            <w:tcBorders>
+              <w:bottom w:val="single" w:sz="10" w:space="0" w:color="0891B2"/>
+            </w:tcBorders>
+          </w:tcPr>
+          <w:p>
+            <w:pPr>
+              <w:pStyle w:val="Compact"/>
+              <w:jc w:val="left"/>
+            </w:pPr>
+            <w:r>
+              <w:t xml:space="preserve">Requisito</w:t>
+            </w:r>
+          </w:p>
+        </w:tc>
+        <w:tc>
+          <w:tcPr>
+            <w:shd w:val="clear" w:color="auto" w:fill="E0F7FC"/>
+            <w:tcBorders>
+              <w:bottom w:val="single" w:sz="10" w:space="0" w:color="0891B2"/>
+            </w:tcBorders>
+          </w:tcPr>
+          <w:p>
+            <w:pPr>
+              <w:pStyle w:val="Compact"/>
+              <w:jc w:val="left"/>
+            </w:pPr>
+            <w:r>
+              <w:t xml:space="preserve">Prioridade</w:t>
+            </w:r>
+          </w:p>
+        </w:tc>
+        <w:tc>
+          <w:tcPr>
+            <w:shd w:val="clear" w:color="auto" w:fill="E0F7FC"/>
+            <w:tcBorders>
+              <w:bottom w:val="single" w:sz="10" w:space="0" w:color="0891B2"/>
+            </w:tcBorders>
+          </w:tcPr>
+          <w:p>
+            <w:pPr>
+              <w:pStyle w:val="Compact"/>
+              <w:jc w:val="left"/>
+            </w:pPr>
+            <w:r>
+              <w:t xml:space="preserve">Responsável</w:t>
+            </w:r>
+          </w:p>
+        </w:tc>
+        <w:tc>
+          <w:tcPr>
+            <w:shd w:val="clear" w:color="auto" w:fill="E0F7FC"/>
+            <w:tcBorders>
+              <w:bottom w:val="single" w:sz="10" w:space="0" w:color="0891B2"/>
+            </w:tcBorders>
+          </w:tcPr>
+          <w:p>
+            <w:pPr>
+              <w:pStyle w:val="Compact"/>
+              <w:jc w:val="left"/>
+            </w:pPr>
+            <w:r>
+              <w:t xml:space="preserve">Status</w:t>
+            </w:r>
+          </w:p>
+        </w:tc>
+      </w:tr>
+      <w:tr>
+        <w:tc>
+          <w:tcPr/>
+          <w:p>
+            <w:pPr>
+              <w:pStyle w:val="Compact"/>
+              <w:jc w:val="left"/>
+            </w:pPr>
+            <w:r>
+              <w:t xml:space="preserve">T17</w:t>
+            </w:r>
+          </w:p>
+        </w:tc>
+        <w:tc>
+          <w:tcPr/>
+          <w:p>
+            <w:pPr>
+              <w:pStyle w:val="Compact"/>
+              <w:jc w:val="left"/>
+            </w:pPr>
+            <w:r>
+              <w:t xml:space="preserve">Painel com totais por status e atividades atrasadas</w:t>
+            </w:r>
+          </w:p>
+        </w:tc>
+        <w:tc>
+          <w:tcPr/>
+          <w:p>
+            <w:pPr>
+              <w:pStyle w:val="Compact"/>
+              <w:jc w:val="left"/>
+            </w:pPr>
+            <w:r>
+              <w:t xml:space="preserve">RF06</w:t>
+            </w:r>
+          </w:p>
+        </w:tc>
+        <w:tc>
+          <w:tcPr/>
+          <w:p>
+            <w:pPr>
+              <w:pStyle w:val="Compact"/>
+              <w:jc w:val="left"/>
+            </w:pPr>
+            <w:r>
+              <w:t xml:space="preserve">Alta</w:t>
+            </w:r>
+          </w:p>
+        </w:tc>
+        <w:tc>
+          <w:tcPr/>
+          <w:p>
+            <w:pPr>
+              <w:pStyle w:val="Compact"/>
+              <w:jc w:val="left"/>
+            </w:pPr>
+            <w:r>
+              <w:t xml:space="preserve">Andrey</w:t>
+            </w:r>
+          </w:p>
+        </w:tc>
+        <w:tc>
+          <w:tcPr/>
+          <w:p>
+            <w:pPr>
+              <w:pStyle w:val="Compact"/>
+              <w:jc w:val="left"/>
+            </w:pPr>
+            <w:r>
+              <w:t xml:space="preserve">Concluída</w:t>
+            </w:r>
+          </w:p>
+        </w:tc>
+      </w:tr>
+      <w:tr>
+        <w:tc>
+          <w:tcPr/>
+          <w:p>
+            <w:pPr>
+              <w:pStyle w:val="Compact"/>
+              <w:jc w:val="left"/>
+            </w:pPr>
+            <w:r>
+              <w:t xml:space="preserve">T18</w:t>
+            </w:r>
+          </w:p>
+        </w:tc>
+        <w:tc>
+          <w:tcPr/>
+          <w:p>
+            <w:pPr>
+              <w:pStyle w:val="Compact"/>
+              <w:jc w:val="left"/>
+            </w:pPr>
+            <w:r>
+              <w:t xml:space="preserve">Cálculo do progresso por conteúdo a partir do peso</w:t>
+            </w:r>
+          </w:p>
+        </w:tc>
+        <w:tc>
+          <w:tcPr/>
+          <w:p>
+            <w:pPr>
+              <w:pStyle w:val="Compact"/>
+              <w:jc w:val="left"/>
+            </w:pPr>
+            <w:r>
+              <w:t xml:space="preserve">RF10, RN08</w:t>
+            </w:r>
+          </w:p>
+        </w:tc>
+        <w:tc>
+          <w:tcPr/>
+          <w:p>
+            <w:pPr>
+              <w:pStyle w:val="Compact"/>
+              <w:jc w:val="left"/>
+            </w:pPr>
+            <w:r>
+              <w:t xml:space="preserve">Alta</w:t>
+            </w:r>
+          </w:p>
+        </w:tc>
+        <w:tc>
+          <w:tcPr/>
+          <w:p>
+            <w:pPr>
+              <w:pStyle w:val="Compact"/>
+              <w:jc w:val="left"/>
+            </w:pPr>
+            <w:r>
+              <w:t xml:space="preserve">Matheus</w:t>
+            </w:r>
+          </w:p>
+        </w:tc>
+        <w:tc>
+          <w:tcPr/>
+          <w:p>
+            <w:pPr>
+              <w:pStyle w:val="Compact"/>
+              <w:jc w:val="left"/>
+            </w:pPr>
+            <w:r>
+              <w:t xml:space="preserve">Concluída</w:t>
+            </w:r>
+          </w:p>
+        </w:tc>
+      </w:tr>
+      <w:tr>
+        <w:tc>
+          <w:tcPr/>
+          <w:p>
+            <w:pPr>
+              <w:pStyle w:val="Compact"/>
+              <w:jc w:val="left"/>
+            </w:pPr>
+            <w:r>
+              <w:t xml:space="preserve">T19</w:t>
+            </w:r>
+          </w:p>
+        </w:tc>
+        <w:tc>
+          <w:tcPr/>
+          <w:p>
+            <w:pPr>
+              <w:pStyle w:val="Compact"/>
+              <w:jc w:val="left"/>
+            </w:pPr>
+            <w:r>
+              <w:t xml:space="preserve">Agregação do progresso por disciplina</w:t>
+            </w:r>
+          </w:p>
+        </w:tc>
+        <w:tc>
+          <w:tcPr/>
+          <w:p>
+            <w:pPr>
+              <w:pStyle w:val="Compact"/>
+              <w:jc w:val="left"/>
+            </w:pPr>
+            <w:r>
+              <w:t xml:space="preserve">RF11, RN14</w:t>
+            </w:r>
+          </w:p>
+        </w:tc>
+        <w:tc>
+          <w:tcPr/>
+          <w:p>
+            <w:pPr>
+              <w:pStyle w:val="Compact"/>
+              <w:jc w:val="left"/>
+            </w:pPr>
+            <w:r>
+              <w:t xml:space="preserve">Alta</w:t>
+            </w:r>
+          </w:p>
+        </w:tc>
+        <w:tc>
+          <w:tcPr/>
+          <w:p>
+            <w:pPr>
+              <w:pStyle w:val="Compact"/>
+              <w:jc w:val="left"/>
+            </w:pPr>
+            <w:r>
+              <w:t xml:space="preserve">Matheus</w:t>
+            </w:r>
+          </w:p>
+        </w:tc>
+        <w:tc>
+          <w:tcPr/>
+          <w:p>
+            <w:pPr>
+              <w:pStyle w:val="Compact"/>
+              <w:jc w:val="left"/>
+            </w:pPr>
+            <w:r>
+              <w:t xml:space="preserve">Concluída</w:t>
+            </w:r>
+          </w:p>
+        </w:tc>
+      </w:tr>
+      <w:tr>
+        <w:tc>
+          <w:tcPr/>
+          <w:p>
+            <w:pPr>
+              <w:pStyle w:val="Compact"/>
+              <w:jc w:val="left"/>
+            </w:pPr>
+            <w:r>
+              <w:t xml:space="preserve">T20</w:t>
+            </w:r>
+          </w:p>
+        </w:tc>
+        <w:tc>
+          <w:tcPr/>
+          <w:p>
+            <w:pPr>
+              <w:pStyle w:val="Compact"/>
+              <w:jc w:val="left"/>
+            </w:pPr>
+            <w:r>
+              <w:t xml:space="preserve">Barras de progresso no painel e na tela de disciplinas</w:t>
+            </w:r>
+          </w:p>
+        </w:tc>
+        <w:tc>
+          <w:tcPr/>
+          <w:p>
+            <w:pPr>
+              <w:pStyle w:val="Compact"/>
+              <w:jc w:val="left"/>
+            </w:pPr>
+            <w:r>
+              <w:t xml:space="preserve">RF10, RF11</w:t>
+            </w:r>
+          </w:p>
+        </w:tc>
+        <w:tc>
+          <w:tcPr/>
+          <w:p>
+            <w:pPr>
+              <w:pStyle w:val="Compact"/>
+              <w:jc w:val="left"/>
+            </w:pPr>
+            <w:r>
+              <w:t xml:space="preserve">Alta</w:t>
+            </w:r>
+          </w:p>
+        </w:tc>
+        <w:tc>
+          <w:tcPr/>
+          <w:p>
+            <w:pPr>
+              <w:pStyle w:val="Compact"/>
+              <w:jc w:val="left"/>
+            </w:pPr>
+            <w:r>
+              <w:t xml:space="preserve">Andrey</w:t>
+            </w:r>
+          </w:p>
+        </w:tc>
+        <w:tc>
+          <w:tcPr/>
+          <w:p>
+            <w:pPr>
+              <w:pStyle w:val="Compact"/>
+              <w:jc w:val="left"/>
+            </w:pPr>
+            <w:r>
+              <w:t xml:space="preserve">Concluída</w:t>
+            </w:r>
+          </w:p>
+        </w:tc>
+      </w:tr>
+      <w:tr>
+        <w:tc>
+          <w:tcPr/>
+          <w:p>
+            <w:pPr>
+              <w:pStyle w:val="Compact"/>
+              <w:jc w:val="left"/>
+            </w:pPr>
+            <w:r>
+              <w:t xml:space="preserve">T21</w:t>
+            </w:r>
+          </w:p>
+        </w:tc>
+        <w:tc>
+          <w:tcPr/>
+          <w:p>
+            <w:pPr>
+              <w:pStyle w:val="Compact"/>
+              <w:jc w:val="left"/>
+            </w:pPr>
+            <w:r>
+              <w:t xml:space="preserve">Crédito e estorno de experiência ao concluir e reverter</w:t>
+            </w:r>
+          </w:p>
+        </w:tc>
+        <w:tc>
+          <w:tcPr/>
+          <w:p>
+            <w:pPr>
+              <w:pStyle w:val="Compact"/>
+              <w:jc w:val="left"/>
+            </w:pPr>
+            <w:r>
+              <w:t xml:space="preserve">RF15, RN10</w:t>
+            </w:r>
+          </w:p>
+        </w:tc>
+        <w:tc>
+          <w:tcPr/>
+          <w:p>
+            <w:pPr>
+              <w:pStyle w:val="Compact"/>
+              <w:jc w:val="left"/>
+            </w:pPr>
+            <w:r>
+              <w:t xml:space="preserve">Alta</w:t>
+            </w:r>
+          </w:p>
+        </w:tc>
+        <w:tc>
+          <w:tcPr/>
+          <w:p>
+            <w:pPr>
+              <w:pStyle w:val="Compact"/>
+              <w:jc w:val="left"/>
+            </w:pPr>
+            <w:r>
+              <w:t xml:space="preserve">Matheus</w:t>
+            </w:r>
+          </w:p>
+        </w:tc>
+        <w:tc>
+          <w:tcPr/>
+          <w:p>
+            <w:pPr>
+              <w:pStyle w:val="Compact"/>
+              <w:jc w:val="left"/>
+            </w:pPr>
+            <w:r>
+              <w:t xml:space="preserve">Concluída</w:t>
+            </w:r>
+          </w:p>
+        </w:tc>
+      </w:tr>
+      <w:tr>
+        <w:tc>
+          <w:tcPr/>
+          <w:p>
+            <w:pPr>
+              <w:pStyle w:val="Compact"/>
+              <w:jc w:val="left"/>
+            </w:pPr>
+            <w:r>
+              <w:t xml:space="preserve">T22</w:t>
+            </w:r>
+          </w:p>
+        </w:tc>
+        <w:tc>
+          <w:tcPr/>
+          <w:p>
+            <w:pPr>
+              <w:pStyle w:val="Compact"/>
+              <w:jc w:val="left"/>
+            </w:pPr>
+            <w:r>
+              <w:t xml:space="preserve">Retorno visual da conclusão: progresso antes e depois</w:t>
+            </w:r>
+          </w:p>
+        </w:tc>
+        <w:tc>
+          <w:tcPr/>
+          <w:p>
+            <w:pPr>
+              <w:pStyle w:val="Compact"/>
+              <w:jc w:val="left"/>
+            </w:pPr>
+            <w:r>
+              <w:t xml:space="preserve">RF15</w:t>
+            </w:r>
+          </w:p>
+        </w:tc>
+        <w:tc>
+          <w:tcPr/>
+          <w:p>
+            <w:pPr>
+              <w:pStyle w:val="Compact"/>
+              <w:jc w:val="left"/>
+            </w:pPr>
+            <w:r>
+              <w:t xml:space="preserve">Média</w:t>
+            </w:r>
+          </w:p>
+        </w:tc>
+        <w:tc>
+          <w:tcPr/>
+          <w:p>
+            <w:pPr>
+              <w:pStyle w:val="Compact"/>
+              <w:jc w:val="left"/>
+            </w:pPr>
+            <w:r>
+              <w:t xml:space="preserve">Andrey</w:t>
+            </w:r>
+          </w:p>
+        </w:tc>
+        <w:tc>
+          <w:tcPr/>
+          <w:p>
+            <w:pPr>
+              <w:pStyle w:val="Compact"/>
+              <w:jc w:val="left"/>
+            </w:pPr>
+            <w:r>
+              <w:t xml:space="preserve">Concluída</w:t>
+            </w:r>
+          </w:p>
+        </w:tc>
+      </w:tr>
+    </w:tbl>
+    <w:bookmarkEnd w:id="135"/>
+    <w:bookmarkStart w:id="136" w:name="interface-e-ajustes-visuais"/>
+    <w:p>
+      <w:pPr>
+        <w:pStyle w:val="Heading2"/>
+      </w:pPr>
+      <w:r>
+        <w:rPr>
+          <w:rStyle w:val="SectionNumber"/>
+        </w:rPr>
+        <w:t xml:space="preserve">19.5</w:t>
+      </w:r>
+      <w:r>
+        <w:tab/>
+      </w:r>
+      <w:r>
+        <w:t xml:space="preserve">Interface e ajustes visuais</w:t>
       </w:r>
     </w:p>
     <w:tbl>
@@ -31340,43 +33823,43 @@
               <w:jc w:val="left"/>
             </w:pPr>
             <w:r>
-              <w:t xml:space="preserve">T01</w:t>
-            </w:r>
-          </w:p>
-        </w:tc>
-        <w:tc>
-          <w:tcPr/>
-          <w:p>
-            <w:pPr>
-              <w:pStyle w:val="Compact"/>
-              <w:jc w:val="left"/>
-            </w:pPr>
-            <w:r>
-              <w:t xml:space="preserve">Tela de acesso com seleção e criação de grupo</w:t>
-            </w:r>
-          </w:p>
-        </w:tc>
-        <w:tc>
-          <w:tcPr/>
-          <w:p>
-            <w:pPr>
-              <w:pStyle w:val="Compact"/>
-              <w:jc w:val="left"/>
-            </w:pPr>
-            <w:r>
-              <w:t xml:space="preserve">RF01</w:t>
-            </w:r>
-          </w:p>
-        </w:tc>
-        <w:tc>
-          <w:tcPr/>
-          <w:p>
-            <w:pPr>
-              <w:pStyle w:val="Compact"/>
-              <w:jc w:val="left"/>
-            </w:pPr>
-            <w:r>
-              <w:t xml:space="preserve">Alta</w:t>
+              <w:t xml:space="preserve">T23</w:t>
+            </w:r>
+          </w:p>
+        </w:tc>
+        <w:tc>
+          <w:tcPr/>
+          <w:p>
+            <w:pPr>
+              <w:pStyle w:val="Compact"/>
+              <w:jc w:val="left"/>
+            </w:pPr>
+            <w:r>
+              <w:t xml:space="preserve">Tema claro e escuro</w:t>
+            </w:r>
+          </w:p>
+        </w:tc>
+        <w:tc>
+          <w:tcPr/>
+          <w:p>
+            <w:pPr>
+              <w:pStyle w:val="Compact"/>
+              <w:jc w:val="left"/>
+            </w:pPr>
+            <w:r>
+              <w:t xml:space="preserve">RF08</w:t>
+            </w:r>
+          </w:p>
+        </w:tc>
+        <w:tc>
+          <w:tcPr/>
+          <w:p>
+            <w:pPr>
+              <w:pStyle w:val="Compact"/>
+              <w:jc w:val="left"/>
+            </w:pPr>
+            <w:r>
+              <w:t xml:space="preserve">Baixa</w:t>
             </w:r>
           </w:p>
         </w:tc>
@@ -31414,43 +33897,43 @@
               <w:jc w:val="left"/>
             </w:pPr>
             <w:r>
-              <w:t xml:space="preserve">T02</w:t>
-            </w:r>
-          </w:p>
-        </w:tc>
-        <w:tc>
-          <w:tcPr/>
-          <w:p>
-            <w:pPr>
-              <w:pStyle w:val="Compact"/>
-              <w:jc w:val="left"/>
-            </w:pPr>
-            <w:r>
-              <w:t xml:space="preserve">Carga de dados de exemplo na tela de acesso</w:t>
-            </w:r>
-          </w:p>
-        </w:tc>
-        <w:tc>
-          <w:tcPr/>
-          <w:p>
-            <w:pPr>
-              <w:pStyle w:val="Compact"/>
-              <w:jc w:val="left"/>
-            </w:pPr>
-            <w:r>
-              <w:t xml:space="preserve">RF20</w:t>
-            </w:r>
-          </w:p>
-        </w:tc>
-        <w:tc>
-          <w:tcPr/>
-          <w:p>
-            <w:pPr>
-              <w:pStyle w:val="Compact"/>
-              <w:jc w:val="left"/>
-            </w:pPr>
-            <w:r>
-              <w:t xml:space="preserve">Baixa</w:t>
+              <w:t xml:space="preserve">T24</w:t>
+            </w:r>
+          </w:p>
+        </w:tc>
+        <w:tc>
+          <w:tcPr/>
+          <w:p>
+            <w:pPr>
+              <w:pStyle w:val="Compact"/>
+              <w:jc w:val="left"/>
+            </w:pPr>
+            <w:r>
+              <w:t xml:space="preserve">Aplicar a revisão visual: tipografia, cor da gamificação e layout de três colunas</w:t>
+            </w:r>
+          </w:p>
+        </w:tc>
+        <w:tc>
+          <w:tcPr/>
+          <w:p>
+            <w:pPr>
+              <w:pStyle w:val="Compact"/>
+              <w:jc w:val="left"/>
+            </w:pPr>
+            <w:r>
+              <w:t xml:space="preserve">RNF06</w:t>
+            </w:r>
+          </w:p>
+        </w:tc>
+        <w:tc>
+          <w:tcPr/>
+          <w:p>
+            <w:pPr>
+              <w:pStyle w:val="Compact"/>
+              <w:jc w:val="left"/>
+            </w:pPr>
+            <w:r>
+              <w:t xml:space="preserve">Média</w:t>
             </w:r>
           </w:p>
         </w:tc>
@@ -31474,2068 +33957,14 @@
               <w:jc w:val="left"/>
             </w:pPr>
             <w:r>
-              <w:t xml:space="preserve">Concluída</w:t>
-            </w:r>
-          </w:p>
-        </w:tc>
-      </w:tr>
-      <w:tr>
-        <w:tc>
-          <w:tcPr/>
-          <w:p>
-            <w:pPr>
-              <w:pStyle w:val="Compact"/>
-              <w:jc w:val="left"/>
-            </w:pPr>
-            <w:r>
-              <w:t xml:space="preserve">T03</w:t>
-            </w:r>
-          </w:p>
-        </w:tc>
-        <w:tc>
-          <w:tcPr/>
-          <w:p>
-            <w:pPr>
-              <w:pStyle w:val="Compact"/>
-              <w:jc w:val="left"/>
-            </w:pPr>
-            <w:r>
-              <w:t xml:space="preserve">Cadastro, edição e exclusão de membros</w:t>
-            </w:r>
-          </w:p>
-        </w:tc>
-        <w:tc>
-          <w:tcPr/>
-          <w:p>
-            <w:pPr>
-              <w:pStyle w:val="Compact"/>
-              <w:jc w:val="left"/>
-            </w:pPr>
-            <w:r>
-              <w:t xml:space="preserve">RF02</w:t>
-            </w:r>
-          </w:p>
-        </w:tc>
-        <w:tc>
-          <w:tcPr/>
-          <w:p>
-            <w:pPr>
-              <w:pStyle w:val="Compact"/>
-              <w:jc w:val="left"/>
-            </w:pPr>
-            <w:r>
-              <w:t xml:space="preserve">Alta</w:t>
-            </w:r>
-          </w:p>
-        </w:tc>
-        <w:tc>
-          <w:tcPr/>
-          <w:p>
-            <w:pPr>
-              <w:pStyle w:val="Compact"/>
-              <w:jc w:val="left"/>
-            </w:pPr>
-            <w:r>
-              <w:t xml:space="preserve">Andrey</w:t>
-            </w:r>
-          </w:p>
-        </w:tc>
-        <w:tc>
-          <w:tcPr/>
-          <w:p>
-            <w:pPr>
-              <w:pStyle w:val="Compact"/>
-              <w:jc w:val="left"/>
-            </w:pPr>
-            <w:r>
-              <w:t xml:space="preserve">Concluída</w:t>
-            </w:r>
-          </w:p>
-        </w:tc>
-      </w:tr>
-      <w:tr>
-        <w:tc>
-          <w:tcPr/>
-          <w:p>
-            <w:pPr>
-              <w:pStyle w:val="Compact"/>
-              <w:jc w:val="left"/>
-            </w:pPr>
-            <w:r>
-              <w:t xml:space="preserve">T04</w:t>
-            </w:r>
-          </w:p>
-        </w:tc>
-        <w:tc>
-          <w:tcPr/>
-          <w:p>
-            <w:pPr>
-              <w:pStyle w:val="Compact"/>
-              <w:jc w:val="left"/>
-            </w:pPr>
-            <w:r>
-              <w:t xml:space="preserve">Avatar do membro com sorteio de semente</w:t>
-            </w:r>
-          </w:p>
-        </w:tc>
-        <w:tc>
-          <w:tcPr/>
-          <w:p>
-            <w:pPr>
-              <w:pStyle w:val="Compact"/>
-              <w:jc w:val="left"/>
-            </w:pPr>
-            <w:r>
-              <w:t xml:space="preserve">RF19</w:t>
-            </w:r>
-          </w:p>
-        </w:tc>
-        <w:tc>
-          <w:tcPr/>
-          <w:p>
-            <w:pPr>
-              <w:pStyle w:val="Compact"/>
-              <w:jc w:val="left"/>
-            </w:pPr>
-            <w:r>
-              <w:t xml:space="preserve">Baixa</w:t>
-            </w:r>
-          </w:p>
-        </w:tc>
-        <w:tc>
-          <w:tcPr/>
-          <w:p>
-            <w:pPr>
-              <w:pStyle w:val="Compact"/>
-              <w:jc w:val="left"/>
-            </w:pPr>
-            <w:r>
-              <w:t xml:space="preserve">Andrey</w:t>
-            </w:r>
-          </w:p>
-        </w:tc>
-        <w:tc>
-          <w:tcPr/>
-          <w:p>
-            <w:pPr>
-              <w:pStyle w:val="Compact"/>
-              <w:jc w:val="left"/>
-            </w:pPr>
-            <w:r>
-              <w:t xml:space="preserve">Concluída</w:t>
-            </w:r>
-          </w:p>
-        </w:tc>
-      </w:tr>
-      <w:tr>
-        <w:tc>
-          <w:tcPr/>
-          <w:p>
-            <w:pPr>
-              <w:pStyle w:val="Compact"/>
-              <w:jc w:val="left"/>
-            </w:pPr>
-            <w:r>
-              <w:t xml:space="preserve">T05</w:t>
-            </w:r>
-          </w:p>
-        </w:tc>
-        <w:tc>
-          <w:tcPr/>
-          <w:p>
-            <w:pPr>
-              <w:pStyle w:val="Compact"/>
-              <w:jc w:val="left"/>
-            </w:pPr>
-            <w:r>
-              <w:t xml:space="preserve">Encerramento da sessão do grupo</w:t>
-            </w:r>
-          </w:p>
-        </w:tc>
-        <w:tc>
-          <w:tcPr/>
-          <w:p>
-            <w:pPr>
-              <w:pStyle w:val="Compact"/>
-              <w:jc w:val="left"/>
-            </w:pPr>
-            <w:r>
-              <w:t xml:space="preserve">RF09</w:t>
-            </w:r>
-          </w:p>
-        </w:tc>
-        <w:tc>
-          <w:tcPr/>
-          <w:p>
-            <w:pPr>
-              <w:pStyle w:val="Compact"/>
-              <w:jc w:val="left"/>
-            </w:pPr>
-            <w:r>
-              <w:t xml:space="preserve">Média</w:t>
-            </w:r>
-          </w:p>
-        </w:tc>
-        <w:tc>
-          <w:tcPr/>
-          <w:p>
-            <w:pPr>
-              <w:pStyle w:val="Compact"/>
-              <w:jc w:val="left"/>
-            </w:pPr>
-            <w:r>
-              <w:t xml:space="preserve">Andrey</w:t>
-            </w:r>
-          </w:p>
-        </w:tc>
-        <w:tc>
-          <w:tcPr/>
-          <w:p>
-            <w:pPr>
-              <w:pStyle w:val="Compact"/>
-              <w:jc w:val="left"/>
-            </w:pPr>
-            <w:r>
-              <w:t xml:space="preserve">Concluída</w:t>
-            </w:r>
-          </w:p>
-        </w:tc>
-      </w:tr>
-      <w:tr>
-        <w:tc>
-          <w:tcPr/>
-          <w:p>
-            <w:pPr>
-              <w:pStyle w:val="Compact"/>
-              <w:jc w:val="left"/>
-            </w:pPr>
-            <w:r>
-              <w:t xml:space="preserve">T06</w:t>
-            </w:r>
-          </w:p>
-        </w:tc>
-        <w:tc>
-          <w:tcPr/>
-          <w:p>
-            <w:pPr>
-              <w:pStyle w:val="Compact"/>
-              <w:jc w:val="left"/>
-            </w:pPr>
-            <w:r>
-              <w:t xml:space="preserve">Entidade disciplina: modelo, tela e formulário</w:t>
-            </w:r>
-          </w:p>
-        </w:tc>
-        <w:tc>
-          <w:tcPr/>
-          <w:p>
-            <w:pPr>
-              <w:pStyle w:val="Compact"/>
-              <w:jc w:val="left"/>
-            </w:pPr>
-            <w:r>
-              <w:t xml:space="preserve">RF13</w:t>
-            </w:r>
-          </w:p>
-        </w:tc>
-        <w:tc>
-          <w:tcPr/>
-          <w:p>
-            <w:pPr>
-              <w:pStyle w:val="Compact"/>
-              <w:jc w:val="left"/>
-            </w:pPr>
-            <w:r>
-              <w:t xml:space="preserve">Alta</w:t>
-            </w:r>
-          </w:p>
-        </w:tc>
-        <w:tc>
-          <w:tcPr/>
-          <w:p>
-            <w:pPr>
-              <w:pStyle w:val="Compact"/>
-              <w:jc w:val="left"/>
-            </w:pPr>
-            <w:r>
-              <w:t xml:space="preserve">Matheus</w:t>
-            </w:r>
-          </w:p>
-        </w:tc>
-        <w:tc>
-          <w:tcPr/>
-          <w:p>
-            <w:pPr>
-              <w:pStyle w:val="Compact"/>
-              <w:jc w:val="left"/>
-            </w:pPr>
-            <w:r>
               <w:t xml:space="preserve">Em andamento</w:t>
             </w:r>
           </w:p>
         </w:tc>
       </w:tr>
-      <w:tr>
-        <w:tc>
-          <w:tcPr/>
-          <w:p>
-            <w:pPr>
-              <w:pStyle w:val="Compact"/>
-              <w:jc w:val="left"/>
-            </w:pPr>
-            <w:r>
-              <w:t xml:space="preserve">T07</w:t>
-            </w:r>
-          </w:p>
-        </w:tc>
-        <w:tc>
-          <w:tcPr/>
-          <w:p>
-            <w:pPr>
-              <w:pStyle w:val="Compact"/>
-              <w:jc w:val="left"/>
-            </w:pPr>
-            <w:r>
-              <w:t xml:space="preserve">Entidade conteúdo vinculada à disciplina</w:t>
-            </w:r>
-          </w:p>
-        </w:tc>
-        <w:tc>
-          <w:tcPr/>
-          <w:p>
-            <w:pPr>
-              <w:pStyle w:val="Compact"/>
-              <w:jc w:val="left"/>
-            </w:pPr>
-            <w:r>
-              <w:t xml:space="preserve">RF14</w:t>
-            </w:r>
-          </w:p>
-        </w:tc>
-        <w:tc>
-          <w:tcPr/>
-          <w:p>
-            <w:pPr>
-              <w:pStyle w:val="Compact"/>
-              <w:jc w:val="left"/>
-            </w:pPr>
-            <w:r>
-              <w:t xml:space="preserve">Alta</w:t>
-            </w:r>
-          </w:p>
-        </w:tc>
-        <w:tc>
-          <w:tcPr/>
-          <w:p>
-            <w:pPr>
-              <w:pStyle w:val="Compact"/>
-              <w:jc w:val="left"/>
-            </w:pPr>
-            <w:r>
-              <w:t xml:space="preserve">Matheus</w:t>
-            </w:r>
-          </w:p>
-        </w:tc>
-        <w:tc>
-          <w:tcPr/>
-          <w:p>
-            <w:pPr>
-              <w:pStyle w:val="Compact"/>
-              <w:jc w:val="left"/>
-            </w:pPr>
-            <w:r>
-              <w:t xml:space="preserve">Em andamento</w:t>
-            </w:r>
-          </w:p>
-        </w:tc>
-      </w:tr>
-      <w:tr>
-        <w:tc>
-          <w:tcPr/>
-          <w:p>
-            <w:pPr>
-              <w:pStyle w:val="Compact"/>
-              <w:jc w:val="left"/>
-            </w:pPr>
-            <w:r>
-              <w:t xml:space="preserve">T08</w:t>
-            </w:r>
-          </w:p>
-        </w:tc>
-        <w:tc>
-          <w:tcPr/>
-          <w:p>
-            <w:pPr>
-              <w:pStyle w:val="Compact"/>
-              <w:jc w:val="left"/>
-            </w:pPr>
-            <w:r>
-              <w:t xml:space="preserve">Estado vazio orientando disciplina → conteúdo → atividade</w:t>
-            </w:r>
-          </w:p>
-        </w:tc>
-        <w:tc>
-          <w:tcPr/>
-          <w:p>
-            <w:pPr>
-              <w:pStyle w:val="Compact"/>
-              <w:jc w:val="left"/>
-            </w:pPr>
-            <w:r>
-              <w:t xml:space="preserve">RNF07</w:t>
-            </w:r>
-          </w:p>
-        </w:tc>
-        <w:tc>
-          <w:tcPr/>
-          <w:p>
-            <w:pPr>
-              <w:pStyle w:val="Compact"/>
-              <w:jc w:val="left"/>
-            </w:pPr>
-            <w:r>
-              <w:t xml:space="preserve">Média</w:t>
-            </w:r>
-          </w:p>
-        </w:tc>
-        <w:tc>
-          <w:tcPr/>
-          <w:p>
-            <w:pPr>
-              <w:pStyle w:val="Compact"/>
-              <w:jc w:val="left"/>
-            </w:pPr>
-            <w:r>
-              <w:t xml:space="preserve">Andrey</w:t>
-            </w:r>
-          </w:p>
-        </w:tc>
-        <w:tc>
-          <w:tcPr/>
-          <w:p>
-            <w:pPr>
-              <w:pStyle w:val="Compact"/>
-              <w:jc w:val="left"/>
-            </w:pPr>
-            <w:r>
-              <w:t xml:space="preserve">A fazer</w:t>
-            </w:r>
-          </w:p>
-        </w:tc>
-      </w:tr>
     </w:tbl>
-    <w:bookmarkEnd w:id="132"/>
-    <w:bookmarkStart w:id="133" w:name="atividades"/>
-    <w:p>
-      <w:pPr>
-        <w:pStyle w:val="Heading2"/>
-      </w:pPr>
-      <w:r>
-        <w:rPr>
-          <w:rStyle w:val="SectionNumber"/>
-        </w:rPr>
-        <w:t xml:space="preserve">19.3</w:t>
-      </w:r>
-      <w:r>
-        <w:tab/>
-      </w:r>
-      <w:r>
-        <w:t xml:space="preserve">Atividades</w:t>
-      </w:r>
-    </w:p>
-    <w:tbl>
-      <w:tblPr>
-        <w:tblStyle w:val="Table"/>
-        <w:tblW w:type="pct" w:w="5000"/>
-        <w:tblLook w:firstRow="1" w:lastRow="0" w:firstColumn="0" w:lastColumn="0" w:noHBand="0" w:noVBand="0" w:val="0020"/>
-        <w:jc w:val="start"/>
-      </w:tblPr>
-      <w:tblGrid>
-        <w:gridCol w:w="528"/>
-        <w:gridCol w:w="2640"/>
-        <w:gridCol w:w="1056"/>
-        <w:gridCol w:w="1122"/>
-        <w:gridCol w:w="1386"/>
-        <w:gridCol w:w="1188"/>
-      </w:tblGrid>
-      <w:tr>
-        <w:trPr>
-          <w:tblHeader w:val="true"/>
-        </w:trPr>
-        <w:tc>
-          <w:tcPr>
-            <w:shd w:val="clear" w:color="auto" w:fill="E0F7FC"/>
-            <w:tcBorders>
-              <w:bottom w:val="single" w:sz="10" w:space="0" w:color="0891B2"/>
-            </w:tcBorders>
-          </w:tcPr>
-          <w:p>
-            <w:pPr>
-              <w:pStyle w:val="Compact"/>
-              <w:jc w:val="left"/>
-            </w:pPr>
-            <w:r>
-              <w:t xml:space="preserve">ID</w:t>
-            </w:r>
-          </w:p>
-        </w:tc>
-        <w:tc>
-          <w:tcPr>
-            <w:shd w:val="clear" w:color="auto" w:fill="E0F7FC"/>
-            <w:tcBorders>
-              <w:bottom w:val="single" w:sz="10" w:space="0" w:color="0891B2"/>
-            </w:tcBorders>
-          </w:tcPr>
-          <w:p>
-            <w:pPr>
-              <w:pStyle w:val="Compact"/>
-              <w:jc w:val="left"/>
-            </w:pPr>
-            <w:r>
-              <w:t xml:space="preserve">Tarefa</w:t>
-            </w:r>
-          </w:p>
-        </w:tc>
-        <w:tc>
-          <w:tcPr>
-            <w:shd w:val="clear" w:color="auto" w:fill="E0F7FC"/>
-            <w:tcBorders>
-              <w:bottom w:val="single" w:sz="10" w:space="0" w:color="0891B2"/>
-            </w:tcBorders>
-          </w:tcPr>
-          <w:p>
-            <w:pPr>
-              <w:pStyle w:val="Compact"/>
-              <w:jc w:val="left"/>
-            </w:pPr>
-            <w:r>
-              <w:t xml:space="preserve">Requisito</w:t>
-            </w:r>
-          </w:p>
-        </w:tc>
-        <w:tc>
-          <w:tcPr>
-            <w:shd w:val="clear" w:color="auto" w:fill="E0F7FC"/>
-            <w:tcBorders>
-              <w:bottom w:val="single" w:sz="10" w:space="0" w:color="0891B2"/>
-            </w:tcBorders>
-          </w:tcPr>
-          <w:p>
-            <w:pPr>
-              <w:pStyle w:val="Compact"/>
-              <w:jc w:val="left"/>
-            </w:pPr>
-            <w:r>
-              <w:t xml:space="preserve">Prioridade</w:t>
-            </w:r>
-          </w:p>
-        </w:tc>
-        <w:tc>
-          <w:tcPr>
-            <w:shd w:val="clear" w:color="auto" w:fill="E0F7FC"/>
-            <w:tcBorders>
-              <w:bottom w:val="single" w:sz="10" w:space="0" w:color="0891B2"/>
-            </w:tcBorders>
-          </w:tcPr>
-          <w:p>
-            <w:pPr>
-              <w:pStyle w:val="Compact"/>
-              <w:jc w:val="left"/>
-            </w:pPr>
-            <w:r>
-              <w:t xml:space="preserve">Responsável</w:t>
-            </w:r>
-          </w:p>
-        </w:tc>
-        <w:tc>
-          <w:tcPr>
-            <w:shd w:val="clear" w:color="auto" w:fill="E0F7FC"/>
-            <w:tcBorders>
-              <w:bottom w:val="single" w:sz="10" w:space="0" w:color="0891B2"/>
-            </w:tcBorders>
-          </w:tcPr>
-          <w:p>
-            <w:pPr>
-              <w:pStyle w:val="Compact"/>
-              <w:jc w:val="left"/>
-            </w:pPr>
-            <w:r>
-              <w:t xml:space="preserve">Status</w:t>
-            </w:r>
-          </w:p>
-        </w:tc>
-      </w:tr>
-      <w:tr>
-        <w:tc>
-          <w:tcPr/>
-          <w:p>
-            <w:pPr>
-              <w:pStyle w:val="Compact"/>
-              <w:jc w:val="left"/>
-            </w:pPr>
-            <w:r>
-              <w:t xml:space="preserve">T09</w:t>
-            </w:r>
-          </w:p>
-        </w:tc>
-        <w:tc>
-          <w:tcPr/>
-          <w:p>
-            <w:pPr>
-              <w:pStyle w:val="Compact"/>
-              <w:jc w:val="left"/>
-            </w:pPr>
-            <w:r>
-              <w:t xml:space="preserve">Cadastro e edição de atividade</w:t>
-            </w:r>
-          </w:p>
-        </w:tc>
-        <w:tc>
-          <w:tcPr/>
-          <w:p>
-            <w:pPr>
-              <w:pStyle w:val="Compact"/>
-              <w:jc w:val="left"/>
-            </w:pPr>
-            <w:r>
-              <w:t xml:space="preserve">RF03</w:t>
-            </w:r>
-          </w:p>
-        </w:tc>
-        <w:tc>
-          <w:tcPr/>
-          <w:p>
-            <w:pPr>
-              <w:pStyle w:val="Compact"/>
-              <w:jc w:val="left"/>
-            </w:pPr>
-            <w:r>
-              <w:t xml:space="preserve">Alta</w:t>
-            </w:r>
-          </w:p>
-        </w:tc>
-        <w:tc>
-          <w:tcPr/>
-          <w:p>
-            <w:pPr>
-              <w:pStyle w:val="Compact"/>
-              <w:jc w:val="left"/>
-            </w:pPr>
-            <w:r>
-              <w:t xml:space="preserve">Andrey</w:t>
-            </w:r>
-          </w:p>
-        </w:tc>
-        <w:tc>
-          <w:tcPr/>
-          <w:p>
-            <w:pPr>
-              <w:pStyle w:val="Compact"/>
-              <w:jc w:val="left"/>
-            </w:pPr>
-            <w:r>
-              <w:t xml:space="preserve">Concluída</w:t>
-            </w:r>
-          </w:p>
-        </w:tc>
-      </w:tr>
-      <w:tr>
-        <w:tc>
-          <w:tcPr/>
-          <w:p>
-            <w:pPr>
-              <w:pStyle w:val="Compact"/>
-              <w:jc w:val="left"/>
-            </w:pPr>
-            <w:r>
-              <w:t xml:space="preserve">T10</w:t>
-            </w:r>
-          </w:p>
-        </w:tc>
-        <w:tc>
-          <w:tcPr/>
-          <w:p>
-            <w:pPr>
-              <w:pStyle w:val="Compact"/>
-              <w:jc w:val="left"/>
-            </w:pPr>
-            <w:r>
-              <w:t xml:space="preserve">Listagem com busca, filtros e ordenação</w:t>
-            </w:r>
-          </w:p>
-        </w:tc>
-        <w:tc>
-          <w:tcPr/>
-          <w:p>
-            <w:pPr>
-              <w:pStyle w:val="Compact"/>
-              <w:jc w:val="left"/>
-            </w:pPr>
-            <w:r>
-              <w:t xml:space="preserve">RF04</w:t>
-            </w:r>
-          </w:p>
-        </w:tc>
-        <w:tc>
-          <w:tcPr/>
-          <w:p>
-            <w:pPr>
-              <w:pStyle w:val="Compact"/>
-              <w:jc w:val="left"/>
-            </w:pPr>
-            <w:r>
-              <w:t xml:space="preserve">Alta</w:t>
-            </w:r>
-          </w:p>
-        </w:tc>
-        <w:tc>
-          <w:tcPr/>
-          <w:p>
-            <w:pPr>
-              <w:pStyle w:val="Compact"/>
-              <w:jc w:val="left"/>
-            </w:pPr>
-            <w:r>
-              <w:t xml:space="preserve">Andrey</w:t>
-            </w:r>
-          </w:p>
-        </w:tc>
-        <w:tc>
-          <w:tcPr/>
-          <w:p>
-            <w:pPr>
-              <w:pStyle w:val="Compact"/>
-              <w:jc w:val="left"/>
-            </w:pPr>
-            <w:r>
-              <w:t xml:space="preserve">Concluída</w:t>
-            </w:r>
-          </w:p>
-        </w:tc>
-      </w:tr>
-      <w:tr>
-        <w:tc>
-          <w:tcPr/>
-          <w:p>
-            <w:pPr>
-              <w:pStyle w:val="Compact"/>
-              <w:jc w:val="left"/>
-            </w:pPr>
-            <w:r>
-              <w:t xml:space="preserve">T11</w:t>
-            </w:r>
-          </w:p>
-        </w:tc>
-        <w:tc>
-          <w:tcPr/>
-          <w:p>
-            <w:pPr>
-              <w:pStyle w:val="Compact"/>
-              <w:jc w:val="left"/>
-            </w:pPr>
-            <w:r>
-              <w:t xml:space="preserve">Detalhe da atividade com alteração de status</w:t>
-            </w:r>
-          </w:p>
-        </w:tc>
-        <w:tc>
-          <w:tcPr/>
-          <w:p>
-            <w:pPr>
-              <w:pStyle w:val="Compact"/>
-              <w:jc w:val="left"/>
-            </w:pPr>
-            <w:r>
-              <w:t xml:space="preserve">RF05</w:t>
-            </w:r>
-          </w:p>
-        </w:tc>
-        <w:tc>
-          <w:tcPr/>
-          <w:p>
-            <w:pPr>
-              <w:pStyle w:val="Compact"/>
-              <w:jc w:val="left"/>
-            </w:pPr>
-            <w:r>
-              <w:t xml:space="preserve">Alta</w:t>
-            </w:r>
-          </w:p>
-        </w:tc>
-        <w:tc>
-          <w:tcPr/>
-          <w:p>
-            <w:pPr>
-              <w:pStyle w:val="Compact"/>
-              <w:jc w:val="left"/>
-            </w:pPr>
-            <w:r>
-              <w:t xml:space="preserve">Andrey</w:t>
-            </w:r>
-          </w:p>
-        </w:tc>
-        <w:tc>
-          <w:tcPr/>
-          <w:p>
-            <w:pPr>
-              <w:pStyle w:val="Compact"/>
-              <w:jc w:val="left"/>
-            </w:pPr>
-            <w:r>
-              <w:t xml:space="preserve">Concluída</w:t>
-            </w:r>
-          </w:p>
-        </w:tc>
-      </w:tr>
-      <w:tr>
-        <w:tc>
-          <w:tcPr/>
-          <w:p>
-            <w:pPr>
-              <w:pStyle w:val="Compact"/>
-              <w:jc w:val="left"/>
-            </w:pPr>
-            <w:r>
-              <w:t xml:space="preserve">T12</w:t>
-            </w:r>
-          </w:p>
-        </w:tc>
-        <w:tc>
-          <w:tcPr/>
-          <w:p>
-            <w:pPr>
-              <w:pStyle w:val="Compact"/>
-              <w:jc w:val="left"/>
-            </w:pPr>
-            <w:r>
-              <w:t xml:space="preserve">Campo peso no formulário, com escala de 1 a 5</w:t>
-            </w:r>
-          </w:p>
-        </w:tc>
-        <w:tc>
-          <w:tcPr/>
-          <w:p>
-            <w:pPr>
-              <w:pStyle w:val="Compact"/>
-              <w:jc w:val="left"/>
-            </w:pPr>
-            <w:r>
-              <w:t xml:space="preserve">RF03, RN09</w:t>
-            </w:r>
-          </w:p>
-        </w:tc>
-        <w:tc>
-          <w:tcPr/>
-          <w:p>
-            <w:pPr>
-              <w:pStyle w:val="Compact"/>
-              <w:jc w:val="left"/>
-            </w:pPr>
-            <w:r>
-              <w:t xml:space="preserve">Alta</w:t>
-            </w:r>
-          </w:p>
-        </w:tc>
-        <w:tc>
-          <w:tcPr/>
-          <w:p>
-            <w:pPr>
-              <w:pStyle w:val="Compact"/>
-              <w:jc w:val="left"/>
-            </w:pPr>
-            <w:r>
-              <w:t xml:space="preserve">Matheus</w:t>
-            </w:r>
-          </w:p>
-        </w:tc>
-        <w:tc>
-          <w:tcPr/>
-          <w:p>
-            <w:pPr>
-              <w:pStyle w:val="Compact"/>
-              <w:jc w:val="left"/>
-            </w:pPr>
-            <w:r>
-              <w:t xml:space="preserve">Em andamento</w:t>
-            </w:r>
-          </w:p>
-        </w:tc>
-      </w:tr>
-      <w:tr>
-        <w:tc>
-          <w:tcPr/>
-          <w:p>
-            <w:pPr>
-              <w:pStyle w:val="Compact"/>
-              <w:jc w:val="left"/>
-            </w:pPr>
-            <w:r>
-              <w:t xml:space="preserve">T13</w:t>
-            </w:r>
-          </w:p>
-        </w:tc>
-        <w:tc>
-          <w:tcPr/>
-          <w:p>
-            <w:pPr>
-              <w:pStyle w:val="Compact"/>
-              <w:jc w:val="left"/>
-            </w:pPr>
-            <w:r>
-              <w:t xml:space="preserve">Vínculo obrigatório atividade → conteúdo no formulário</w:t>
-            </w:r>
-          </w:p>
-        </w:tc>
-        <w:tc>
-          <w:tcPr/>
-          <w:p>
-            <w:pPr>
-              <w:pStyle w:val="Compact"/>
-              <w:jc w:val="left"/>
-            </w:pPr>
-            <w:r>
-              <w:t xml:space="preserve">RF03, RN13</w:t>
-            </w:r>
-          </w:p>
-        </w:tc>
-        <w:tc>
-          <w:tcPr/>
-          <w:p>
-            <w:pPr>
-              <w:pStyle w:val="Compact"/>
-              <w:jc w:val="left"/>
-            </w:pPr>
-            <w:r>
-              <w:t xml:space="preserve">Alta</w:t>
-            </w:r>
-          </w:p>
-        </w:tc>
-        <w:tc>
-          <w:tcPr/>
-          <w:p>
-            <w:pPr>
-              <w:pStyle w:val="Compact"/>
-              <w:jc w:val="left"/>
-            </w:pPr>
-            <w:r>
-              <w:t xml:space="preserve">Matheus</w:t>
-            </w:r>
-          </w:p>
-        </w:tc>
-        <w:tc>
-          <w:tcPr/>
-          <w:p>
-            <w:pPr>
-              <w:pStyle w:val="Compact"/>
-              <w:jc w:val="left"/>
-            </w:pPr>
-            <w:r>
-              <w:t xml:space="preserve">A fazer</w:t>
-            </w:r>
-          </w:p>
-        </w:tc>
-      </w:tr>
-      <w:tr>
-        <w:tc>
-          <w:tcPr/>
-          <w:p>
-            <w:pPr>
-              <w:pStyle w:val="Compact"/>
-              <w:jc w:val="left"/>
-            </w:pPr>
-            <w:r>
-              <w:t xml:space="preserve">T14</w:t>
-            </w:r>
-          </w:p>
-        </w:tc>
-        <w:tc>
-          <w:tcPr/>
-          <w:p>
-            <w:pPr>
-              <w:pStyle w:val="Compact"/>
-              <w:jc w:val="left"/>
-            </w:pPr>
-            <w:r>
-              <w:t xml:space="preserve">Tornar o responsável opcional na validação</w:t>
-            </w:r>
-          </w:p>
-        </w:tc>
-        <w:tc>
-          <w:tcPr/>
-          <w:p>
-            <w:pPr>
-              <w:pStyle w:val="Compact"/>
-              <w:jc w:val="left"/>
-            </w:pPr>
-            <w:r>
-              <w:t xml:space="preserve">RN06, RN10</w:t>
-            </w:r>
-          </w:p>
-        </w:tc>
-        <w:tc>
-          <w:tcPr/>
-          <w:p>
-            <w:pPr>
-              <w:pStyle w:val="Compact"/>
-              <w:jc w:val="left"/>
-            </w:pPr>
-            <w:r>
-              <w:t xml:space="preserve">Média</w:t>
-            </w:r>
-          </w:p>
-        </w:tc>
-        <w:tc>
-          <w:tcPr/>
-          <w:p>
-            <w:pPr>
-              <w:pStyle w:val="Compact"/>
-              <w:jc w:val="left"/>
-            </w:pPr>
-            <w:r>
-              <w:t xml:space="preserve">Andrey</w:t>
-            </w:r>
-          </w:p>
-        </w:tc>
-        <w:tc>
-          <w:tcPr/>
-          <w:p>
-            <w:pPr>
-              <w:pStyle w:val="Compact"/>
-              <w:jc w:val="left"/>
-            </w:pPr>
-            <w:r>
-              <w:t xml:space="preserve">A fazer</w:t>
-            </w:r>
-          </w:p>
-        </w:tc>
-      </w:tr>
-      <w:tr>
-        <w:tc>
-          <w:tcPr/>
-          <w:p>
-            <w:pPr>
-              <w:pStyle w:val="Compact"/>
-              <w:jc w:val="left"/>
-            </w:pPr>
-            <w:r>
-              <w:t xml:space="preserve">T15</w:t>
-            </w:r>
-          </w:p>
-        </w:tc>
-        <w:tc>
-          <w:tcPr/>
-          <w:p>
-            <w:pPr>
-              <w:pStyle w:val="Compact"/>
-              <w:jc w:val="left"/>
-            </w:pPr>
-            <w:r>
-              <w:t xml:space="preserve">Filtros como painel lateral fixo</w:t>
-            </w:r>
-          </w:p>
-        </w:tc>
-        <w:tc>
-          <w:tcPr/>
-          <w:p>
-            <w:pPr>
-              <w:pStyle w:val="Compact"/>
-              <w:jc w:val="left"/>
-            </w:pPr>
-            <w:r>
-              <w:t xml:space="preserve">RF04, RNF01</w:t>
-            </w:r>
-          </w:p>
-        </w:tc>
-        <w:tc>
-          <w:tcPr/>
-          <w:p>
-            <w:pPr>
-              <w:pStyle w:val="Compact"/>
-              <w:jc w:val="left"/>
-            </w:pPr>
-            <w:r>
-              <w:t xml:space="preserve">Média</w:t>
-            </w:r>
-          </w:p>
-        </w:tc>
-        <w:tc>
-          <w:tcPr/>
-          <w:p>
-            <w:pPr>
-              <w:pStyle w:val="Compact"/>
-              <w:jc w:val="left"/>
-            </w:pPr>
-            <w:r>
-              <w:t xml:space="preserve">Andrey</w:t>
-            </w:r>
-          </w:p>
-        </w:tc>
-        <w:tc>
-          <w:tcPr/>
-          <w:p>
-            <w:pPr>
-              <w:pStyle w:val="Compact"/>
-              <w:jc w:val="left"/>
-            </w:pPr>
-            <w:r>
-              <w:t xml:space="preserve">A fazer</w:t>
-            </w:r>
-          </w:p>
-        </w:tc>
-      </w:tr>
-      <w:tr>
-        <w:tc>
-          <w:tcPr/>
-          <w:p>
-            <w:pPr>
-              <w:pStyle w:val="Compact"/>
-              <w:jc w:val="left"/>
-            </w:pPr>
-            <w:r>
-              <w:t xml:space="preserve">T16</w:t>
-            </w:r>
-          </w:p>
-        </w:tc>
-        <w:tc>
-          <w:tcPr/>
-          <w:p>
-            <w:pPr>
-              <w:pStyle w:val="Compact"/>
-              <w:jc w:val="left"/>
-            </w:pPr>
-            <w:r>
-              <w:t xml:space="preserve">Cartões de situação clicáveis, funcionando como filtro</w:t>
-            </w:r>
-          </w:p>
-        </w:tc>
-        <w:tc>
-          <w:tcPr/>
-          <w:p>
-            <w:pPr>
-              <w:pStyle w:val="Compact"/>
-              <w:jc w:val="left"/>
-            </w:pPr>
-            <w:r>
-              <w:t xml:space="preserve">RF06</w:t>
-            </w:r>
-          </w:p>
-        </w:tc>
-        <w:tc>
-          <w:tcPr/>
-          <w:p>
-            <w:pPr>
-              <w:pStyle w:val="Compact"/>
-              <w:jc w:val="left"/>
-            </w:pPr>
-            <w:r>
-              <w:t xml:space="preserve">Média</w:t>
-            </w:r>
-          </w:p>
-        </w:tc>
-        <w:tc>
-          <w:tcPr/>
-          <w:p>
-            <w:pPr>
-              <w:pStyle w:val="Compact"/>
-              <w:jc w:val="left"/>
-            </w:pPr>
-            <w:r>
-              <w:t xml:space="preserve">Andrey</w:t>
-            </w:r>
-          </w:p>
-        </w:tc>
-        <w:tc>
-          <w:tcPr/>
-          <w:p>
-            <w:pPr>
-              <w:pStyle w:val="Compact"/>
-              <w:jc w:val="left"/>
-            </w:pPr>
-            <w:r>
-              <w:t xml:space="preserve">A fazer</w:t>
-            </w:r>
-          </w:p>
-        </w:tc>
-      </w:tr>
-    </w:tbl>
-    <w:bookmarkEnd w:id="133"/>
-    <w:bookmarkStart w:id="134" w:name="progresso-e-desempenho"/>
-    <w:p>
-      <w:pPr>
-        <w:pStyle w:val="Heading2"/>
-      </w:pPr>
-      <w:r>
-        <w:rPr>
-          <w:rStyle w:val="SectionNumber"/>
-        </w:rPr>
-        <w:t xml:space="preserve">19.4</w:t>
-      </w:r>
-      <w:r>
-        <w:tab/>
-      </w:r>
-      <w:r>
-        <w:t xml:space="preserve">Progresso e desempenho</w:t>
-      </w:r>
-    </w:p>
-    <w:tbl>
-      <w:tblPr>
-        <w:tblStyle w:val="Table"/>
-        <w:tblW w:type="pct" w:w="5000"/>
-        <w:tblLook w:firstRow="1" w:lastRow="0" w:firstColumn="0" w:lastColumn="0" w:noHBand="0" w:noVBand="0" w:val="0020"/>
-        <w:jc w:val="start"/>
-      </w:tblPr>
-      <w:tblGrid>
-        <w:gridCol w:w="523"/>
-        <w:gridCol w:w="2814"/>
-        <w:gridCol w:w="1047"/>
-        <w:gridCol w:w="1112"/>
-        <w:gridCol w:w="1374"/>
-        <w:gridCol w:w="1047"/>
-      </w:tblGrid>
-      <w:tr>
-        <w:trPr>
-          <w:tblHeader w:val="true"/>
-        </w:trPr>
-        <w:tc>
-          <w:tcPr>
-            <w:shd w:val="clear" w:color="auto" w:fill="E0F7FC"/>
-            <w:tcBorders>
-              <w:bottom w:val="single" w:sz="10" w:space="0" w:color="0891B2"/>
-            </w:tcBorders>
-          </w:tcPr>
-          <w:p>
-            <w:pPr>
-              <w:pStyle w:val="Compact"/>
-              <w:jc w:val="left"/>
-            </w:pPr>
-            <w:r>
-              <w:t xml:space="preserve">ID</w:t>
-            </w:r>
-          </w:p>
-        </w:tc>
-        <w:tc>
-          <w:tcPr>
-            <w:shd w:val="clear" w:color="auto" w:fill="E0F7FC"/>
-            <w:tcBorders>
-              <w:bottom w:val="single" w:sz="10" w:space="0" w:color="0891B2"/>
-            </w:tcBorders>
-          </w:tcPr>
-          <w:p>
-            <w:pPr>
-              <w:pStyle w:val="Compact"/>
-              <w:jc w:val="left"/>
-            </w:pPr>
-            <w:r>
-              <w:t xml:space="preserve">Tarefa</w:t>
-            </w:r>
-          </w:p>
-        </w:tc>
-        <w:tc>
-          <w:tcPr>
-            <w:shd w:val="clear" w:color="auto" w:fill="E0F7FC"/>
-            <w:tcBorders>
-              <w:bottom w:val="single" w:sz="10" w:space="0" w:color="0891B2"/>
-            </w:tcBorders>
-          </w:tcPr>
-          <w:p>
-            <w:pPr>
-              <w:pStyle w:val="Compact"/>
-              <w:jc w:val="left"/>
-            </w:pPr>
-            <w:r>
-              <w:t xml:space="preserve">Requisito</w:t>
-            </w:r>
-          </w:p>
-        </w:tc>
-        <w:tc>
-          <w:tcPr>
-            <w:shd w:val="clear" w:color="auto" w:fill="E0F7FC"/>
-            <w:tcBorders>
-              <w:bottom w:val="single" w:sz="10" w:space="0" w:color="0891B2"/>
-            </w:tcBorders>
-          </w:tcPr>
-          <w:p>
-            <w:pPr>
-              <w:pStyle w:val="Compact"/>
-              <w:jc w:val="left"/>
-            </w:pPr>
-            <w:r>
-              <w:t xml:space="preserve">Prioridade</w:t>
-            </w:r>
-          </w:p>
-        </w:tc>
-        <w:tc>
-          <w:tcPr>
-            <w:shd w:val="clear" w:color="auto" w:fill="E0F7FC"/>
-            <w:tcBorders>
-              <w:bottom w:val="single" w:sz="10" w:space="0" w:color="0891B2"/>
-            </w:tcBorders>
-          </w:tcPr>
-          <w:p>
-            <w:pPr>
-              <w:pStyle w:val="Compact"/>
-              <w:jc w:val="left"/>
-            </w:pPr>
-            <w:r>
-              <w:t xml:space="preserve">Responsável</w:t>
-            </w:r>
-          </w:p>
-        </w:tc>
-        <w:tc>
-          <w:tcPr>
-            <w:shd w:val="clear" w:color="auto" w:fill="E0F7FC"/>
-            <w:tcBorders>
-              <w:bottom w:val="single" w:sz="10" w:space="0" w:color="0891B2"/>
-            </w:tcBorders>
-          </w:tcPr>
-          <w:p>
-            <w:pPr>
-              <w:pStyle w:val="Compact"/>
-              <w:jc w:val="left"/>
-            </w:pPr>
-            <w:r>
-              <w:t xml:space="preserve">Status</w:t>
-            </w:r>
-          </w:p>
-        </w:tc>
-      </w:tr>
-      <w:tr>
-        <w:tc>
-          <w:tcPr/>
-          <w:p>
-            <w:pPr>
-              <w:pStyle w:val="Compact"/>
-              <w:jc w:val="left"/>
-            </w:pPr>
-            <w:r>
-              <w:t xml:space="preserve">T17</w:t>
-            </w:r>
-          </w:p>
-        </w:tc>
-        <w:tc>
-          <w:tcPr/>
-          <w:p>
-            <w:pPr>
-              <w:pStyle w:val="Compact"/>
-              <w:jc w:val="left"/>
-            </w:pPr>
-            <w:r>
-              <w:t xml:space="preserve">Painel com totais por status e atividades atrasadas</w:t>
-            </w:r>
-          </w:p>
-        </w:tc>
-        <w:tc>
-          <w:tcPr/>
-          <w:p>
-            <w:pPr>
-              <w:pStyle w:val="Compact"/>
-              <w:jc w:val="left"/>
-            </w:pPr>
-            <w:r>
-              <w:t xml:space="preserve">RF06</w:t>
-            </w:r>
-          </w:p>
-        </w:tc>
-        <w:tc>
-          <w:tcPr/>
-          <w:p>
-            <w:pPr>
-              <w:pStyle w:val="Compact"/>
-              <w:jc w:val="left"/>
-            </w:pPr>
-            <w:r>
-              <w:t xml:space="preserve">Alta</w:t>
-            </w:r>
-          </w:p>
-        </w:tc>
-        <w:tc>
-          <w:tcPr/>
-          <w:p>
-            <w:pPr>
-              <w:pStyle w:val="Compact"/>
-              <w:jc w:val="left"/>
-            </w:pPr>
-            <w:r>
-              <w:t xml:space="preserve">Andrey</w:t>
-            </w:r>
-          </w:p>
-        </w:tc>
-        <w:tc>
-          <w:tcPr/>
-          <w:p>
-            <w:pPr>
-              <w:pStyle w:val="Compact"/>
-              <w:jc w:val="left"/>
-            </w:pPr>
-            <w:r>
-              <w:t xml:space="preserve">Concluída</w:t>
-            </w:r>
-          </w:p>
-        </w:tc>
-      </w:tr>
-      <w:tr>
-        <w:tc>
-          <w:tcPr/>
-          <w:p>
-            <w:pPr>
-              <w:pStyle w:val="Compact"/>
-              <w:jc w:val="left"/>
-            </w:pPr>
-            <w:r>
-              <w:t xml:space="preserve">T18</w:t>
-            </w:r>
-          </w:p>
-        </w:tc>
-        <w:tc>
-          <w:tcPr/>
-          <w:p>
-            <w:pPr>
-              <w:pStyle w:val="Compact"/>
-              <w:jc w:val="left"/>
-            </w:pPr>
-            <w:r>
-              <w:t xml:space="preserve">Cálculo do progresso por conteúdo a partir do peso</w:t>
-            </w:r>
-          </w:p>
-        </w:tc>
-        <w:tc>
-          <w:tcPr/>
-          <w:p>
-            <w:pPr>
-              <w:pStyle w:val="Compact"/>
-              <w:jc w:val="left"/>
-            </w:pPr>
-            <w:r>
-              <w:t xml:space="preserve">RF10, RN08</w:t>
-            </w:r>
-          </w:p>
-        </w:tc>
-        <w:tc>
-          <w:tcPr/>
-          <w:p>
-            <w:pPr>
-              <w:pStyle w:val="Compact"/>
-              <w:jc w:val="left"/>
-            </w:pPr>
-            <w:r>
-              <w:t xml:space="preserve">Alta</w:t>
-            </w:r>
-          </w:p>
-        </w:tc>
-        <w:tc>
-          <w:tcPr/>
-          <w:p>
-            <w:pPr>
-              <w:pStyle w:val="Compact"/>
-              <w:jc w:val="left"/>
-            </w:pPr>
-            <w:r>
-              <w:t xml:space="preserve">Matheus</w:t>
-            </w:r>
-          </w:p>
-        </w:tc>
-        <w:tc>
-          <w:tcPr/>
-          <w:p>
-            <w:pPr>
-              <w:pStyle w:val="Compact"/>
-              <w:jc w:val="left"/>
-            </w:pPr>
-            <w:r>
-              <w:t xml:space="preserve">A fazer</w:t>
-            </w:r>
-          </w:p>
-        </w:tc>
-      </w:tr>
-      <w:tr>
-        <w:tc>
-          <w:tcPr/>
-          <w:p>
-            <w:pPr>
-              <w:pStyle w:val="Compact"/>
-              <w:jc w:val="left"/>
-            </w:pPr>
-            <w:r>
-              <w:t xml:space="preserve">T19</w:t>
-            </w:r>
-          </w:p>
-        </w:tc>
-        <w:tc>
-          <w:tcPr/>
-          <w:p>
-            <w:pPr>
-              <w:pStyle w:val="Compact"/>
-              <w:jc w:val="left"/>
-            </w:pPr>
-            <w:r>
-              <w:t xml:space="preserve">Agregação do progresso por disciplina</w:t>
-            </w:r>
-          </w:p>
-        </w:tc>
-        <w:tc>
-          <w:tcPr/>
-          <w:p>
-            <w:pPr>
-              <w:pStyle w:val="Compact"/>
-              <w:jc w:val="left"/>
-            </w:pPr>
-            <w:r>
-              <w:t xml:space="preserve">RF11, RN14</w:t>
-            </w:r>
-          </w:p>
-        </w:tc>
-        <w:tc>
-          <w:tcPr/>
-          <w:p>
-            <w:pPr>
-              <w:pStyle w:val="Compact"/>
-              <w:jc w:val="left"/>
-            </w:pPr>
-            <w:r>
-              <w:t xml:space="preserve">Alta</w:t>
-            </w:r>
-          </w:p>
-        </w:tc>
-        <w:tc>
-          <w:tcPr/>
-          <w:p>
-            <w:pPr>
-              <w:pStyle w:val="Compact"/>
-              <w:jc w:val="left"/>
-            </w:pPr>
-            <w:r>
-              <w:t xml:space="preserve">Matheus</w:t>
-            </w:r>
-          </w:p>
-        </w:tc>
-        <w:tc>
-          <w:tcPr/>
-          <w:p>
-            <w:pPr>
-              <w:pStyle w:val="Compact"/>
-              <w:jc w:val="left"/>
-            </w:pPr>
-            <w:r>
-              <w:t xml:space="preserve">A fazer</w:t>
-            </w:r>
-          </w:p>
-        </w:tc>
-      </w:tr>
-      <w:tr>
-        <w:tc>
-          <w:tcPr/>
-          <w:p>
-            <w:pPr>
-              <w:pStyle w:val="Compact"/>
-              <w:jc w:val="left"/>
-            </w:pPr>
-            <w:r>
-              <w:t xml:space="preserve">T20</w:t>
-            </w:r>
-          </w:p>
-        </w:tc>
-        <w:tc>
-          <w:tcPr/>
-          <w:p>
-            <w:pPr>
-              <w:pStyle w:val="Compact"/>
-              <w:jc w:val="left"/>
-            </w:pPr>
-            <w:r>
-              <w:t xml:space="preserve">Barras de progresso no painel e na tela de disciplinas</w:t>
-            </w:r>
-          </w:p>
-        </w:tc>
-        <w:tc>
-          <w:tcPr/>
-          <w:p>
-            <w:pPr>
-              <w:pStyle w:val="Compact"/>
-              <w:jc w:val="left"/>
-            </w:pPr>
-            <w:r>
-              <w:t xml:space="preserve">RF10, RF11</w:t>
-            </w:r>
-          </w:p>
-        </w:tc>
-        <w:tc>
-          <w:tcPr/>
-          <w:p>
-            <w:pPr>
-              <w:pStyle w:val="Compact"/>
-              <w:jc w:val="left"/>
-            </w:pPr>
-            <w:r>
-              <w:t xml:space="preserve">Alta</w:t>
-            </w:r>
-          </w:p>
-        </w:tc>
-        <w:tc>
-          <w:tcPr/>
-          <w:p>
-            <w:pPr>
-              <w:pStyle w:val="Compact"/>
-              <w:jc w:val="left"/>
-            </w:pPr>
-            <w:r>
-              <w:t xml:space="preserve">Andrey</w:t>
-            </w:r>
-          </w:p>
-        </w:tc>
-        <w:tc>
-          <w:tcPr/>
-          <w:p>
-            <w:pPr>
-              <w:pStyle w:val="Compact"/>
-              <w:jc w:val="left"/>
-            </w:pPr>
-            <w:r>
-              <w:t xml:space="preserve">A fazer</w:t>
-            </w:r>
-          </w:p>
-        </w:tc>
-      </w:tr>
-      <w:tr>
-        <w:tc>
-          <w:tcPr/>
-          <w:p>
-            <w:pPr>
-              <w:pStyle w:val="Compact"/>
-              <w:jc w:val="left"/>
-            </w:pPr>
-            <w:r>
-              <w:t xml:space="preserve">T21</w:t>
-            </w:r>
-          </w:p>
-        </w:tc>
-        <w:tc>
-          <w:tcPr/>
-          <w:p>
-            <w:pPr>
-              <w:pStyle w:val="Compact"/>
-              <w:jc w:val="left"/>
-            </w:pPr>
-            <w:r>
-              <w:t xml:space="preserve">Crédito e estorno de experiência ao concluir e reverter</w:t>
-            </w:r>
-          </w:p>
-        </w:tc>
-        <w:tc>
-          <w:tcPr/>
-          <w:p>
-            <w:pPr>
-              <w:pStyle w:val="Compact"/>
-              <w:jc w:val="left"/>
-            </w:pPr>
-            <w:r>
-              <w:t xml:space="preserve">RF15, RN10</w:t>
-            </w:r>
-          </w:p>
-        </w:tc>
-        <w:tc>
-          <w:tcPr/>
-          <w:p>
-            <w:pPr>
-              <w:pStyle w:val="Compact"/>
-              <w:jc w:val="left"/>
-            </w:pPr>
-            <w:r>
-              <w:t xml:space="preserve">Alta</w:t>
-            </w:r>
-          </w:p>
-        </w:tc>
-        <w:tc>
-          <w:tcPr/>
-          <w:p>
-            <w:pPr>
-              <w:pStyle w:val="Compact"/>
-              <w:jc w:val="left"/>
-            </w:pPr>
-            <w:r>
-              <w:t xml:space="preserve">Matheus</w:t>
-            </w:r>
-          </w:p>
-        </w:tc>
-        <w:tc>
-          <w:tcPr/>
-          <w:p>
-            <w:pPr>
-              <w:pStyle w:val="Compact"/>
-              <w:jc w:val="left"/>
-            </w:pPr>
-            <w:r>
-              <w:t xml:space="preserve">A fazer</w:t>
-            </w:r>
-          </w:p>
-        </w:tc>
-      </w:tr>
-      <w:tr>
-        <w:tc>
-          <w:tcPr/>
-          <w:p>
-            <w:pPr>
-              <w:pStyle w:val="Compact"/>
-              <w:jc w:val="left"/>
-            </w:pPr>
-            <w:r>
-              <w:t xml:space="preserve">T22</w:t>
-            </w:r>
-          </w:p>
-        </w:tc>
-        <w:tc>
-          <w:tcPr/>
-          <w:p>
-            <w:pPr>
-              <w:pStyle w:val="Compact"/>
-              <w:jc w:val="left"/>
-            </w:pPr>
-            <w:r>
-              <w:t xml:space="preserve">Retorno visual da conclusão: progresso antes e depois</w:t>
-            </w:r>
-          </w:p>
-        </w:tc>
-        <w:tc>
-          <w:tcPr/>
-          <w:p>
-            <w:pPr>
-              <w:pStyle w:val="Compact"/>
-              <w:jc w:val="left"/>
-            </w:pPr>
-            <w:r>
-              <w:t xml:space="preserve">RF15</w:t>
-            </w:r>
-          </w:p>
-        </w:tc>
-        <w:tc>
-          <w:tcPr/>
-          <w:p>
-            <w:pPr>
-              <w:pStyle w:val="Compact"/>
-              <w:jc w:val="left"/>
-            </w:pPr>
-            <w:r>
-              <w:t xml:space="preserve">Média</w:t>
-            </w:r>
-          </w:p>
-        </w:tc>
-        <w:tc>
-          <w:tcPr/>
-          <w:p>
-            <w:pPr>
-              <w:pStyle w:val="Compact"/>
-              <w:jc w:val="left"/>
-            </w:pPr>
-            <w:r>
-              <w:t xml:space="preserve">Andrey</w:t>
-            </w:r>
-          </w:p>
-        </w:tc>
-        <w:tc>
-          <w:tcPr/>
-          <w:p>
-            <w:pPr>
-              <w:pStyle w:val="Compact"/>
-              <w:jc w:val="left"/>
-            </w:pPr>
-            <w:r>
-              <w:t xml:space="preserve">A fazer</w:t>
-            </w:r>
-          </w:p>
-        </w:tc>
-      </w:tr>
-    </w:tbl>
-    <w:bookmarkEnd w:id="134"/>
-    <w:bookmarkStart w:id="135" w:name="interface-e-ajustes-visuais"/>
-    <w:p>
-      <w:pPr>
-        <w:pStyle w:val="Heading2"/>
-      </w:pPr>
-      <w:r>
-        <w:rPr>
-          <w:rStyle w:val="SectionNumber"/>
-        </w:rPr>
-        <w:t xml:space="preserve">19.5</w:t>
-      </w:r>
-      <w:r>
-        <w:tab/>
-      </w:r>
-      <w:r>
-        <w:t xml:space="preserve">Interface e ajustes visuais</w:t>
-      </w:r>
-    </w:p>
-    <w:tbl>
-      <w:tblPr>
-        <w:tblStyle w:val="Table"/>
-        <w:tblW w:type="pct" w:w="5000"/>
-        <w:tblLook w:firstRow="1" w:lastRow="0" w:firstColumn="0" w:lastColumn="0" w:noHBand="0" w:noVBand="0" w:val="0020"/>
-        <w:jc w:val="start"/>
-      </w:tblPr>
-      <w:tblGrid>
-        <w:gridCol w:w="523"/>
-        <w:gridCol w:w="2814"/>
-        <w:gridCol w:w="1047"/>
-        <w:gridCol w:w="1112"/>
-        <w:gridCol w:w="1374"/>
-        <w:gridCol w:w="1047"/>
-      </w:tblGrid>
-      <w:tr>
-        <w:trPr>
-          <w:tblHeader w:val="true"/>
-        </w:trPr>
-        <w:tc>
-          <w:tcPr>
-            <w:shd w:val="clear" w:color="auto" w:fill="E0F7FC"/>
-            <w:tcBorders>
-              <w:bottom w:val="single" w:sz="10" w:space="0" w:color="0891B2"/>
-            </w:tcBorders>
-          </w:tcPr>
-          <w:p>
-            <w:pPr>
-              <w:pStyle w:val="Compact"/>
-              <w:jc w:val="left"/>
-            </w:pPr>
-            <w:r>
-              <w:t xml:space="preserve">ID</w:t>
-            </w:r>
-          </w:p>
-        </w:tc>
-        <w:tc>
-          <w:tcPr>
-            <w:shd w:val="clear" w:color="auto" w:fill="E0F7FC"/>
-            <w:tcBorders>
-              <w:bottom w:val="single" w:sz="10" w:space="0" w:color="0891B2"/>
-            </w:tcBorders>
-          </w:tcPr>
-          <w:p>
-            <w:pPr>
-              <w:pStyle w:val="Compact"/>
-              <w:jc w:val="left"/>
-            </w:pPr>
-            <w:r>
-              <w:t xml:space="preserve">Tarefa</w:t>
-            </w:r>
-          </w:p>
-        </w:tc>
-        <w:tc>
-          <w:tcPr>
-            <w:shd w:val="clear" w:color="auto" w:fill="E0F7FC"/>
-            <w:tcBorders>
-              <w:bottom w:val="single" w:sz="10" w:space="0" w:color="0891B2"/>
-            </w:tcBorders>
-          </w:tcPr>
-          <w:p>
-            <w:pPr>
-              <w:pStyle w:val="Compact"/>
-              <w:jc w:val="left"/>
-            </w:pPr>
-            <w:r>
-              <w:t xml:space="preserve">Requisito</w:t>
-            </w:r>
-          </w:p>
-        </w:tc>
-        <w:tc>
-          <w:tcPr>
-            <w:shd w:val="clear" w:color="auto" w:fill="E0F7FC"/>
-            <w:tcBorders>
-              <w:bottom w:val="single" w:sz="10" w:space="0" w:color="0891B2"/>
-            </w:tcBorders>
-          </w:tcPr>
-          <w:p>
-            <w:pPr>
-              <w:pStyle w:val="Compact"/>
-              <w:jc w:val="left"/>
-            </w:pPr>
-            <w:r>
-              <w:t xml:space="preserve">Prioridade</w:t>
-            </w:r>
-          </w:p>
-        </w:tc>
-        <w:tc>
-          <w:tcPr>
-            <w:shd w:val="clear" w:color="auto" w:fill="E0F7FC"/>
-            <w:tcBorders>
-              <w:bottom w:val="single" w:sz="10" w:space="0" w:color="0891B2"/>
-            </w:tcBorders>
-          </w:tcPr>
-          <w:p>
-            <w:pPr>
-              <w:pStyle w:val="Compact"/>
-              <w:jc w:val="left"/>
-            </w:pPr>
-            <w:r>
-              <w:t xml:space="preserve">Responsável</w:t>
-            </w:r>
-          </w:p>
-        </w:tc>
-        <w:tc>
-          <w:tcPr>
-            <w:shd w:val="clear" w:color="auto" w:fill="E0F7FC"/>
-            <w:tcBorders>
-              <w:bottom w:val="single" w:sz="10" w:space="0" w:color="0891B2"/>
-            </w:tcBorders>
-          </w:tcPr>
-          <w:p>
-            <w:pPr>
-              <w:pStyle w:val="Compact"/>
-              <w:jc w:val="left"/>
-            </w:pPr>
-            <w:r>
-              <w:t xml:space="preserve">Status</w:t>
-            </w:r>
-          </w:p>
-        </w:tc>
-      </w:tr>
-      <w:tr>
-        <w:tc>
-          <w:tcPr/>
-          <w:p>
-            <w:pPr>
-              <w:pStyle w:val="Compact"/>
-              <w:jc w:val="left"/>
-            </w:pPr>
-            <w:r>
-              <w:t xml:space="preserve">T23</w:t>
-            </w:r>
-          </w:p>
-        </w:tc>
-        <w:tc>
-          <w:tcPr/>
-          <w:p>
-            <w:pPr>
-              <w:pStyle w:val="Compact"/>
-              <w:jc w:val="left"/>
-            </w:pPr>
-            <w:r>
-              <w:t xml:space="preserve">Tema claro e escuro</w:t>
-            </w:r>
-          </w:p>
-        </w:tc>
-        <w:tc>
-          <w:tcPr/>
-          <w:p>
-            <w:pPr>
-              <w:pStyle w:val="Compact"/>
-              <w:jc w:val="left"/>
-            </w:pPr>
-            <w:r>
-              <w:t xml:space="preserve">RF08</w:t>
-            </w:r>
-          </w:p>
-        </w:tc>
-        <w:tc>
-          <w:tcPr/>
-          <w:p>
-            <w:pPr>
-              <w:pStyle w:val="Compact"/>
-              <w:jc w:val="left"/>
-            </w:pPr>
-            <w:r>
-              <w:t xml:space="preserve">Baixa</w:t>
-            </w:r>
-          </w:p>
-        </w:tc>
-        <w:tc>
-          <w:tcPr/>
-          <w:p>
-            <w:pPr>
-              <w:pStyle w:val="Compact"/>
-              <w:jc w:val="left"/>
-            </w:pPr>
-            <w:r>
-              <w:t xml:space="preserve">Andrey</w:t>
-            </w:r>
-          </w:p>
-        </w:tc>
-        <w:tc>
-          <w:tcPr/>
-          <w:p>
-            <w:pPr>
-              <w:pStyle w:val="Compact"/>
-              <w:jc w:val="left"/>
-            </w:pPr>
-            <w:r>
-              <w:t xml:space="preserve">Concluída</w:t>
-            </w:r>
-          </w:p>
-        </w:tc>
-      </w:tr>
-      <w:tr>
-        <w:tc>
-          <w:tcPr/>
-          <w:p>
-            <w:pPr>
-              <w:pStyle w:val="Compact"/>
-              <w:jc w:val="left"/>
-            </w:pPr>
-            <w:r>
-              <w:t xml:space="preserve">T24</w:t>
-            </w:r>
-          </w:p>
-        </w:tc>
-        <w:tc>
-          <w:tcPr/>
-          <w:p>
-            <w:pPr>
-              <w:pStyle w:val="Compact"/>
-              <w:jc w:val="left"/>
-            </w:pPr>
-            <w:r>
-              <w:t xml:space="preserve">Aplicar a revisão visual: tipografia, cor da gamificação e layout de três colunas</w:t>
-            </w:r>
-          </w:p>
-        </w:tc>
-        <w:tc>
-          <w:tcPr/>
-          <w:p>
-            <w:pPr>
-              <w:pStyle w:val="Compact"/>
-              <w:jc w:val="left"/>
-            </w:pPr>
-            <w:r>
-              <w:t xml:space="preserve">RNF06</w:t>
-            </w:r>
-          </w:p>
-        </w:tc>
-        <w:tc>
-          <w:tcPr/>
-          <w:p>
-            <w:pPr>
-              <w:pStyle w:val="Compact"/>
-              <w:jc w:val="left"/>
-            </w:pPr>
-            <w:r>
-              <w:t xml:space="preserve">Média</w:t>
-            </w:r>
-          </w:p>
-        </w:tc>
-        <w:tc>
-          <w:tcPr/>
-          <w:p>
-            <w:pPr>
-              <w:pStyle w:val="Compact"/>
-              <w:jc w:val="left"/>
-            </w:pPr>
-            <w:r>
-              <w:t xml:space="preserve">Andrey</w:t>
-            </w:r>
-          </w:p>
-        </w:tc>
-        <w:tc>
-          <w:tcPr/>
-          <w:p>
-            <w:pPr>
-              <w:pStyle w:val="Compact"/>
-              <w:jc w:val="left"/>
-            </w:pPr>
-            <w:r>
-              <w:t xml:space="preserve">A fazer</w:t>
-            </w:r>
-          </w:p>
-        </w:tc>
-      </w:tr>
-    </w:tbl>
-    <w:bookmarkEnd w:id="135"/>
-    <w:bookmarkStart w:id="136" w:name="dependências-entre-tarefas"/>
+    <w:bookmarkEnd w:id="136"/>
+    <w:bookmarkStart w:id="137" w:name="dependências-entre-tarefas"/>
     <w:p>
       <w:pPr>
         <w:pStyle w:val="Heading2"/>
@@ -33662,11 +34091,19 @@
         <w:t xml:space="preserve">T06 → T07 → T13 → T12 → T18 → T21</w:t>
       </w:r>
       <w:r>
-        <w:t xml:space="preserve">. Qualquer atraso nessas seis tarefas empurra a data do MVP; as demais podem ser feitas em paralelo.</w:t>
-      </w:r>
-    </w:p>
-    <w:bookmarkEnd w:id="136"/>
-    <w:bookmarkStart w:id="137" w:name="divisão-do-trabalho"/>
+        <w:t xml:space="preserve">. Qualquer atraso nessas seis tarefas empurraria a data do MVP; as demais podiam ser feitas em paralelo.</w:t>
+      </w:r>
+    </w:p>
+    <w:p>
+      <w:pPr>
+        <w:pStyle w:val="BodyText"/>
+      </w:pPr>
+      <w:r>
+        <w:t xml:space="preserve">As seis foram executadas nessa ordem, e foi ela que ditou o ritmo: a disciplina precisou existir como entidade antes de o conteúdo poder pertencer a alguma, o conteúdo antes de a atividade poder se vincular, e o peso antes de haver o que somar. A migração dos dados já gravados entrou junto com a T13, porque é a mesma mudança de formato vista do outro lado — quem já usava o sistema tinha atividades com a disciplina escrita como texto, e elas precisavam encontrar um conteúdo para morar.</w:t>
+      </w:r>
+    </w:p>
+    <w:bookmarkEnd w:id="137"/>
+    <w:bookmarkStart w:id="138" w:name="divisão-do-trabalho"/>
     <w:p>
       <w:pPr>
         <w:pStyle w:val="Heading2"/>
@@ -33850,9 +34287,9 @@
         <w:br w:type="page"/>
       </w:r>
     </w:p>
-    <w:bookmarkEnd w:id="137"/>
     <w:bookmarkEnd w:id="138"/>
-    <w:bookmarkStart w:id="146" w:name="arquitetura-e-tecnologias"/>
+    <w:bookmarkEnd w:id="139"/>
+    <w:bookmarkStart w:id="147" w:name="arquitetura-e-tecnologias"/>
     <w:p>
       <w:pPr>
         <w:pStyle w:val="Heading1"/>
@@ -33887,18 +34324,18 @@
           <wp:inline>
             <wp:extent cx="5579999" cy="3531599"/>
             <wp:effectExtent b="0" l="0" r="0" t="0"/>
-            <wp:docPr descr="" title="" id="140" name="Picture"/>
+            <wp:docPr descr="" title="" id="141" name="Picture"/>
             <a:graphic>
               <a:graphicData uri="http://schemas.openxmlformats.org/drawingml/2006/picture">
                 <pic:pic>
                   <pic:nvPicPr>
-                    <pic:cNvPr descr="/home/claude/build-doc/img/docs_13-arquitetura_0.png" id="141" name="Picture"/>
+                    <pic:cNvPr descr="/home/claude/build-doc/img/docs_13-arquitetura_0.png" id="142" name="Picture"/>
                     <pic:cNvPicPr>
                       <a:picLocks noChangeArrowheads="1" noChangeAspect="1"/>
                     </pic:cNvPicPr>
                   </pic:nvPicPr>
                   <pic:blipFill>
-                    <a:blip r:embed="rId139"/>
+                    <a:blip r:embed="rId140"/>
                     <a:stretch>
                       <a:fillRect/>
                     </a:stretch>
@@ -33945,7 +34382,7 @@
         <w:t xml:space="preserve">O desenho tem três blocos e uma direção. À esquerda o estudante, no meio a aplicação, embaixo a persistência. À direita, fora da fronteira, os serviços que a aplicação consulta mas que não guardam nada do grupo. A caixa tracejada na base é o banco relacional já modelado na Entrega 2, previsto para a versão seguinte.</w:t>
       </w:r>
     </w:p>
-    <w:bookmarkStart w:id="142" w:name="camadas"/>
+    <w:bookmarkStart w:id="143" w:name="camadas"/>
     <w:p>
       <w:pPr>
         <w:pStyle w:val="Heading2"/>
@@ -34362,8 +34799,8 @@
         </w:tc>
       </w:tr>
     </w:tbl>
-    <w:bookmarkEnd w:id="142"/>
-    <w:bookmarkStart w:id="143" w:name="serviços-externos"/>
+    <w:bookmarkEnd w:id="143"/>
+    <w:bookmarkStart w:id="144" w:name="serviços-externos"/>
     <w:p>
       <w:pPr>
         <w:pStyle w:val="Heading2"/>
@@ -34643,8 +35080,8 @@
         <w:t xml:space="preserve">Nenhum deles recebe dado do grupo. A comunicação é de mão única: o sistema pede, o serviço responde. Isso é o que os torna atores secundários no diagrama de casos de uso e não participantes do domínio.</w:t>
       </w:r>
     </w:p>
-    <w:bookmarkEnd w:id="143"/>
-    <w:bookmarkStart w:id="144" w:name="onde-ficam-as-regras-de-negócio"/>
+    <w:bookmarkEnd w:id="144"/>
+    <w:bookmarkStart w:id="145" w:name="onde-ficam-as-regras-de-negócio"/>
     <w:p>
       <w:pPr>
         <w:pStyle w:val="Heading2"/>
@@ -34937,8 +35374,8 @@
         <w:t xml:space="preserve">Concentrar o cálculo fora da tela é o que permite que a mesma regra alimente o painel, a tela de disciplinas e o detalhe da atividade sem ser reescrita três vezes — e é o que torna a migração para banco real uma troca de camada, e não uma reescrita.</w:t>
       </w:r>
     </w:p>
-    <w:bookmarkEnd w:id="144"/>
-    <w:bookmarkStart w:id="145" w:name="o-caminho-até-o-banco-relacional"/>
+    <w:bookmarkEnd w:id="145"/>
+    <w:bookmarkStart w:id="146" w:name="o-caminho-até-o-banco-relacional"/>
     <w:p>
       <w:pPr>
         <w:pStyle w:val="Heading2"/>
@@ -35098,9 +35535,9 @@
         <w:br w:type="page"/>
       </w:r>
     </w:p>
-    <w:bookmarkEnd w:id="145"/>
     <w:bookmarkEnd w:id="146"/>
-    <w:bookmarkStart w:id="153" w:name="produto-mínimo-viável"/>
+    <w:bookmarkEnd w:id="147"/>
+    <w:bookmarkStart w:id="155" w:name="produto-mínimo-viável"/>
     <w:p>
       <w:pPr>
         <w:pStyle w:val="Heading1"/>
@@ -35118,7 +35555,7 @@
         <w:t xml:space="preserve">Produto Mínimo Viável</w:t>
       </w:r>
     </w:p>
-    <w:bookmarkStart w:id="147" w:name="o-critério-usado"/>
+    <w:bookmarkStart w:id="148" w:name="o-critério-usado"/>
     <w:p>
       <w:pPr>
         <w:pStyle w:val="Heading2"/>
@@ -35189,8 +35626,8 @@
         <w:t xml:space="preserve">entrou no MVP não entrou por ser menos importante, e sim por não ser necessário para o ciclo fechar. A ofensiva de dias consecutivos, por exemplo, só faz sentido depois de existirem várias conclusões ao longo do tempo: ela não tem o que medir numa primeira versão.</w:t>
       </w:r>
     </w:p>
-    <w:bookmarkEnd w:id="147"/>
-    <w:bookmarkStart w:id="148" w:name="classificação-dos-requisitos"/>
+    <w:bookmarkEnd w:id="148"/>
+    <w:bookmarkStart w:id="149" w:name="classificação-dos-requisitos"/>
     <w:p>
       <w:pPr>
         <w:pStyle w:val="Heading2"/>
@@ -36845,8 +37282,8 @@
         <w:t xml:space="preserve">15 requisitos no MVP, 7 desejáveis para a versão seguinte e 4 itens de escopo deixados para o futuro.</w:t>
       </w:r>
     </w:p>
-    <w:bookmarkEnd w:id="148"/>
-    <w:bookmarkStart w:id="151" w:name="o-fluxo-completo"/>
+    <w:bookmarkEnd w:id="149"/>
+    <w:bookmarkStart w:id="152" w:name="o-fluxo-completo"/>
     <w:p>
       <w:pPr>
         <w:pStyle w:val="Heading2"/>
@@ -36964,7 +37401,7 @@
         <w:t xml:space="preserve">                                            Experiência creditada ao responsável</w:t>
       </w:r>
     </w:p>
-    <w:bookmarkStart w:id="149" w:name="o-que-participa-de-cada-passo"/>
+    <w:bookmarkStart w:id="150" w:name="o-que-participa-de-cada-passo"/>
     <w:p>
       <w:pPr>
         <w:pStyle w:val="Heading3"/>
@@ -37561,8 +37998,8 @@
         </w:tc>
       </w:tr>
     </w:tbl>
-    <w:bookmarkEnd w:id="149"/>
-    <w:bookmarkStart w:id="150" w:name="por-que-esse-fluxo-e-não-outro"/>
+    <w:bookmarkEnd w:id="150"/>
+    <w:bookmarkStart w:id="151" w:name="por-que-esse-fluxo-e-não-outro"/>
     <w:p>
       <w:pPr>
         <w:pStyle w:val="Heading3"/>
@@ -37614,9 +38051,9 @@
         <w:t xml:space="preserve">O momento decisivo é a conclusão. Ali, uma ação isolada do estudante vira três coisas ao mesmo tempo: progresso no conteúdo, progresso na disciplina e experiência acumulada. É a única tela em que se vê, junto, o que o sistema faz com o que a pessoa fez.</w:t>
       </w:r>
     </w:p>
-    <w:bookmarkEnd w:id="150"/>
     <w:bookmarkEnd w:id="151"/>
-    <w:bookmarkStart w:id="152" w:name="X1740de27eaa3f76a2447056721db76bbdc2803b"/>
+    <w:bookmarkEnd w:id="152"/>
+    <w:bookmarkStart w:id="154" w:name="situação-da-construção"/>
     <w:p>
       <w:pPr>
         <w:pStyle w:val="Heading2"/>
@@ -37631,7 +38068,7 @@
         <w:tab/>
       </w:r>
       <w:r>
-        <w:t xml:space="preserve">O que falta construir para o MVP ficar pronto</w:t>
+        <w:t xml:space="preserve">Situação da construção</w:t>
       </w:r>
     </w:p>
     <w:p>
@@ -37639,7 +38076,7 @@
         <w:pStyle w:val="FirstParagraph"/>
       </w:pPr>
       <w:r>
-        <w:t xml:space="preserve">Das 24 tarefas do backlog, 10 estão concluídas. As 6 do caminho crítico são as que separam o estado atual do MVP:</w:t>
+        <w:t xml:space="preserve">Das 24 tarefas do backlog, 23 estão concluídas. As 6 do caminho crítico — as que separavam um gerenciador de tarefas de um sistema que mede aprendizagem — foram executadas:</w:t>
       </w:r>
     </w:p>
     <w:tbl>
@@ -37650,8 +38087,8 @@
         <w:jc w:val="start"/>
       </w:tblPr>
       <w:tblGrid>
-        <w:gridCol w:w="1254"/>
-        <w:gridCol w:w="6666"/>
+        <w:gridCol w:w="1122"/>
+        <w:gridCol w:w="6798"/>
       </w:tblGrid>
       <w:tr>
         <w:trPr>
@@ -37687,7 +38124,7 @@
               <w:jc w:val="left"/>
             </w:pPr>
             <w:r>
-              <w:t xml:space="preserve">O que falta</w:t>
+              <w:t xml:space="preserve">O que entrou</w:t>
             </w:r>
           </w:p>
         </w:tc>
@@ -37713,7 +38150,7 @@
               <w:jc w:val="left"/>
             </w:pPr>
             <w:r>
-              <w:t xml:space="preserve">Disciplina e conteúdo como cadastros próprios</w:t>
+              <w:t xml:space="preserve">Disciplina e conteúdo como cadastros próprios, com tela e formulário</w:t>
             </w:r>
           </w:p>
         </w:tc>
@@ -37739,7 +38176,7 @@
               <w:jc w:val="left"/>
             </w:pPr>
             <w:r>
-              <w:t xml:space="preserve">Vincular a atividade ao conteúdo no formulário</w:t>
+              <w:t xml:space="preserve">Vínculo obrigatório da atividade a um conteúdo (RN13)</w:t>
             </w:r>
           </w:p>
         </w:tc>
@@ -37765,33 +38202,33 @@
               <w:jc w:val="left"/>
             </w:pPr>
             <w:r>
-              <w:t xml:space="preserve">Campo peso, de 1 a 5</w:t>
-            </w:r>
-          </w:p>
-        </w:tc>
-      </w:tr>
-      <w:tr>
-        <w:tc>
-          <w:tcPr/>
-          <w:p>
-            <w:pPr>
-              <w:pStyle w:val="Compact"/>
-              <w:jc w:val="left"/>
-            </w:pPr>
-            <w:r>
-              <w:t xml:space="preserve">T18</w:t>
-            </w:r>
-          </w:p>
-        </w:tc>
-        <w:tc>
-          <w:tcPr/>
-          <w:p>
-            <w:pPr>
-              <w:pStyle w:val="Compact"/>
-              <w:jc w:val="left"/>
-            </w:pPr>
-            <w:r>
-              <w:t xml:space="preserve">Cálculo do progresso a partir do peso</w:t>
+              <w:t xml:space="preserve">Campo peso, escala de 1 a 5, padrão 1 (RN09)</w:t>
+            </w:r>
+          </w:p>
+        </w:tc>
+      </w:tr>
+      <w:tr>
+        <w:tc>
+          <w:tcPr/>
+          <w:p>
+            <w:pPr>
+              <w:pStyle w:val="Compact"/>
+              <w:jc w:val="left"/>
+            </w:pPr>
+            <w:r>
+              <w:t xml:space="preserve">T18, T19</w:t>
+            </w:r>
+          </w:p>
+        </w:tc>
+        <w:tc>
+          <w:tcPr/>
+          <w:p>
+            <w:pPr>
+              <w:pStyle w:val="Compact"/>
+              <w:jc w:val="left"/>
+            </w:pPr>
+            <w:r>
+              <w:t xml:space="preserve">Progresso por conteúdo e por disciplina, por razão de pesos somados (RN08, RN14)</w:t>
             </w:r>
           </w:p>
         </w:tc>
@@ -37817,7 +38254,22 @@
               <w:jc w:val="left"/>
             </w:pPr>
             <w:r>
-              <w:t xml:space="preserve">Crédito e estorno de experiência</w:t>
+              <w:t xml:space="preserve">Crédito e estorno de experiência,</w:t>
+            </w:r>
+            <w:r>
+              <w:t xml:space="preserve"> </w:t>
+            </w:r>
+            <w:r>
+              <w:rPr>
+                <w:rStyle w:val="VerbatimChar"/>
+              </w:rPr>
+              <w:t xml:space="preserve">peso × 10</w:t>
+            </w:r>
+            <w:r>
+              <w:t xml:space="preserve"> </w:t>
+            </w:r>
+            <w:r>
+              <w:t xml:space="preserve">(RN10)</w:t>
             </w:r>
           </w:p>
         </w:tc>
@@ -37828,7 +38280,112 @@
         <w:pStyle w:val="BodyText"/>
       </w:pPr>
       <w:r>
-        <w:t xml:space="preserve">Sem essas seis, o sistema continua sendo um gerenciador de tarefas em grupo. Com elas, passa a medir aprendizagem.</w:t>
+        <w:t xml:space="preserve">Das dezessete regras de negócio, quinze estão implementadas. As duas de fora são a</w:t>
+      </w:r>
+      <w:r>
+        <w:t xml:space="preserve"> </w:t>
+      </w:r>
+      <w:r>
+        <w:rPr>
+          <w:bCs/>
+          <w:b/>
+        </w:rPr>
+        <w:t xml:space="preserve">RN11</w:t>
+      </w:r>
+      <w:r>
+        <w:t xml:space="preserve"> </w:t>
+      </w:r>
+      <w:r>
+        <w:t xml:space="preserve">(ofensiva) e a</w:t>
+      </w:r>
+      <w:r>
+        <w:t xml:space="preserve"> </w:t>
+      </w:r>
+      <w:r>
+        <w:rPr>
+          <w:bCs/>
+          <w:b/>
+        </w:rPr>
+        <w:t xml:space="preserve">RN12</w:t>
+      </w:r>
+      <w:r>
+        <w:t xml:space="preserve"> </w:t>
+      </w:r>
+      <w:r>
+        <w:t xml:space="preserve">(conquistas), que pertencem a requisitos desejáveis e ficaram para a versão seguinte por decisão da equipe. Nenhuma das duas ficou bloqueada: a data de conclusão da atividade passou a ser gravada, e é dela que a ofensiva depende.</w:t>
+      </w:r>
+    </w:p>
+    <w:p>
+      <w:pPr>
+        <w:pStyle w:val="BodyText"/>
+      </w:pPr>
+      <w:r>
+        <w:t xml:space="preserve">Sobra a</w:t>
+      </w:r>
+      <w:r>
+        <w:t xml:space="preserve"> </w:t>
+      </w:r>
+      <w:r>
+        <w:rPr>
+          <w:bCs/>
+          <w:b/>
+        </w:rPr>
+        <w:t xml:space="preserve">T24</w:t>
+      </w:r>
+      <w:r>
+        <w:t xml:space="preserve">, parcial: a revisão visual está aplicada à tipografia, ao cartão de atividade, às situações como filtro, à casca de três colunas, ao calendário e às telas de disciplinas e membros. As telas de detalhe e de acesso continuam no desenho anterior.</w:t>
+      </w:r>
+    </w:p>
+    <w:bookmarkStart w:id="153" w:name="a-migração-dos-dados"/>
+    <w:p>
+      <w:pPr>
+        <w:pStyle w:val="Heading3"/>
+      </w:pPr>
+      <w:r>
+        <w:rPr>
+          <w:rStyle w:val="SectionNumber"/>
+        </w:rPr>
+        <w:t xml:space="preserve">21.4.1</w:t>
+      </w:r>
+      <w:r>
+        <w:tab/>
+      </w:r>
+      <w:r>
+        <w:t xml:space="preserve">A migração dos dados</w:t>
+      </w:r>
+    </w:p>
+    <w:p>
+      <w:pPr>
+        <w:pStyle w:val="FirstParagraph"/>
+      </w:pPr>
+      <w:r>
+        <w:t xml:space="preserve">A troca de formato não podia apagar o que quem já usava o sistema tinha feito. A atividade guardava a disciplina como texto livre; o modelo alvo exige a cadeia atividade → conteúdo → disciplina → grupo.</w:t>
+      </w:r>
+    </w:p>
+    <w:p>
+      <w:pPr>
+        <w:pStyle w:val="BodyText"/>
+      </w:pPr>
+      <w:r>
+        <w:t xml:space="preserve">A conversão cria uma disciplina para cada nome distinto que aparecia nas atividades, um conteúdo</w:t>
+      </w:r>
+      <w:r>
+        <w:t xml:space="preserve"> </w:t>
+      </w:r>
+      <w:r>
+        <w:t xml:space="preserve">“</w:t>
+      </w:r>
+      <w:r>
+        <w:t xml:space="preserve">Geral</w:t>
+      </w:r>
+      <w:r>
+        <w:t xml:space="preserve">”</w:t>
+      </w:r>
+      <w:r>
+        <w:t xml:space="preserve"> </w:t>
+      </w:r>
+      <w:r>
+        <w:t xml:space="preserve">dentro de cada uma para recebê-las, atribui peso 1 às que não tinham (RN09) e define o perfil dos membros (RN07). Roda uma vez só, controlada por um marcador de versão gravado junto com os dados.</w:t>
       </w:r>
     </w:p>
     <w:p>
@@ -37836,9 +38393,10 @@
         <w:br w:type="page"/>
       </w:r>
     </w:p>
-    <w:bookmarkEnd w:id="152"/>
     <w:bookmarkEnd w:id="153"/>
-    <w:bookmarkStart w:id="201" w:name="protótipos-e-mapa-de-navegação"/>
+    <w:bookmarkEnd w:id="154"/>
+    <w:bookmarkEnd w:id="155"/>
+    <w:bookmarkStart w:id="203" w:name="protótipos-e-mapa-de-navegação"/>
     <w:p>
       <w:pPr>
         <w:pStyle w:val="Heading1"/>
@@ -37872,7 +38430,7 @@
         <w:t xml:space="preserve">As oito telas abaixo são exatamente as necessárias para executar o fluxo completo do MVP. Nenhuma tela de funcionalidade desejável foi prototipada: o protótipo mostra a primeira versão, não o sistema inteiro.</w:t>
       </w:r>
     </w:p>
-    <w:bookmarkStart w:id="154" w:name="levantamento-das-telas"/>
+    <w:bookmarkStart w:id="156" w:name="levantamento-das-telas"/>
     <w:p>
       <w:pPr>
         <w:pStyle w:val="Heading2"/>
@@ -38377,8 +38935,8 @@
         </w:tc>
       </w:tr>
     </w:tbl>
-    <w:bookmarkEnd w:id="154"/>
-    <w:bookmarkStart w:id="158" w:name="mapa-de-navegação"/>
+    <w:bookmarkEnd w:id="156"/>
+    <w:bookmarkStart w:id="160" w:name="mapa-de-navegação"/>
     <w:p>
       <w:pPr>
         <w:pStyle w:val="Heading2"/>
@@ -38405,18 +38963,18 @@
           <wp:inline>
             <wp:extent cx="5579999" cy="2739599"/>
             <wp:effectExtent b="0" l="0" r="0" t="0"/>
-            <wp:docPr descr="" title="" id="156" name="Picture"/>
+            <wp:docPr descr="" title="" id="158" name="Picture"/>
             <a:graphic>
               <a:graphicData uri="http://schemas.openxmlformats.org/drawingml/2006/picture">
                 <pic:pic>
                   <pic:nvPicPr>
-                    <pic:cNvPr descr="/home/claude/build-doc/img/prototipos_01-telas-e-navegacao_0.png" id="157" name="Picture"/>
+                    <pic:cNvPr descr="/home/claude/build-doc/img/prototipos_01-telas-e-navegacao_0.png" id="159" name="Picture"/>
                     <pic:cNvPicPr>
                       <a:picLocks noChangeArrowheads="1" noChangeAspect="1"/>
                     </pic:cNvPicPr>
                   </pic:nvPicPr>
                   <pic:blipFill>
-                    <a:blip r:embed="rId155"/>
+                    <a:blip r:embed="rId157"/>
                     <a:stretch>
                       <a:fillRect/>
                     </a:stretch>
@@ -38471,8 +39029,8 @@
         <w:t xml:space="preserve">A linha violeta de volta ao Painel é o que fecha o ciclo do produto: concluir uma atividade altera o progresso que o Painel exibe. É por isso que ela existe no mapa, mesmo não sendo um clique do usuário.</w:t>
       </w:r>
     </w:p>
-    <w:bookmarkEnd w:id="158"/>
-    <w:bookmarkStart w:id="191" w:name="as-telas"/>
+    <w:bookmarkEnd w:id="160"/>
+    <w:bookmarkStart w:id="193" w:name="as-telas"/>
     <w:p>
       <w:pPr>
         <w:pStyle w:val="Heading2"/>
@@ -38510,7 +39068,7 @@
         <w:t xml:space="preserve">.</w:t>
       </w:r>
     </w:p>
-    <w:bookmarkStart w:id="162" w:name="acesso"/>
+    <w:bookmarkStart w:id="164" w:name="acesso"/>
     <w:p>
       <w:pPr>
         <w:pStyle w:val="Heading3"/>
@@ -38537,18 +39095,18 @@
           <wp:inline>
             <wp:extent cx="5579999" cy="3488399"/>
             <wp:effectExtent b="0" l="0" r="0" t="0"/>
-            <wp:docPr descr="" title="" id="160" name="Picture"/>
+            <wp:docPr descr="" title="" id="162" name="Picture"/>
             <a:graphic>
               <a:graphicData uri="http://schemas.openxmlformats.org/drawingml/2006/picture">
                 <pic:pic>
                   <pic:nvPicPr>
-                    <pic:cNvPr descr="/home/claude/build-doc/img/prototipos_01-telas-e-navegacao_1.png" id="161" name="Picture"/>
+                    <pic:cNvPr descr="/home/claude/build-doc/img/prototipos_01-telas-e-navegacao_1.png" id="163" name="Picture"/>
                     <pic:cNvPicPr>
                       <a:picLocks noChangeArrowheads="1" noChangeAspect="1"/>
                     </pic:cNvPicPr>
                   </pic:nvPicPr>
                   <pic:blipFill>
-                    <a:blip r:embed="rId159"/>
+                    <a:blip r:embed="rId161"/>
                     <a:stretch>
                       <a:fillRect/>
                     </a:stretch>
@@ -38595,8 +39153,8 @@
         <w:t xml:space="preserve">Grupos salvos neste dispositivo, criação de grupo novo e a carga de dados de exemplo. Não há senha: o acesso é a escolha do grupo.</w:t>
       </w:r>
     </w:p>
-    <w:bookmarkEnd w:id="162"/>
-    <w:bookmarkStart w:id="166" w:name="primeiro-acesso"/>
+    <w:bookmarkEnd w:id="164"/>
+    <w:bookmarkStart w:id="168" w:name="primeiro-acesso"/>
     <w:p>
       <w:pPr>
         <w:pStyle w:val="Heading3"/>
@@ -38623,18 +39181,18 @@
           <wp:inline>
             <wp:extent cx="5579999" cy="3488399"/>
             <wp:effectExtent b="0" l="0" r="0" t="0"/>
-            <wp:docPr descr="" title="" id="164" name="Picture"/>
+            <wp:docPr descr="" title="" id="166" name="Picture"/>
             <a:graphic>
               <a:graphicData uri="http://schemas.openxmlformats.org/drawingml/2006/picture">
                 <pic:pic>
                   <pic:nvPicPr>
-                    <pic:cNvPr descr="/home/claude/build-doc/img/prototipos_01-telas-e-navegacao_2.png" id="165" name="Picture"/>
+                    <pic:cNvPr descr="/home/claude/build-doc/img/prototipos_01-telas-e-navegacao_2.png" id="167" name="Picture"/>
                     <pic:cNvPicPr>
                       <a:picLocks noChangeArrowheads="1" noChangeAspect="1"/>
                     </pic:cNvPicPr>
                   </pic:nvPicPr>
                   <pic:blipFill>
-                    <a:blip r:embed="rId163"/>
+                    <a:blip r:embed="rId165"/>
                     <a:stretch>
                       <a:fillRect/>
                     </a:stretch>
@@ -38681,8 +39239,8 @@
         <w:t xml:space="preserve">Grupo recém-criado. Em vez de um painel zerado, a tela ensina a ordem: disciplina, depois conteúdo, depois atividade.</w:t>
       </w:r>
     </w:p>
-    <w:bookmarkEnd w:id="166"/>
-    <w:bookmarkStart w:id="170" w:name="painel"/>
+    <w:bookmarkEnd w:id="168"/>
+    <w:bookmarkStart w:id="172" w:name="painel"/>
     <w:p>
       <w:pPr>
         <w:pStyle w:val="Heading3"/>
@@ -38709,18 +39267,18 @@
           <wp:inline>
             <wp:extent cx="5579999" cy="3488399"/>
             <wp:effectExtent b="0" l="0" r="0" t="0"/>
-            <wp:docPr descr="" title="" id="168" name="Picture"/>
+            <wp:docPr descr="" title="" id="170" name="Picture"/>
             <a:graphic>
               <a:graphicData uri="http://schemas.openxmlformats.org/drawingml/2006/picture">
                 <pic:pic>
                   <pic:nvPicPr>
-                    <pic:cNvPr descr="/home/claude/build-doc/img/prototipos_01-telas-e-navegacao_3.png" id="169" name="Picture"/>
+                    <pic:cNvPr descr="/home/claude/build-doc/img/prototipos_01-telas-e-navegacao_3.png" id="171" name="Picture"/>
                     <pic:cNvPicPr>
                       <a:picLocks noChangeArrowheads="1" noChangeAspect="1"/>
                     </pic:cNvPicPr>
                   </pic:nvPicPr>
                   <pic:blipFill>
-                    <a:blip r:embed="rId167"/>
+                    <a:blip r:embed="rId169"/>
                     <a:stretch>
                       <a:fillRect/>
                     </a:stretch>
@@ -38767,8 +39325,8 @@
         <w:t xml:space="preserve">Progresso por disciplina no topo, as quatro situações como filtro e a lista já filtrada. À direita, o calendário com prazos, atrasos e feriados.</w:t>
       </w:r>
     </w:p>
-    <w:bookmarkEnd w:id="170"/>
-    <w:bookmarkStart w:id="174" w:name="disciplinas"/>
+    <w:bookmarkEnd w:id="172"/>
+    <w:bookmarkStart w:id="176" w:name="disciplinas"/>
     <w:p>
       <w:pPr>
         <w:pStyle w:val="Heading3"/>
@@ -38795,18 +39353,18 @@
           <wp:inline>
             <wp:extent cx="5579999" cy="3488399"/>
             <wp:effectExtent b="0" l="0" r="0" t="0"/>
-            <wp:docPr descr="" title="" id="172" name="Picture"/>
+            <wp:docPr descr="" title="" id="174" name="Picture"/>
             <a:graphic>
               <a:graphicData uri="http://schemas.openxmlformats.org/drawingml/2006/picture">
                 <pic:pic>
                   <pic:nvPicPr>
-                    <pic:cNvPr descr="/home/claude/build-doc/img/prototipos_01-telas-e-navegacao_4.png" id="173" name="Picture"/>
+                    <pic:cNvPr descr="/home/claude/build-doc/img/prototipos_01-telas-e-navegacao_4.png" id="175" name="Picture"/>
                     <pic:cNvPicPr>
                       <a:picLocks noChangeArrowheads="1" noChangeAspect="1"/>
                     </pic:cNvPicPr>
                   </pic:nvPicPr>
                   <pic:blipFill>
-                    <a:blip r:embed="rId171"/>
+                    <a:blip r:embed="rId173"/>
                     <a:stretch>
                       <a:fillRect/>
                     </a:stretch>
@@ -38853,8 +39411,8 @@
         <w:t xml:space="preserve">A disciplina abre e mostra o progresso de cada conteúdo. É onde se vê em que ponto da matéria o grupo está travado.</w:t>
       </w:r>
     </w:p>
-    <w:bookmarkEnd w:id="174"/>
-    <w:bookmarkStart w:id="178" w:name="nova-atividade"/>
+    <w:bookmarkEnd w:id="176"/>
+    <w:bookmarkStart w:id="180" w:name="nova-atividade"/>
     <w:p>
       <w:pPr>
         <w:pStyle w:val="Heading3"/>
@@ -38881,18 +39439,18 @@
           <wp:inline>
             <wp:extent cx="5579999" cy="3607199"/>
             <wp:effectExtent b="0" l="0" r="0" t="0"/>
-            <wp:docPr descr="" title="" id="176" name="Picture"/>
+            <wp:docPr descr="" title="" id="178" name="Picture"/>
             <a:graphic>
               <a:graphicData uri="http://schemas.openxmlformats.org/drawingml/2006/picture">
                 <pic:pic>
                   <pic:nvPicPr>
-                    <pic:cNvPr descr="/home/claude/build-doc/img/prototipos_01-telas-e-navegacao_5.png" id="177" name="Picture"/>
+                    <pic:cNvPr descr="/home/claude/build-doc/img/prototipos_01-telas-e-navegacao_5.png" id="179" name="Picture"/>
                     <pic:cNvPicPr>
                       <a:picLocks noChangeArrowheads="1" noChangeAspect="1"/>
                     </pic:cNvPicPr>
                   </pic:nvPicPr>
                   <pic:blipFill>
-                    <a:blip r:embed="rId175"/>
+                    <a:blip r:embed="rId177"/>
                     <a:stretch>
                       <a:fillRect/>
                     </a:stretch>
@@ -38939,8 +39497,8 @@
         <w:t xml:space="preserve">Erro de validação no título, escala de peso de 1 a 5 e aviso de prazo em véspera de feriado. À direita, onde a atividade se encaixa e quanto a barra vai andar.</w:t>
       </w:r>
     </w:p>
-    <w:bookmarkEnd w:id="178"/>
-    <w:bookmarkStart w:id="182" w:name="atividades-1"/>
+    <w:bookmarkEnd w:id="180"/>
+    <w:bookmarkStart w:id="184" w:name="atividades-1"/>
     <w:p>
       <w:pPr>
         <w:pStyle w:val="Heading3"/>
@@ -38967,18 +39525,18 @@
           <wp:inline>
             <wp:extent cx="5579999" cy="3488399"/>
             <wp:effectExtent b="0" l="0" r="0" t="0"/>
-            <wp:docPr descr="" title="" id="180" name="Picture"/>
+            <wp:docPr descr="" title="" id="182" name="Picture"/>
             <a:graphic>
               <a:graphicData uri="http://schemas.openxmlformats.org/drawingml/2006/picture">
                 <pic:pic>
                   <pic:nvPicPr>
-                    <pic:cNvPr descr="/home/claude/build-doc/img/prototipos_01-telas-e-navegacao_6.png" id="181" name="Picture"/>
+                    <pic:cNvPr descr="/home/claude/build-doc/img/prototipos_01-telas-e-navegacao_6.png" id="183" name="Picture"/>
                     <pic:cNvPicPr>
                       <a:picLocks noChangeArrowheads="1" noChangeAspect="1"/>
                     </pic:cNvPicPr>
                   </pic:nvPicPr>
                   <pic:blipFill>
-                    <a:blip r:embed="rId179"/>
+                    <a:blip r:embed="rId181"/>
                     <a:stretch>
                       <a:fillRect/>
                     </a:stretch>
@@ -39025,8 +39583,8 @@
         <w:t xml:space="preserve">Busca, filtro por situação e painel lateral de filtros. Embaixo, o resultado: quantas atividades e o peso somado.</w:t>
       </w:r>
     </w:p>
-    <w:bookmarkEnd w:id="182"/>
-    <w:bookmarkStart w:id="186" w:name="detalhe-e-conclusão"/>
+    <w:bookmarkEnd w:id="184"/>
+    <w:bookmarkStart w:id="188" w:name="detalhe-e-conclusão"/>
     <w:p>
       <w:pPr>
         <w:pStyle w:val="Heading3"/>
@@ -39053,18 +39611,18 @@
           <wp:inline>
             <wp:extent cx="5579999" cy="3488399"/>
             <wp:effectExtent b="0" l="0" r="0" t="0"/>
-            <wp:docPr descr="" title="" id="184" name="Picture"/>
+            <wp:docPr descr="" title="" id="186" name="Picture"/>
             <a:graphic>
               <a:graphicData uri="http://schemas.openxmlformats.org/drawingml/2006/picture">
                 <pic:pic>
                   <pic:nvPicPr>
-                    <pic:cNvPr descr="/home/claude/build-doc/img/prototipos_01-telas-e-navegacao_7.png" id="185" name="Picture"/>
+                    <pic:cNvPr descr="/home/claude/build-doc/img/prototipos_01-telas-e-navegacao_7.png" id="187" name="Picture"/>
                     <pic:cNvPicPr>
                       <a:picLocks noChangeArrowheads="1" noChangeAspect="1"/>
                     </pic:cNvPicPr>
                   </pic:nvPicPr>
                   <pic:blipFill>
-                    <a:blip r:embed="rId183"/>
+                    <a:blip r:embed="rId185"/>
                     <a:stretch>
                       <a:fillRect/>
                     </a:stretch>
@@ -39111,8 +39669,8 @@
         <w:t xml:space="preserve">O progresso antes e depois lado a lado, a experiência creditada e a conquista desbloqueada. É a tela onde executar uma atividade vira medida de aprendizagem.</w:t>
       </w:r>
     </w:p>
-    <w:bookmarkEnd w:id="186"/>
-    <w:bookmarkStart w:id="190" w:name="membros"/>
+    <w:bookmarkEnd w:id="188"/>
+    <w:bookmarkStart w:id="192" w:name="membros"/>
     <w:p>
       <w:pPr>
         <w:pStyle w:val="Heading3"/>
@@ -39139,18 +39697,18 @@
           <wp:inline>
             <wp:extent cx="5579999" cy="3488399"/>
             <wp:effectExtent b="0" l="0" r="0" t="0"/>
-            <wp:docPr descr="" title="" id="188" name="Picture"/>
+            <wp:docPr descr="" title="" id="190" name="Picture"/>
             <a:graphic>
               <a:graphicData uri="http://schemas.openxmlformats.org/drawingml/2006/picture">
                 <pic:pic>
                   <pic:nvPicPr>
-                    <pic:cNvPr descr="/home/claude/build-doc/img/prototipos_01-telas-e-navegacao_8.png" id="189" name="Picture"/>
+                    <pic:cNvPr descr="/home/claude/build-doc/img/prototipos_01-telas-e-navegacao_8.png" id="191" name="Picture"/>
                     <pic:cNvPicPr>
                       <a:picLocks noChangeArrowheads="1" noChangeAspect="1"/>
                     </pic:cNvPicPr>
                   </pic:nvPicPr>
                   <pic:blipFill>
-                    <a:blip r:embed="rId187"/>
+                    <a:blip r:embed="rId189"/>
                     <a:stretch>
                       <a:fillRect/>
                     </a:stretch>
@@ -39197,9 +39755,9 @@
         <w:t xml:space="preserve">Cartões dos integrantes com experiência e dias seguidos, e o cadastro com sorteio de avatar. À direita, o que cada perfil pode fazer.</w:t>
       </w:r>
     </w:p>
-    <w:bookmarkEnd w:id="190"/>
-    <w:bookmarkEnd w:id="191"/>
-    <w:bookmarkStart w:id="198" w:name="tema-claro-e-escuro"/>
+    <w:bookmarkEnd w:id="192"/>
+    <w:bookmarkEnd w:id="193"/>
+    <w:bookmarkStart w:id="200" w:name="tema-claro-e-escuro"/>
     <w:p>
       <w:pPr>
         <w:pStyle w:val="Heading2"/>
@@ -39234,18 +39792,18 @@
           <wp:inline>
             <wp:extent cx="5579999" cy="3488399"/>
             <wp:effectExtent b="0" l="0" r="0" t="0"/>
-            <wp:docPr descr="" title="" id="193" name="Picture"/>
+            <wp:docPr descr="" title="" id="195" name="Picture"/>
             <a:graphic>
               <a:graphicData uri="http://schemas.openxmlformats.org/drawingml/2006/picture">
                 <pic:pic>
                   <pic:nvPicPr>
-                    <pic:cNvPr descr="/home/claude/build-doc/img/prototipos_01-telas-e-navegacao_9.png" id="194" name="Picture"/>
+                    <pic:cNvPr descr="/home/claude/build-doc/img/prototipos_01-telas-e-navegacao_9.png" id="196" name="Picture"/>
                     <pic:cNvPicPr>
                       <a:picLocks noChangeArrowheads="1" noChangeAspect="1"/>
                     </pic:cNvPicPr>
                   </pic:nvPicPr>
                   <pic:blipFill>
-                    <a:blip r:embed="rId192"/>
+                    <a:blip r:embed="rId194"/>
                     <a:stretch>
                       <a:fillRect/>
                     </a:stretch>
@@ -39293,18 +39851,18 @@
           <wp:inline>
             <wp:extent cx="5579999" cy="3488399"/>
             <wp:effectExtent b="0" l="0" r="0" t="0"/>
-            <wp:docPr descr="" title="" id="196" name="Picture"/>
+            <wp:docPr descr="" title="" id="198" name="Picture"/>
             <a:graphic>
               <a:graphicData uri="http://schemas.openxmlformats.org/drawingml/2006/picture">
                 <pic:pic>
                   <pic:nvPicPr>
-                    <pic:cNvPr descr="/home/claude/build-doc/img/prototipos_01-telas-e-navegacao_10.png" id="197" name="Picture"/>
+                    <pic:cNvPr descr="/home/claude/build-doc/img/prototipos_01-telas-e-navegacao_10.png" id="199" name="Picture"/>
                     <pic:cNvPicPr>
                       <a:picLocks noChangeArrowheads="1" noChangeAspect="1"/>
                     </pic:cNvPicPr>
                   </pic:nvPicPr>
                   <pic:blipFill>
-                    <a:blip r:embed="rId195"/>
+                    <a:blip r:embed="rId197"/>
                     <a:stretch>
                       <a:fillRect/>
                     </a:stretch>
@@ -39464,8 +40022,8 @@
         <w:t xml:space="preserve">.</w:t>
       </w:r>
     </w:p>
-    <w:bookmarkEnd w:id="198"/>
-    <w:bookmarkStart w:id="199" w:name="protótipo-navegável"/>
+    <w:bookmarkEnd w:id="200"/>
+    <w:bookmarkStart w:id="201" w:name="protótipo-navegável"/>
     <w:p>
       <w:pPr>
         <w:pStyle w:val="Heading2"/>
@@ -39660,8 +40218,8 @@
         <w:t xml:space="preserve">, a coluna de navegação tem 232 pixels.</w:t>
       </w:r>
     </w:p>
-    <w:bookmarkEnd w:id="199"/>
-    <w:bookmarkStart w:id="200" w:name="Xc64a073f8691fa9f0b43b23928abc74568a92d4"/>
+    <w:bookmarkEnd w:id="201"/>
+    <w:bookmarkStart w:id="202" w:name="Xc64a073f8691fa9f0b43b23928abc74568a92d4"/>
     <w:p>
       <w:pPr>
         <w:pStyle w:val="Heading2"/>
@@ -40023,9 +40581,9 @@
         <w:br w:type="page"/>
       </w:r>
     </w:p>
-    <w:bookmarkEnd w:id="200"/>
-    <w:bookmarkEnd w:id="201"/>
-    <w:bookmarkStart w:id="209" w:name="anexo-a-identidade-visual-dos-diagramas"/>
+    <w:bookmarkEnd w:id="202"/>
+    <w:bookmarkEnd w:id="203"/>
+    <w:bookmarkStart w:id="211" w:name="anexo-a-identidade-visual-dos-diagramas"/>
     <w:p>
       <w:pPr>
         <w:pStyle w:val="Heading1"/>
@@ -40063,7 +40621,7 @@
         <w:t xml:space="preserve">. A intenção é que documento, modelos e telas sejam lidos como o mesmo produto, e não como artefatos produzidos em ferramentas diferentes.</w:t>
       </w:r>
     </w:p>
-    <w:bookmarkStart w:id="202" w:name="paleta"/>
+    <w:bookmarkStart w:id="204" w:name="paleta"/>
     <w:p>
       <w:pPr>
         <w:pStyle w:val="Heading2"/>
@@ -40449,8 +41007,8 @@
         <w:t xml:space="preserve">do arquivo de tema, escolhida por atravessar bem os três meios em que os diagramas serão vistos: o documento entregue, a impressão e a leitura no GitHub. Nenhuma cor foi inventada para os diagramas.</w:t>
       </w:r>
     </w:p>
-    <w:bookmarkEnd w:id="202"/>
-    <w:bookmarkStart w:id="203" w:name="tipografia"/>
+    <w:bookmarkEnd w:id="204"/>
+    <w:bookmarkStart w:id="205" w:name="tipografia"/>
     <w:p>
       <w:pPr>
         <w:pStyle w:val="Heading2"/>
@@ -40599,8 +41157,8 @@
         <w:t xml:space="preserve">Ambas são servidas pelo Google Fonts, que por isso conta como dependência externa da aplicação (Doc. 05 — Restrições). Não deixam de ser lidas quando o serviço está fora do ar: o navegador recai na fonte sem serifa do sistema, e só a tipografia muda.</w:t>
       </w:r>
     </w:p>
-    <w:bookmarkEnd w:id="203"/>
-    <w:bookmarkStart w:id="207" w:name="vocabulário-de-formas"/>
+    <w:bookmarkEnd w:id="205"/>
+    <w:bookmarkStart w:id="209" w:name="vocabulário-de-formas"/>
     <w:p>
       <w:pPr>
         <w:pStyle w:val="Heading2"/>
@@ -40627,18 +41185,18 @@
           <wp:inline>
             <wp:extent cx="5579999" cy="2930399"/>
             <wp:effectExtent b="0" l="0" r="0" t="0"/>
-            <wp:docPr descr="" title="" id="205" name="Picture"/>
+            <wp:docPr descr="" title="" id="207" name="Picture"/>
             <a:graphic>
               <a:graphicData uri="http://schemas.openxmlformats.org/drawingml/2006/picture">
                 <pic:pic>
                   <pic:nvPicPr>
-                    <pic:cNvPr descr="/home/claude/build-doc/img/diagramas_00-identidade-visual_0.png" id="206" name="Picture"/>
+                    <pic:cNvPr descr="/home/claude/build-doc/img/diagramas_00-identidade-visual_0.png" id="208" name="Picture"/>
                     <pic:cNvPicPr>
                       <a:picLocks noChangeArrowheads="1" noChangeAspect="1"/>
                     </pic:cNvPicPr>
                   </pic:nvPicPr>
                   <pic:blipFill>
-                    <a:blip r:embed="rId204"/>
+                    <a:blip r:embed="rId206"/>
                     <a:stretch>
                       <a:fillRect/>
                     </a:stretch>
@@ -40957,8 +41515,8 @@
         <w:t xml:space="preserve">. Serviço de software consumido pelo sistema aparece como círculo tracejado, com o estereótipo «sistema externo» escrito embaixo.</w:t>
       </w:r>
     </w:p>
-    <w:bookmarkEnd w:id="207"/>
-    <w:bookmarkStart w:id="208" w:name="como-os-diagramas-são-mantidos"/>
+    <w:bookmarkEnd w:id="209"/>
+    <w:bookmarkStart w:id="210" w:name="como-os-diagramas-são-mantidos"/>
     <w:p>
       <w:pPr>
         <w:pStyle w:val="Heading2"/>
@@ -41175,9 +41733,9 @@
         <w:br w:type="page"/>
       </w:r>
     </w:p>
-    <w:bookmarkEnd w:id="208"/>
-    <w:bookmarkEnd w:id="209"/>
-    <w:bookmarkStart w:id="210" w:name="Xaae677f58125398b286eaf90e87731cb9a04d2b"/>
+    <w:bookmarkEnd w:id="210"/>
+    <w:bookmarkEnd w:id="211"/>
+    <w:bookmarkStart w:id="212" w:name="Xaae677f58125398b286eaf90e87731cb9a04d2b"/>
     <w:p>
       <w:pPr>
         <w:pStyle w:val="Heading1"/>
@@ -47235,7 +47793,7 @@
         <w:t xml:space="preserve">-- WHERE prazo &lt; CURRENT_DATE AND status &lt;&gt; 'concluido';</w:t>
       </w:r>
     </w:p>
-    <w:bookmarkEnd w:id="210"/>
+    <w:bookmarkEnd w:id="212"/>
     <w:sectPr>
       <w:footerReference r:id="rId9" w:type="default"/>
       <w:titlePg/>
